--- a/submission/manuscript.docx
+++ b/submission/manuscript.docx
@@ -40,147 +40,85 @@
         <w:pStyle w:val="FirstParagraph"/>
       </w:pPr>
       <w:r>
-        <w:t xml:space="preserve">Reform efforts in statistics education have, for two decades, urged that</w:t>
-      </w:r>
-      <w:r>
-        <w:t xml:space="preserve"> </w:t>
-      </w:r>
-      <w:r>
-        <w:t xml:space="preserve">introductory instruction be reorganized around simulation-based reasoning, in</w:t>
-      </w:r>
-      <w:r>
-        <w:t xml:space="preserve"> </w:t>
-      </w:r>
-      <w:r>
-        <w:t xml:space="preserve">which students construct a sampling distribution empirically before they meet</w:t>
-      </w:r>
-      <w:r>
-        <w:t xml:space="preserve"> </w:t>
-      </w:r>
-      <w:r>
-        <w:t xml:space="preserve">it as a formula. The software that supports this approach, however, is</w:t>
-      </w:r>
-      <w:r>
-        <w:t xml:space="preserve"> </w:t>
-      </w:r>
-      <w:r>
-        <w:t xml:space="preserve">typically</w:t>
-      </w:r>
-      <w:r>
-        <w:t xml:space="preserve"> </w:t>
-      </w:r>
-      <w:r>
-        <w:rPr>
-          <w:i/>
-          <w:iCs/>
-        </w:rPr>
-        <w:t xml:space="preserve">siloed</w:t>
-      </w:r>
-      <w:r>
-        <w:t xml:space="preserve">: each applet or visualization addresses a single concept,</w:t>
-      </w:r>
-      <w:r>
-        <w:t xml:space="preserve"> </w:t>
-      </w:r>
-      <w:r>
-        <w:t xml:space="preserve">and its output cannot be passed to the next step of an analysis, so the</w:t>
-      </w:r>
-      <w:r>
-        <w:t xml:space="preserve"> </w:t>
-      </w:r>
-      <w:r>
-        <w:t xml:space="preserve">data-generating-process → sampling → estimation → inference → diagnostics</w:t>
-      </w:r>
-      <w:r>
-        <w:t xml:space="preserve"> </w:t>
-      </w:r>
-      <w:r>
-        <w:t xml:space="preserve">workflow that students must internalize is left implicit. This article</w:t>
-      </w:r>
-      <w:r>
-        <w:t xml:space="preserve"> </w:t>
-      </w:r>
-      <w:r>
-        <w:t xml:space="preserve">describes</w:t>
-      </w:r>
-      <w:r>
-        <w:t xml:space="preserve"> </w:t>
-      </w:r>
-      <w:r>
-        <w:rPr>
-          <w:b/>
-          <w:bCs/>
-        </w:rPr>
-        <w:t xml:space="preserve">Empiria</w:t>
-      </w:r>
-      <w:r>
-        <w:t xml:space="preserve">, an open-source, browser-based environment that makes</w:t>
-      </w:r>
-      <w:r>
-        <w:t xml:space="preserve"> </w:t>
-      </w:r>
-      <w:r>
-        <w:t xml:space="preserve">that workflow explicit by representing it as a composable dataflow graph:</w:t>
-      </w:r>
-      <w:r>
-        <w:t xml:space="preserve"> </w:t>
-      </w:r>
-      <w:r>
-        <w:t xml:space="preserve">students wire small modules together with cables and observe every</w:t>
-      </w:r>
-      <w:r>
-        <w:t xml:space="preserve"> </w:t>
-      </w:r>
-      <w:r>
-        <w:t xml:space="preserve">intermediate quantity update in real time. Empiria runs with no installation</w:t>
-      </w:r>
-      <w:r>
-        <w:t xml:space="preserve"> </w:t>
-      </w:r>
-      <w:r>
-        <w:t xml:space="preserve">on any modern device, ships sixteen guided lessons and a four-step tour, and</w:t>
-      </w:r>
-      <w:r>
-        <w:t xml:space="preserve"> </w:t>
-      </w:r>
-      <w:r>
-        <w:t xml:space="preserve">exports figures, data (CSV), and fully reproducible patches (as files or</w:t>
-      </w:r>
-      <w:r>
-        <w:t xml:space="preserve"> </w:t>
-      </w:r>
-      <w:r>
-        <w:t xml:space="preserve">shareable links). Its numerical routines use exact recipes rather than</w:t>
-      </w:r>
-      <w:r>
-        <w:t xml:space="preserve"> </w:t>
-      </w:r>
-      <w:r>
-        <w:t xml:space="preserve">normal-theory approximations and are verified against R to machine precision by</w:t>
-      </w:r>
-      <w:r>
-        <w:t xml:space="preserve"> </w:t>
-      </w:r>
-      <w:r>
-        <w:t xml:space="preserve">an automated test suite, so the tool is auditable as well as legible. We</w:t>
-      </w:r>
-      <w:r>
-        <w:t xml:space="preserve"> </w:t>
-      </w:r>
-      <w:r>
-        <w:t xml:space="preserve">describe the design, the module library, the pedagogical rationale, and the</w:t>
-      </w:r>
-      <w:r>
-        <w:t xml:space="preserve"> </w:t>
-      </w:r>
-      <w:r>
-        <w:t xml:space="preserve">verification methodology, and we outline a planned classroom evaluation.</w:t>
-      </w:r>
-      <w:r>
-        <w:t xml:space="preserve"> </w:t>
-      </w:r>
-      <w:r>
-        <w:t xml:space="preserve">Empiria is released under GPL-3.0 and is available at</w:t>
+        <w:t xml:space="preserve">Simulation-based reasoning—building a sampling distribution empirically before</w:t>
+      </w:r>
+      <w:r>
+        <w:t xml:space="preserve"> </w:t>
+      </w:r>
+      <w:r>
+        <w:t xml:space="preserve">meeting it as a formula—is now central to statistics teaching, but the</w:t>
+      </w:r>
+      <w:r>
+        <w:t xml:space="preserve"> </w:t>
+      </w:r>
+      <w:r>
+        <w:t xml:space="preserve">supporting software is typically siloed: each applet addresses one concept and</w:t>
+      </w:r>
+      <w:r>
+        <w:t xml:space="preserve"> </w:t>
+      </w:r>
+      <w:r>
+        <w:t xml:space="preserve">its output cannot feed the next step, so the workflow students must internalize</w:t>
+      </w:r>
+      <w:r>
+        <w:t xml:space="preserve"> </w:t>
+      </w:r>
+      <w:r>
+        <w:t xml:space="preserve">stays implicit. This article describes Empiria, a free, open-source,</w:t>
+      </w:r>
+      <w:r>
+        <w:t xml:space="preserve"> </w:t>
+      </w:r>
+      <w:r>
+        <w:t xml:space="preserve">browser-based environment that makes that workflow explicit by representing it</w:t>
+      </w:r>
+      <w:r>
+        <w:t xml:space="preserve"> </w:t>
+      </w:r>
+      <w:r>
+        <w:t xml:space="preserve">as a composable dataflow graph: students wire small modules together with</w:t>
+      </w:r>
+      <w:r>
+        <w:t xml:space="preserve"> </w:t>
+      </w:r>
+      <w:r>
+        <w:t xml:space="preserve">cables and watch every intermediate quantity update in real time—optionally</w:t>
+      </w:r>
+      <w:r>
+        <w:t xml:space="preserve"> </w:t>
+      </w:r>
+      <w:r>
+        <w:t xml:space="preserve">beside the live mathematical formula each node computes. Empiria runs</w:t>
+      </w:r>
+      <w:r>
+        <w:t xml:space="preserve"> </w:t>
+      </w:r>
+      <w:r>
+        <w:t xml:space="preserve">with no installation on any modern device, ships sixteen guided lessons and a</w:t>
+      </w:r>
+      <w:r>
+        <w:t xml:space="preserve"> </w:t>
+      </w:r>
+      <w:r>
+        <w:t xml:space="preserve">short tour, and exports figures, data, and fully reproducible patches. Its</w:t>
+      </w:r>
+      <w:r>
+        <w:t xml:space="preserve"> </w:t>
+      </w:r>
+      <w:r>
+        <w:t xml:space="preserve">closed-form routines are verified against R to machine precision and its</w:t>
+      </w:r>
+      <w:r>
+        <w:t xml:space="preserve"> </w:t>
+      </w:r>
+      <w:r>
+        <w:t xml:space="preserve">randomised procedures against published reference values, so the tool is</w:t>
+      </w:r>
+      <w:r>
+        <w:t xml:space="preserve"> </w:t>
+      </w:r>
+      <w:r>
+        <w:t xml:space="preserve">auditable as well as legible. It is available at</w:t>
       </w:r>
       <w:r>
         <w:t xml:space="preserve"> </w:t>
@@ -212,13 +150,19 @@
         <w:t xml:space="preserve"> </w:t>
       </w:r>
       <w:r>
-        <w:t xml:space="preserve">simulation-based inference; statistics education; sampling</w:t>
-      </w:r>
-      <w:r>
-        <w:t xml:space="preserve"> </w:t>
-      </w:r>
-      <w:r>
-        <w:t xml:space="preserve">distributions; bootstrap; reproducibility; educational technology; dataflow</w:t>
+        <w:t xml:space="preserve">Teaching Statistics; simulation-based inference; statistics</w:t>
+      </w:r>
+      <w:r>
+        <w:t xml:space="preserve"> </w:t>
+      </w:r>
+      <w:r>
+        <w:t xml:space="preserve">education; sampling distributions; bootstrap; reproducibility; educational</w:t>
+      </w:r>
+      <w:r>
+        <w:t xml:space="preserve"> </w:t>
+      </w:r>
+      <w:r>
+        <w:t xml:space="preserve">technology; dataflow</w:t>
       </w:r>
     </w:p>
     <w:bookmarkEnd w:id="10"/>
@@ -266,13 +210,19 @@
         <w:t xml:space="preserve"> </w:t>
       </w:r>
       <w:r>
-        <w:t xml:space="preserve">is named; the simulation-based-inference movement subsequently demonstrated</w:t>
-      </w:r>
-      <w:r>
-        <w:t xml:space="preserve"> </w:t>
-      </w:r>
-      <w:r>
-        <w:t xml:space="preserve">measurable gains in students’ reasoning about</w:t>
+        <w:t xml:space="preserve">is named; the simulation-based-inference movement subsequently built curricula</w:t>
+      </w:r>
+      <w:r>
+        <w:t xml:space="preserve"> </w:t>
+      </w:r>
+      <w:r>
+        <w:t xml:space="preserve">around that idea (Rossman &amp; Chance, 2014) and reported measurable gains in</w:t>
+      </w:r>
+      <w:r>
+        <w:t xml:space="preserve"> </w:t>
+      </w:r>
+      <w:r>
+        <w:t xml:space="preserve">students’ reasoning about</w:t>
       </w:r>
       <w:r>
         <w:t xml:space="preserve"> </w:t>
@@ -285,13 +235,13 @@
         <w:t xml:space="preserve">p</w:t>
       </w:r>
       <w:r>
-        <w:t xml:space="preserve">-values and confidence</w:t>
-      </w:r>
-      <w:r>
-        <w:t xml:space="preserve"> </w:t>
-      </w:r>
-      <w:r>
-        <w:t xml:space="preserve">intervals (Tintle et al., 2015), and the GAISE College Report codified the</w:t>
+        <w:t xml:space="preserve">-values and confidence intervals (Tintle et al.,</w:t>
+      </w:r>
+      <w:r>
+        <w:t xml:space="preserve"> </w:t>
+      </w:r>
+      <w:r>
+        <w:t xml:space="preserve">2015), and the GAISE College Report codified the</w:t>
       </w:r>
       <w:r>
         <w:t xml:space="preserve"> </w:t>
@@ -303,13 +253,7 @@
         <w:t xml:space="preserve"> </w:t>
       </w:r>
       <w:r>
-        <w:t xml:space="preserve">technology, and emphasize statistical thinking (American Statistical</w:t>
-      </w:r>
-      <w:r>
-        <w:t xml:space="preserve"> </w:t>
-      </w:r>
-      <w:r>
-        <w:t xml:space="preserve">Association, 2016). A sustained research literature documents</w:t>
+        <w:t xml:space="preserve">technology, and emphasize statistical thinking (American Statistical Association, 2016). A sustained research literature documents</w:t>
       </w:r>
       <w:r>
         <w:t xml:space="preserve"> </w:t>
@@ -343,13 +287,7 @@
         <w:t xml:space="preserve"> </w:t>
       </w:r>
       <w:r>
-        <w:t xml:space="preserve">manipulating parameters and observing the consequences in real time (Chance et</w:t>
-      </w:r>
-      <w:r>
-        <w:t xml:space="preserve"> </w:t>
-      </w:r>
-      <w:r>
-        <w:t xml:space="preserve">al., 2004; delMas et al., 2007; Garfield &amp; Ben-Zvi, 2009).</w:t>
+        <w:t xml:space="preserve">manipulating parameters and observing the consequences in real time (Chance et al., 2004; delMas et al., 2007; Garfield &amp; Ben-Zvi, 2009).</w:t>
       </w:r>
     </w:p>
     <w:p>
@@ -379,13 +317,7 @@
         <w:t xml:space="preserve"> </w:t>
       </w:r>
       <w:r>
-        <w:t xml:space="preserve">Sampling-distribution visualizers address sampling variability (Chance et al.,</w:t>
-      </w:r>
-      <w:r>
-        <w:t xml:space="preserve"> </w:t>
-      </w:r>
-      <w:r>
-        <w:t xml:space="preserve">2004; delMas et al., 2007); TinkerPlots supports school-level exploratory</w:t>
+        <w:t xml:space="preserve">Sampling-distribution visualizers address sampling variability (Chance et al., 2004; delMas et al., 2007); TinkerPlots supports school-level exploratory</w:t>
       </w:r>
       <w:r>
         <w:t xml:space="preserve"> </w:t>
@@ -403,13 +335,19 @@
         <w:t xml:space="preserve"> </w:t>
       </w:r>
       <w:r>
-        <w:t xml:space="preserve">environment (Wilensky, 1999); and a large number of single-purpose applets</w:t>
-      </w:r>
-      <w:r>
-        <w:t xml:space="preserve"> </w:t>
-      </w:r>
-      <w:r>
-        <w:t xml:space="preserve">(for example, the</w:t>
+        <w:t xml:space="preserve">environment (Wilensky, 1999); StatKey supports a full simulation-based-inference</w:t>
+      </w:r>
+      <w:r>
+        <w:t xml:space="preserve"> </w:t>
+      </w:r>
+      <w:r>
+        <w:t xml:space="preserve">curriculum in the browser (Lock et al., 2021); and a large number of</w:t>
+      </w:r>
+      <w:r>
+        <w:t xml:space="preserve"> </w:t>
+      </w:r>
+      <w:r>
+        <w:t xml:space="preserve">single-purpose applets (for example, the</w:t>
       </w:r>
       <w:r>
         <w:t xml:space="preserve"> </w:t>
@@ -425,7 +363,7 @@
         <w:t xml:space="preserve"> </w:t>
       </w:r>
       <w:r>
-        <w:t xml:space="preserve">applet collection and</w:t>
+        <w:t xml:space="preserve">collection and</w:t>
       </w:r>
       <w:r>
         <w:t xml:space="preserve"> </w:t>
@@ -438,13 +376,13 @@
         <w:t xml:space="preserve">Seeing Theory</w:t>
       </w:r>
       <w:r>
-        <w:t xml:space="preserve">) and</w:t>
-      </w:r>
-      <w:r>
-        <w:t xml:space="preserve"> </w:t>
-      </w:r>
-      <w:r>
-        <w:t xml:space="preserve">instructor-built R Shiny dashboards address specific techniques. Each of these</w:t>
+        <w:t xml:space="preserve">) and instructor-built R Shiny dashboards address specific</w:t>
+      </w:r>
+      <w:r>
+        <w:t xml:space="preserve"> </w:t>
+      </w:r>
+      <w:r>
+        <w:t xml:space="preserve">techniques. Each of these</w:t>
       </w:r>
       <w:r>
         <w:t xml:space="preserve"> </w:t>
@@ -602,19 +540,31 @@
         <w:t xml:space="preserve"> </w:t>
       </w:r>
       <w:r>
+        <w:t xml:space="preserve">live mathematical-notation view that renders each module’s formula with the</w:t>
+      </w:r>
+      <w:r>
+        <w:t xml:space="preserve"> </w:t>
+      </w:r>
+      <w:r>
+        <w:t xml:space="preserve">current values substituted, tying symbolic form to direct manipulation; (3) a</w:t>
+      </w:r>
+      <w:r>
+        <w:t xml:space="preserve"> </w:t>
+      </w:r>
+      <w:r>
         <w:t xml:space="preserve">zero-installation, cross-device implementation with sixteen ready-made lessons</w:t>
       </w:r>
       <w:r>
         <w:t xml:space="preserve"> </w:t>
       </w:r>
       <w:r>
-        <w:t xml:space="preserve">and a guided tour; and (3) a verification methodology—exact numerical recipes,</w:t>
-      </w:r>
-      <w:r>
-        <w:t xml:space="preserve"> </w:t>
-      </w:r>
-      <w:r>
-        <w:t xml:space="preserve">deterministic seeding, and an automated test suite checked against R—that makes</w:t>
+        <w:t xml:space="preserve">and a guided tour; and (4) a verification methodology (exact numerical recipes,</w:t>
+      </w:r>
+      <w:r>
+        <w:t xml:space="preserve"> </w:t>
+      </w:r>
+      <w:r>
+        <w:t xml:space="preserve">deterministic seeding, and an automated test suite checked against R) that makes</w:t>
       </w:r>
       <w:r>
         <w:t xml:space="preserve"> </w:t>
@@ -644,19 +594,19 @@
         <w:t xml:space="preserve"> </w:t>
       </w:r>
       <w:r>
-        <w:t xml:space="preserve">in the statistics-education literature (Chance et al., 2004; delMas et al.,</w:t>
-      </w:r>
-      <w:r>
-        <w:t xml:space="preserve"> </w:t>
-      </w:r>
-      <w:r>
-        <w:t xml:space="preserve">2007), TinkerPlots (Konold &amp; Lehrer, 2008), CODAP (Finzer, 2013), NetLogo</w:t>
-      </w:r>
-      <w:r>
-        <w:t xml:space="preserve"> </w:t>
-      </w:r>
-      <w:r>
-        <w:t xml:space="preserve">(Wilensky, 1999), the</w:t>
+        <w:t xml:space="preserve">in the statistics-education literature (Chance et al., 2004; delMas et al., 2007), TinkerPlots (Konold &amp; Lehrer, 2008), CODAP (Finzer, 2013), NetLogo</w:t>
+      </w:r>
+      <w:r>
+        <w:t xml:space="preserve"> </w:t>
+      </w:r>
+      <w:r>
+        <w:t xml:space="preserve">(Wilensky, 1999), the StatKey tools that accompany a simulation-based-inference</w:t>
+      </w:r>
+      <w:r>
+        <w:t xml:space="preserve"> </w:t>
+      </w:r>
+      <w:r>
+        <w:t xml:space="preserve">curriculum (Lock et al., 2021), the</w:t>
       </w:r>
       <w:r>
         <w:t xml:space="preserve"> </w:t>
@@ -688,13 +638,13 @@
         <w:t xml:space="preserve"> </w:t>
       </w:r>
       <w:r>
-        <w:t xml:space="preserve">applet collections,</w:t>
-      </w:r>
-      <w:r>
-        <w:t xml:space="preserve"> </w:t>
-      </w:r>
-      <w:r>
-        <w:t xml:space="preserve">and the many instructor-authored R Shiny applications. These tools established</w:t>
+        <w:t xml:space="preserve">applet</w:t>
+      </w:r>
+      <w:r>
+        <w:t xml:space="preserve"> </w:t>
+      </w:r>
+      <w:r>
+        <w:t xml:space="preserve">collections, and the many instructor-authored R Shiny applications. These tools established</w:t>
       </w:r>
       <w:r>
         <w:t xml:space="preserve"> </w:t>
@@ -730,25 +680,37 @@
         <w:t xml:space="preserve"> </w:t>
       </w:r>
       <w:r>
-        <w:t xml:space="preserve">rather than a single-purpose application:</w:t>
-      </w:r>
-      <w:r>
-        <w:t xml:space="preserve"> </w:t>
-      </w:r>
-      <w:r>
-        <w:t xml:space="preserve">the output of any module is a signal that can be routed into any other, so a</w:t>
-      </w:r>
-      <w:r>
-        <w:t xml:space="preserve"> </w:t>
-      </w:r>
-      <w:r>
-        <w:t xml:space="preserve">parametric sampler can feed a sampling-window estimator, which can feed a</w:t>
-      </w:r>
-      <w:r>
-        <w:t xml:space="preserve"> </w:t>
-      </w:r>
-      <w:r>
-        <w:t xml:space="preserve">hypothesis test or a bootstrap, with no copy-paste or context switch. Second,</w:t>
+        <w:t xml:space="preserve">rather than a single-purpose application.</w:t>
+      </w:r>
+      <w:r>
+        <w:t xml:space="preserve"> </w:t>
+      </w:r>
+      <w:r>
+        <w:t xml:space="preserve">Even free, browser-based simulation tools such as StatKey present one analysis</w:t>
+      </w:r>
+      <w:r>
+        <w:t xml:space="preserve"> </w:t>
+      </w:r>
+      <w:r>
+        <w:t xml:space="preserve">per screen; in Empiria the output of any module is a signal that can be routed</w:t>
+      </w:r>
+      <w:r>
+        <w:t xml:space="preserve"> </w:t>
+      </w:r>
+      <w:r>
+        <w:t xml:space="preserve">into any other, so a parametric sampler can feed a sampling-window estimator,</w:t>
+      </w:r>
+      <w:r>
+        <w:t xml:space="preserve"> </w:t>
+      </w:r>
+      <w:r>
+        <w:t xml:space="preserve">which can feed a hypothesis test or a bootstrap, with no copy-paste or context</w:t>
+      </w:r>
+      <w:r>
+        <w:t xml:space="preserve"> </w:t>
+      </w:r>
+      <w:r>
+        <w:t xml:space="preserve">switch. Second,</w:t>
       </w:r>
       <w:r>
         <w:t xml:space="preserve"> </w:t>
@@ -812,7 +774,7 @@
       </w:r>
     </w:p>
     <w:bookmarkEnd w:id="12"/>
-    <w:bookmarkStart w:id="16" w:name="design"/>
+    <w:bookmarkStart w:id="20" w:name="design"/>
     <w:p>
       <w:pPr>
         <w:pStyle w:val="Heading1"/>
@@ -821,7 +783,7 @@
         <w:t xml:space="preserve">Design</w:t>
       </w:r>
     </w:p>
-    <w:bookmarkStart w:id="13" w:name="the-dataflow-canvas"/>
+    <w:bookmarkStart w:id="16" w:name="the-dataflow-canvas"/>
     <w:p>
       <w:pPr>
         <w:pStyle w:val="Heading2"/>
@@ -900,19 +862,19 @@
         <w:t xml:space="preserve"> </w:t>
       </w:r>
       <w:r>
-        <w:t xml:space="preserve">computes. The result is that a complete analysis is laid out left to right as a</w:t>
-      </w:r>
-      <w:r>
-        <w:t xml:space="preserve"> </w:t>
-      </w:r>
-      <w:r>
-        <w:t xml:space="preserve">visible chain—source → transform → statistic → display—and every intermediate</w:t>
-      </w:r>
-      <w:r>
-        <w:t xml:space="preserve"> </w:t>
-      </w:r>
-      <w:r>
-        <w:t xml:space="preserve">value is observable as it changes. This interaction model is a deliberate</w:t>
+        <w:t xml:space="preserve">computes. A complete analysis is thus laid out left to right as a visible chain</w:t>
+      </w:r>
+      <w:r>
+        <w:t xml:space="preserve"> </w:t>
+      </w:r>
+      <w:r>
+        <w:t xml:space="preserve">(source → transform → statistic → display), and every intermediate value is</w:t>
+      </w:r>
+      <w:r>
+        <w:t xml:space="preserve"> </w:t>
+      </w:r>
+      <w:r>
+        <w:t xml:space="preserve">observable as it changes (Figure 1). This interaction model is a deliberate</w:t>
       </w:r>
       <w:r>
         <w:t xml:space="preserve"> </w:t>
@@ -954,6 +916,103 @@
         <w:pStyle w:val="BodyText"/>
       </w:pPr>
       <w:r>
+        <w:drawing>
+          <wp:inline>
+            <wp:extent cx="5334000" cy="3294529"/>
+            <wp:effectExtent b="0" l="0" r="0" t="0"/>
+            <wp:docPr descr="Two-sample comparison assembled on the Empiria canvas" title="" id="14" name="Picture"/>
+            <a:graphic>
+              <a:graphicData uri="http://schemas.openxmlformats.org/drawingml/2006/picture">
+                <pic:pic>
+                  <pic:nvPicPr>
+                    <pic:cNvPr descr="submission/figures/twogroups.png" id="15" name="Picture"/>
+                    <pic:cNvPicPr>
+                      <a:picLocks noChangeArrowheads="1" noChangeAspect="1"/>
+                    </pic:cNvPicPr>
+                  </pic:nvPicPr>
+                  <pic:blipFill>
+                    <a:blip r:embed="rId13"/>
+                    <a:stretch>
+                      <a:fillRect/>
+                    </a:stretch>
+                  </pic:blipFill>
+                  <pic:spPr bwMode="auto">
+                    <a:xfrm>
+                      <a:off x="0" y="0"/>
+                      <a:ext cx="5334000" cy="3294529"/>
+                    </a:xfrm>
+                    <a:prstGeom prst="rect">
+                      <a:avLst/>
+                    </a:prstGeom>
+                    <a:noFill/>
+                    <a:ln w="9525">
+                      <a:noFill/>
+                      <a:headEnd/>
+                      <a:tailEnd/>
+                    </a:ln>
+                  </pic:spPr>
+                </pic:pic>
+              </a:graphicData>
+            </a:graphic>
+          </wp:inline>
+        </w:drawing>
+      </w:r>
+    </w:p>
+    <w:p>
+      <w:pPr>
+        <w:pStyle w:val="BodyText"/>
+      </w:pPr>
+      <w:r>
+        <w:rPr>
+          <w:b/>
+          <w:bCs/>
+        </w:rPr>
+        <w:t xml:space="preserve">Figure 1.</w:t>
+      </w:r>
+      <w:r>
+        <w:t xml:space="preserve"> </w:t>
+      </w:r>
+      <w:r>
+        <w:t xml:space="preserve">A two-sample comparison assembled on the Empiria canvas. Two independent samplers—each drawing from its own population and showing a live histogram—feed a single test node that overlays the</w:t>
+      </w:r>
+      <w:r>
+        <w:t xml:space="preserve"> </w:t>
+      </w:r>
+      <w:r>
+        <w:rPr>
+          <w:i/>
+          <w:iCs/>
+        </w:rPr>
+        <w:t xml:space="preserve">t</w:t>
+      </w:r>
+      <w:r>
+        <w:t xml:space="preserve"> </w:t>
+      </w:r>
+      <w:r>
+        <w:t xml:space="preserve">reference distribution and reports the statistic and decision. The analysis is</w:t>
+      </w:r>
+      <w:r>
+        <w:t xml:space="preserve"> </w:t>
+      </w:r>
+      <w:r>
+        <w:rPr>
+          <w:i/>
+          <w:iCs/>
+        </w:rPr>
+        <w:t xml:space="preserve">built</w:t>
+      </w:r>
+      <w:r>
+        <w:t xml:space="preserve"> </w:t>
+      </w:r>
+      <w:r>
+        <w:t xml:space="preserve">as wired modules rather than invoked as a function call, so the data-generating process → sampling → estimation → inference workflow is laid out left to right with every intermediate quantity visible at once.</w:t>
+      </w:r>
+    </w:p>
+    <w:p>
+      <w:pPr>
+        <w:pStyle w:val="BodyText"/>
+      </w:pPr>
+      <w:r>
         <w:t xml:space="preserve">The clock speed is adjustable from roughly one tick per second—slow enough to</w:t>
       </w:r>
       <w:r>
@@ -993,8 +1052,8 @@
         <w:t xml:space="preserve">support classroom use.</w:t>
       </w:r>
     </w:p>
-    <w:bookmarkEnd w:id="13"/>
-    <w:bookmarkStart w:id="14" w:name="the-engine-and-reproducibility-model"/>
+    <w:bookmarkEnd w:id="16"/>
+    <w:bookmarkStart w:id="17" w:name="the-engine-and-reproducibility-model"/>
     <w:p>
       <w:pPr>
         <w:pStyle w:val="Heading2"/>
@@ -1098,8 +1157,98 @@
         <w:t xml:space="preserve">across operating systems and devices.</w:t>
       </w:r>
     </w:p>
-    <w:bookmarkEnd w:id="14"/>
-    <w:bookmarkStart w:id="15" w:name="the-module-library"/>
+    <w:bookmarkEnd w:id="17"/>
+    <w:bookmarkStart w:id="18" w:name="computational-footprint"/>
+    <w:p>
+      <w:pPr>
+        <w:pStyle w:val="Heading2"/>
+      </w:pPr>
+      <w:r>
+        <w:t xml:space="preserve">Computational footprint</w:t>
+      </w:r>
+    </w:p>
+    <w:p>
+      <w:pPr>
+        <w:pStyle w:val="FirstParagraph"/>
+      </w:pPr>
+      <w:r>
+        <w:t xml:space="preserve">Because Empiria runs entirely in the browser, its only requirement is a current</w:t>
+      </w:r>
+      <w:r>
+        <w:t xml:space="preserve"> </w:t>
+      </w:r>
+      <w:r>
+        <w:t xml:space="preserve">browser: there is no server, and after the initial download—a single static</w:t>
+      </w:r>
+      <w:r>
+        <w:t xml:space="preserve"> </w:t>
+      </w:r>
+      <w:r>
+        <w:t xml:space="preserve">bundle of roughly 0.4 MB (about 130 KB gzipped)—it runs offline. The numerical</w:t>
+      </w:r>
+      <w:r>
+        <w:t xml:space="preserve"> </w:t>
+      </w:r>
+      <w:r>
+        <w:t xml:space="preserve">workload is light. On a contemporary laptop (Apple M4, single-threaded) the</w:t>
+      </w:r>
+      <w:r>
+        <w:t xml:space="preserve"> </w:t>
+      </w:r>
+      <w:r>
+        <w:t xml:space="preserve">engine sustains on the order of 2.6 million ticks per second for a typical</w:t>
+      </w:r>
+      <w:r>
+        <w:t xml:space="preserve"> </w:t>
+      </w:r>
+      <w:r>
+        <w:t xml:space="preserve">few-node patch and tens of thousands per second for a busy canvas of around</w:t>
+      </w:r>
+      <w:r>
+        <w:t xml:space="preserve"> </w:t>
+      </w:r>
+      <w:r>
+        <w:t xml:space="preserve">sixty nodes, with memory in the tens of megabytes; the per-node cost is well</w:t>
+      </w:r>
+      <w:r>
+        <w:t xml:space="preserve"> </w:t>
+      </w:r>
+      <w:r>
+        <w:t xml:space="preserve">under a microsecond and grows linearly with the number of nodes. Because the</w:t>
+      </w:r>
+      <w:r>
+        <w:t xml:space="preserve"> </w:t>
+      </w:r>
+      <w:r>
+        <w:t xml:space="preserve">interactive clock is capped at a few thousand ticks per second, the on-screen</w:t>
+      </w:r>
+      <w:r>
+        <w:t xml:space="preserve"> </w:t>
+      </w:r>
+      <w:r>
+        <w:t xml:space="preserve">frame rate—not the arithmetic—is the limiting factor, which leaves ample</w:t>
+      </w:r>
+      <w:r>
+        <w:t xml:space="preserve"> </w:t>
+      </w:r>
+      <w:r>
+        <w:t xml:space="preserve">headroom on the low-power hardware (Chromebooks, tablets) typical of</w:t>
+      </w:r>
+      <w:r>
+        <w:t xml:space="preserve"> </w:t>
+      </w:r>
+      <w:r>
+        <w:t xml:space="preserve">classrooms. The benchmark is a short script in the repository, so these figures</w:t>
+      </w:r>
+      <w:r>
+        <w:t xml:space="preserve"> </w:t>
+      </w:r>
+      <w:r>
+        <w:t xml:space="preserve">can be reproduced and checked on any machine.</w:t>
+      </w:r>
+    </w:p>
+    <w:bookmarkEnd w:id="18"/>
+    <w:bookmarkStart w:id="19" w:name="the-module-library"/>
     <w:p>
       <w:pPr>
         <w:pStyle w:val="Heading2"/>
@@ -1416,9 +1565,9 @@
         <w:t xml:space="preserve">the true value.</w:t>
       </w:r>
     </w:p>
-    <w:bookmarkEnd w:id="15"/>
-    <w:bookmarkEnd w:id="16"/>
-    <w:bookmarkStart w:id="17" w:name="pedagogical-rationale"/>
+    <w:bookmarkEnd w:id="19"/>
+    <w:bookmarkEnd w:id="20"/>
+    <w:bookmarkStart w:id="27" w:name="pedagogical-rationale"/>
     <w:p>
       <w:pPr>
         <w:pStyle w:val="Heading1"/>
@@ -1432,13 +1581,19 @@
         <w:pStyle w:val="FirstParagraph"/>
       </w:pPr>
       <w:r>
-        <w:t xml:space="preserve">Empiria’s design rests on three findings from the statistics-education and</w:t>
-      </w:r>
-      <w:r>
-        <w:t xml:space="preserve"> </w:t>
-      </w:r>
-      <w:r>
-        <w:t xml:space="preserve">mathematical-cognition literatures.</w:t>
+        <w:t xml:space="preserve">Empiria’s design draws on established findings from the statistics-education and</w:t>
+      </w:r>
+      <w:r>
+        <w:t xml:space="preserve"> </w:t>
+      </w:r>
+      <w:r>
+        <w:t xml:space="preserve">mathematical-cognition literatures, which it operationalizes through the</w:t>
+      </w:r>
+      <w:r>
+        <w:t xml:space="preserve"> </w:t>
+      </w:r>
+      <w:r>
+        <w:t xml:space="preserve">principles below.</w:t>
       </w:r>
     </w:p>
     <w:p>
@@ -1482,13 +1637,7 @@
         <w:t xml:space="preserve"> </w:t>
       </w:r>
       <w:r>
-        <w:t xml:space="preserve">than those who encounter the same material as static figures (Chance et al.,</w:t>
-      </w:r>
-      <w:r>
-        <w:t xml:space="preserve"> </w:t>
-      </w:r>
-      <w:r>
-        <w:t xml:space="preserve">2004; delMas et al., 2007; Garfield &amp; Ben-Zvi, 2009). Empiria adopts this</w:t>
+        <w:t xml:space="preserve">than those who encounter the same material as static figures (Chance et al., 2004; delMas et al., 2007; Garfield &amp; Ben-Zvi, 2009; for a recent review, Gok &amp; Goldstone, 2024). Empiria adopts this</w:t>
       </w:r>
       <w:r>
         <w:t xml:space="preserve"> </w:t>
@@ -1614,43 +1763,244 @@
           <w:b/>
           <w:bCs/>
         </w:rPr>
-        <w:t xml:space="preserve">Composition makes the inferential workflow visible.</w:t>
-      </w:r>
-      <w:r>
-        <w:t xml:space="preserve"> </w:t>
-      </w:r>
-      <w:r>
-        <w:t xml:space="preserve">Because the output of</w:t>
-      </w:r>
-      <w:r>
-        <w:t xml:space="preserve"> </w:t>
-      </w:r>
-      <w:r>
-        <w:t xml:space="preserve">any module is routable into any other, the data-generating process → sampling →</w:t>
-      </w:r>
-      <w:r>
-        <w:t xml:space="preserve"> </w:t>
-      </w:r>
-      <w:r>
-        <w:t xml:space="preserve">estimation → inference → diagnostics pipeline is a single wired chain rather</w:t>
-      </w:r>
-      <w:r>
-        <w:t xml:space="preserve"> </w:t>
-      </w:r>
-      <w:r>
-        <w:t xml:space="preserve">than a sequence of disconnected applets. This directly targets the structure</w:t>
-      </w:r>
-      <w:r>
-        <w:t xml:space="preserve"> </w:t>
-      </w:r>
-      <w:r>
-        <w:t xml:space="preserve">the reform literature identifies as the learning objective (Cobb, 2007; Tintle</w:t>
-      </w:r>
-      <w:r>
-        <w:t xml:space="preserve"> </w:t>
-      </w:r>
-      <w:r>
-        <w:t xml:space="preserve">et al., 2015).</w:t>
+        <w:t xml:space="preserve">Live notation ties manipulation to symbolic form.</w:t>
+      </w:r>
+      <w:r>
+        <w:t xml:space="preserve"> </w:t>
+      </w:r>
+      <w:r>
+        <w:t xml:space="preserve">A persistent difficulty</w:t>
+      </w:r>
+      <w:r>
+        <w:t xml:space="preserve"> </w:t>
+      </w:r>
+      <w:r>
+        <w:t xml:space="preserve">in statistics is that formulas stay inert: a student can read</w:t>
+      </w:r>
+      <w:r>
+        <w:t xml:space="preserve"> </w:t>
+      </w:r>
+      <w:r>
+        <w:rPr>
+          <w:i/>
+          <w:iCs/>
+        </w:rPr>
+        <w:t xml:space="preserve">t</w:t>
+      </w:r>
+      <w:r>
+        <w:t xml:space="preserve"> </w:t>
+      </w:r>
+      <w:r>
+        <w:t xml:space="preserve">= (x̄ − μ₀)/(s/√n) without connecting any symbol to something they can</w:t>
+      </w:r>
+      <w:r>
+        <w:t xml:space="preserve"> </w:t>
+      </w:r>
+      <w:r>
+        <w:t xml:space="preserve">change. Empiria can render, beneath every node, the formula that node computes</w:t>
+      </w:r>
+      <w:r>
+        <w:t xml:space="preserve"> </w:t>
+      </w:r>
+      <w:r>
+        <w:t xml:space="preserve">in standard mathematical notation, written as a chained equality—the symbolic</w:t>
+      </w:r>
+      <w:r>
+        <w:t xml:space="preserve"> </w:t>
+      </w:r>
+      <w:r>
+        <w:t xml:space="preserve">expression, the current values substituted into it, and the result—and updated</w:t>
+      </w:r>
+      <w:r>
+        <w:t xml:space="preserve"> </w:t>
+      </w:r>
+      <w:r>
+        <w:t xml:space="preserve">on every tick (Figure 2). Manipulating the patch is therefore reflected</w:t>
+      </w:r>
+      <w:r>
+        <w:t xml:space="preserve"> </w:t>
+      </w:r>
+      <w:r>
+        <w:t xml:space="preserve">immediately in the equation: as a sample grows the student watches</w:t>
+      </w:r>
+      <w:r>
+        <w:t xml:space="preserve"> </w:t>
+      </w:r>
+      <w:r>
+        <w:rPr>
+          <w:i/>
+          <w:iCs/>
+        </w:rPr>
+        <w:t xml:space="preserve">s</w:t>
+      </w:r>
+      <w:r>
+        <w:t xml:space="preserve"> </w:t>
+      </w:r>
+      <w:r>
+        <w:t xml:space="preserve">shrink</w:t>
+      </w:r>
+      <w:r>
+        <w:t xml:space="preserve"> </w:t>
+      </w:r>
+      <w:r>
+        <w:t xml:space="preserve">and the denominator</w:t>
+      </w:r>
+      <w:r>
+        <w:t xml:space="preserve"> </w:t>
+      </w:r>
+      <w:r>
+        <w:rPr>
+          <w:i/>
+          <w:iCs/>
+        </w:rPr>
+        <w:t xml:space="preserve">s</w:t>
+      </w:r>
+      <w:r>
+        <w:t xml:space="preserve">/√</w:t>
+      </w:r>
+      <w:r>
+        <w:rPr>
+          <w:i/>
+          <w:iCs/>
+        </w:rPr>
+        <w:t xml:space="preserve">n</w:t>
+      </w:r>
+      <w:r>
+        <w:t xml:space="preserve"> </w:t>
+      </w:r>
+      <w:r>
+        <w:t xml:space="preserve">shrink with it; widening the gap x̄ − μ₀ drives the</w:t>
+      </w:r>
+      <w:r>
+        <w:t xml:space="preserve"> </w:t>
+      </w:r>
+      <w:r>
+        <w:rPr>
+          <w:i/>
+          <w:iCs/>
+        </w:rPr>
+        <w:t xml:space="preserve">t</w:t>
+      </w:r>
+      <w:r>
+        <w:t xml:space="preserve">-statistic up; a Transform node shows</w:t>
+      </w:r>
+      <w:r>
+        <w:t xml:space="preserve"> </w:t>
+      </w:r>
+      <w:r>
+        <w:rPr>
+          <w:i/>
+          <w:iCs/>
+        </w:rPr>
+        <w:t xml:space="preserve">y</w:t>
+      </w:r>
+      <w:r>
+        <w:t xml:space="preserve"> </w:t>
+      </w:r>
+      <w:r>
+        <w:t xml:space="preserve">= 2·</w:t>
+      </w:r>
+      <w:r>
+        <w:rPr>
+          <w:i/>
+          <w:iCs/>
+        </w:rPr>
+        <w:t xml:space="preserve">x</w:t>
+      </w:r>
+      <w:r>
+        <w:t xml:space="preserve"> </w:t>
+      </w:r>
+      <w:r>
+        <w:t xml:space="preserve">+ 1 evaluating a specific</w:t>
+      </w:r>
+      <w:r>
+        <w:t xml:space="preserve"> </w:t>
+      </w:r>
+      <w:r>
+        <w:t xml:space="preserve">input to a specific output beside the scatter it produces. The same patch can</w:t>
+      </w:r>
+      <w:r>
+        <w:t xml:space="preserve"> </w:t>
+      </w:r>
+      <w:r>
+        <w:t xml:space="preserve">thus be read two ways at once—picture-first for intuition and notation-first for</w:t>
+      </w:r>
+      <w:r>
+        <w:t xml:space="preserve"> </w:t>
+      </w:r>
+      <w:r>
+        <w:t xml:space="preserve">formalism—so the symbolic layer becomes a manipulable object rather than a</w:t>
+      </w:r>
+      <w:r>
+        <w:t xml:space="preserve"> </w:t>
+      </w:r>
+      <w:r>
+        <w:t xml:space="preserve">static artifact, which directly addresses the symbol-grounding gap the</w:t>
+      </w:r>
+      <w:r>
+        <w:t xml:space="preserve"> </w:t>
+      </w:r>
+      <w:r>
+        <w:t xml:space="preserve">concrete-to-abstract literature identifies. Because the notation is rendered</w:t>
+      </w:r>
+      <w:r>
+        <w:t xml:space="preserve"> </w:t>
+      </w:r>
+      <w:r>
+        <w:t xml:space="preserve">with the browser’s native MathML, the feature adds no dependency and no</w:t>
+      </w:r>
+      <w:r>
+        <w:t xml:space="preserve"> </w:t>
+      </w:r>
+      <w:r>
+        <w:t xml:space="preserve">meaningful weight.</w:t>
+      </w:r>
+    </w:p>
+    <w:p>
+      <w:pPr>
+        <w:pStyle w:val="BodyText"/>
+      </w:pPr>
+      <w:r>
+        <w:drawing>
+          <wp:inline>
+            <wp:extent cx="5334000" cy="3294529"/>
+            <wp:effectExtent b="0" l="0" r="0" t="0"/>
+            <wp:docPr descr="The live-notation view: each node’s formula with current values substituted" title="" id="22" name="Picture"/>
+            <a:graphic>
+              <a:graphicData uri="http://schemas.openxmlformats.org/drawingml/2006/picture">
+                <pic:pic>
+                  <pic:nvPicPr>
+                    <pic:cNvPr descr="submission/figures/formulas.png" id="23" name="Picture"/>
+                    <pic:cNvPicPr>
+                      <a:picLocks noChangeArrowheads="1" noChangeAspect="1"/>
+                    </pic:cNvPicPr>
+                  </pic:nvPicPr>
+                  <pic:blipFill>
+                    <a:blip r:embed="rId21"/>
+                    <a:stretch>
+                      <a:fillRect/>
+                    </a:stretch>
+                  </pic:blipFill>
+                  <pic:spPr bwMode="auto">
+                    <a:xfrm>
+                      <a:off x="0" y="0"/>
+                      <a:ext cx="5334000" cy="3294529"/>
+                    </a:xfrm>
+                    <a:prstGeom prst="rect">
+                      <a:avLst/>
+                    </a:prstGeom>
+                    <a:noFill/>
+                    <a:ln w="9525">
+                      <a:noFill/>
+                      <a:headEnd/>
+                      <a:tailEnd/>
+                    </a:ln>
+                  </pic:spPr>
+                </pic:pic>
+              </a:graphicData>
+            </a:graphic>
+          </wp:inline>
+        </w:drawing>
       </w:r>
     </w:p>
     <w:p>
@@ -1662,6 +2012,163 @@
           <w:b/>
           <w:bCs/>
         </w:rPr>
+        <w:t xml:space="preserve">Figure 2.</w:t>
+      </w:r>
+      <w:r>
+        <w:t xml:space="preserve"> </w:t>
+      </w:r>
+      <w:r>
+        <w:t xml:space="preserve">The live-notation view (toggled on). Beneath each node, the</w:t>
+      </w:r>
+      <w:r>
+        <w:t xml:space="preserve"> </w:t>
+      </w:r>
+      <w:r>
+        <w:t xml:space="preserve">formula it computes is rendered in standard notation with the current values</w:t>
+      </w:r>
+      <w:r>
+        <w:t xml:space="preserve"> </w:t>
+      </w:r>
+      <w:r>
+        <w:t xml:space="preserve">substituted in: the Sample node shows its data-generating distribution and</w:t>
+      </w:r>
+      <w:r>
+        <w:t xml:space="preserve"> </w:t>
+      </w:r>
+      <w:r>
+        <w:t xml:space="preserve">running estimates, the Transform node shows</w:t>
+      </w:r>
+      <w:r>
+        <w:t xml:space="preserve"> </w:t>
+      </w:r>
+      <w:r>
+        <w:rPr>
+          <w:i/>
+          <w:iCs/>
+        </w:rPr>
+        <w:t xml:space="preserve">y</w:t>
+      </w:r>
+      <w:r>
+        <w:t xml:space="preserve"> </w:t>
+      </w:r>
+      <w:r>
+        <w:t xml:space="preserve">= 2·</w:t>
+      </w:r>
+      <w:r>
+        <w:rPr>
+          <w:i/>
+          <w:iCs/>
+        </w:rPr>
+        <w:t xml:space="preserve">x</w:t>
+      </w:r>
+      <w:r>
+        <w:t xml:space="preserve"> </w:t>
+      </w:r>
+      <w:r>
+        <w:t xml:space="preserve">+ 1 evaluated at a</w:t>
+      </w:r>
+      <w:r>
+        <w:t xml:space="preserve"> </w:t>
+      </w:r>
+      <w:r>
+        <w:t xml:space="preserve">specific input, the Noise node shows</w:t>
+      </w:r>
+      <w:r>
+        <w:t xml:space="preserve"> </w:t>
+      </w:r>
+      <w:r>
+        <w:rPr>
+          <w:i/>
+          <w:iCs/>
+        </w:rPr>
+        <w:t xml:space="preserve">y</w:t>
+      </w:r>
+      <w:r>
+        <w:t xml:space="preserve"> </w:t>
+      </w:r>
+      <w:r>
+        <w:t xml:space="preserve">=</w:t>
+      </w:r>
+      <w:r>
+        <w:t xml:space="preserve"> </w:t>
+      </w:r>
+      <w:r>
+        <w:rPr>
+          <w:i/>
+          <w:iCs/>
+        </w:rPr>
+        <w:t xml:space="preserve">x</w:t>
+      </w:r>
+      <w:r>
+        <w:t xml:space="preserve"> </w:t>
+      </w:r>
+      <w:r>
+        <w:t xml:space="preserve">+ ε with ε ∼ N(0, σ²), and the</w:t>
+      </w:r>
+      <w:r>
+        <w:t xml:space="preserve"> </w:t>
+      </w:r>
+      <w:r>
+        <w:t xml:space="preserve">Regress node reports the recovered ŷ = a + b·x and R². As the user changes a</w:t>
+      </w:r>
+      <w:r>
+        <w:t xml:space="preserve"> </w:t>
+      </w:r>
+      <w:r>
+        <w:t xml:space="preserve">parameter or rewires the graph, every equation updates on the next tick.</w:t>
+      </w:r>
+    </w:p>
+    <w:p>
+      <w:pPr>
+        <w:pStyle w:val="BodyText"/>
+      </w:pPr>
+      <w:r>
+        <w:rPr>
+          <w:b/>
+          <w:bCs/>
+        </w:rPr>
+        <w:t xml:space="preserve">Composition makes the inferential workflow visible.</w:t>
+      </w:r>
+      <w:r>
+        <w:t xml:space="preserve"> </w:t>
+      </w:r>
+      <w:r>
+        <w:t xml:space="preserve">Because the output of</w:t>
+      </w:r>
+      <w:r>
+        <w:t xml:space="preserve"> </w:t>
+      </w:r>
+      <w:r>
+        <w:t xml:space="preserve">any module is routable into any other, the data-generating process → sampling →</w:t>
+      </w:r>
+      <w:r>
+        <w:t xml:space="preserve"> </w:t>
+      </w:r>
+      <w:r>
+        <w:t xml:space="preserve">estimation → inference → diagnostics pipeline is a single wired chain rather</w:t>
+      </w:r>
+      <w:r>
+        <w:t xml:space="preserve"> </w:t>
+      </w:r>
+      <w:r>
+        <w:t xml:space="preserve">than a sequence of disconnected applets. This directly targets the structure</w:t>
+      </w:r>
+      <w:r>
+        <w:t xml:space="preserve"> </w:t>
+      </w:r>
+      <w:r>
+        <w:t xml:space="preserve">the reform literature identifies as the learning objective (Cobb, 2007; Tintle et al., 2015).</w:t>
+      </w:r>
+    </w:p>
+    <w:p>
+      <w:pPr>
+        <w:pStyle w:val="BodyText"/>
+      </w:pPr>
+      <w:r>
+        <w:rPr>
+          <w:b/>
+          <w:bCs/>
+        </w:rPr>
         <w:t xml:space="preserve">Modular composition invites customization and independent exploration.</w:t>
       </w:r>
       <w:r>
@@ -1692,19 +2199,13 @@
         <w:t xml:space="preserve"> </w:t>
       </w:r>
       <w:r>
-        <w:t xml:space="preserve">something the instructor never specified built from scratch. This open-ended,</w:t>
-      </w:r>
-      <w:r>
-        <w:t xml:space="preserve"> </w:t>
-      </w:r>
-      <w:r>
-        <w:t xml:space="preserve">constructionist mode—understanding by building and tinkering (Papert,</w:t>
-      </w:r>
-      <w:r>
-        <w:t xml:space="preserve"> </w:t>
-      </w:r>
-      <w:r>
-        <w:t xml:space="preserve">1980)—is supported directly by the dataflow canvas and by the analog-computing</w:t>
+        <w:t xml:space="preserve">something the instructor never specified built from scratch (Figure 3). This open-ended,</w:t>
+      </w:r>
+      <w:r>
+        <w:t xml:space="preserve"> </w:t>
+      </w:r>
+      <w:r>
+        <w:t xml:space="preserve">constructionist mode—understanding by building and tinkering (Papert, 1980)—is supported directly by the dataflow canvas and by the analog-computing</w:t>
       </w:r>
       <w:r>
         <w:t xml:space="preserve"> </w:t>
@@ -1736,6 +2237,116 @@
         <w:pStyle w:val="BodyText"/>
       </w:pPr>
       <w:r>
+        <w:drawing>
+          <wp:inline>
+            <wp:extent cx="5334000" cy="3294529"/>
+            <wp:effectExtent b="0" l="0" r="0" t="0"/>
+            <wp:docPr descr="Building a data-generating process from interchangeable parts" title="" id="25" name="Picture"/>
+            <a:graphic>
+              <a:graphicData uri="http://schemas.openxmlformats.org/drawingml/2006/picture">
+                <pic:pic>
+                  <pic:nvPicPr>
+                    <pic:cNvPr descr="submission/figures/realfit.png" id="26" name="Picture"/>
+                    <pic:cNvPicPr>
+                      <a:picLocks noChangeArrowheads="1" noChangeAspect="1"/>
+                    </pic:cNvPicPr>
+                  </pic:nvPicPr>
+                  <pic:blipFill>
+                    <a:blip r:embed="rId24"/>
+                    <a:stretch>
+                      <a:fillRect/>
+                    </a:stretch>
+                  </pic:blipFill>
+                  <pic:spPr bwMode="auto">
+                    <a:xfrm>
+                      <a:off x="0" y="0"/>
+                      <a:ext cx="5334000" cy="3294529"/>
+                    </a:xfrm>
+                    <a:prstGeom prst="rect">
+                      <a:avLst/>
+                    </a:prstGeom>
+                    <a:noFill/>
+                    <a:ln w="9525">
+                      <a:noFill/>
+                      <a:headEnd/>
+                      <a:tailEnd/>
+                    </a:ln>
+                  </pic:spPr>
+                </pic:pic>
+              </a:graphicData>
+            </a:graphic>
+          </wp:inline>
+        </w:drawing>
+      </w:r>
+    </w:p>
+    <w:p>
+      <w:pPr>
+        <w:pStyle w:val="BodyText"/>
+      </w:pPr>
+      <w:r>
+        <w:rPr>
+          <w:b/>
+          <w:bCs/>
+        </w:rPr>
+        <w:t xml:space="preserve">Figure 3.</w:t>
+      </w:r>
+      <w:r>
+        <w:t xml:space="preserve"> </w:t>
+      </w:r>
+      <w:r>
+        <w:t xml:space="preserve">Building a data-generating process from interchangeable parts. A uniform predictor (Sample) is passed through a deterministic Transform (</w:t>
+      </w:r>
+      <m:oMath>
+        <m:r>
+          <m:t>y</m:t>
+        </m:r>
+        <m:r>
+          <m:rPr>
+            <m:sty m:val="p"/>
+          </m:rPr>
+          <m:t>=</m:t>
+        </m:r>
+        <m:r>
+          <m:t>2</m:t>
+        </m:r>
+        <m:r>
+          <m:t>x</m:t>
+        </m:r>
+        <m:r>
+          <m:rPr>
+            <m:sty m:val="p"/>
+          </m:rPr>
+          <m:t>+</m:t>
+        </m:r>
+        <m:r>
+          <m:t>1</m:t>
+        </m:r>
+      </m:oMath>
+      <w:r>
+        <w:t xml:space="preserve">) and a Noise module before a Regress node recovers the relationship online and reports the fitted slope and intercept. Because the model is</w:t>
+      </w:r>
+      <w:r>
+        <w:t xml:space="preserve"> </w:t>
+      </w:r>
+      <w:r>
+        <w:rPr>
+          <w:i/>
+          <w:iCs/>
+        </w:rPr>
+        <w:t xml:space="preserve">assembled</w:t>
+      </w:r>
+      <w:r>
+        <w:t xml:space="preserve"> </w:t>
+      </w:r>
+      <w:r>
+        <w:t xml:space="preserve">rather than scripted, a student can swap the transform, change the amount of noise, or rewire the graph and watch every downstream view update—the build-and-tinker, analog-computing mode of working the design is meant to invite.</w:t>
+      </w:r>
+    </w:p>
+    <w:p>
+      <w:pPr>
+        <w:pStyle w:val="BodyText"/>
+      </w:pPr>
+      <w:r>
         <w:t xml:space="preserve">These principles are operationalized in sixteen bundled lessons, each a</w:t>
       </w:r>
       <w:r>
@@ -1828,8 +2439,8 @@
         <w:t xml:space="preserve">tool.</w:t>
       </w:r>
     </w:p>
-    <w:bookmarkEnd w:id="17"/>
-    <w:bookmarkStart w:id="18" w:name="illustrative-classroom-use"/>
+    <w:bookmarkEnd w:id="27"/>
+    <w:bookmarkStart w:id="31" w:name="illustrative-classroom-use"/>
     <w:p>
       <w:pPr>
         <w:pStyle w:val="Heading1"/>
@@ -1899,7 +2510,7 @@
         <w:t xml:space="preserve"> </w:t>
       </w:r>
       <w:r>
-        <w:t xml:space="preserve">formula—and reports a bias-corrected and accelerated interval (Efron, 1987). A</w:t>
+        <w:t xml:space="preserve">formula—and reports a bias-corrected and accelerated interval (Efron, 1987; Hesterberg, 2015) (Figure 4). A</w:t>
       </w:r>
       <w:r>
         <w:t xml:space="preserve"> </w:t>
@@ -2051,8 +2662,89 @@
         <w:t xml:space="preserve">confident that every result reproduces.</w:t>
       </w:r>
     </w:p>
-    <w:bookmarkEnd w:id="18"/>
-    <w:bookmarkStart w:id="19" w:name="X0cab4394ba209c841fd4138ca62600fdd5bff89"/>
+    <w:p>
+      <w:pPr>
+        <w:pStyle w:val="BodyText"/>
+      </w:pPr>
+      <w:r>
+        <w:drawing>
+          <wp:inline>
+            <wp:extent cx="5334000" cy="3294529"/>
+            <wp:effectExtent b="0" l="0" r="0" t="0"/>
+            <wp:docPr descr="Simulation made visible: a bootstrap sampling distribution" title="" id="29" name="Picture"/>
+            <a:graphic>
+              <a:graphicData uri="http://schemas.openxmlformats.org/drawingml/2006/picture">
+                <pic:pic>
+                  <pic:nvPicPr>
+                    <pic:cNvPr descr="submission/figures/bootstrap.png" id="30" name="Picture"/>
+                    <pic:cNvPicPr>
+                      <a:picLocks noChangeArrowheads="1" noChangeAspect="1"/>
+                    </pic:cNvPicPr>
+                  </pic:nvPicPr>
+                  <pic:blipFill>
+                    <a:blip r:embed="rId28"/>
+                    <a:stretch>
+                      <a:fillRect/>
+                    </a:stretch>
+                  </pic:blipFill>
+                  <pic:spPr bwMode="auto">
+                    <a:xfrm>
+                      <a:off x="0" y="0"/>
+                      <a:ext cx="5334000" cy="3294529"/>
+                    </a:xfrm>
+                    <a:prstGeom prst="rect">
+                      <a:avLst/>
+                    </a:prstGeom>
+                    <a:noFill/>
+                    <a:ln w="9525">
+                      <a:noFill/>
+                      <a:headEnd/>
+                      <a:tailEnd/>
+                    </a:ln>
+                  </pic:spPr>
+                </pic:pic>
+              </a:graphicData>
+            </a:graphic>
+          </wp:inline>
+        </w:drawing>
+      </w:r>
+    </w:p>
+    <w:p>
+      <w:pPr>
+        <w:pStyle w:val="BodyText"/>
+      </w:pPr>
+      <w:r>
+        <w:rPr>
+          <w:b/>
+          <w:bCs/>
+        </w:rPr>
+        <w:t xml:space="preserve">Figure 4.</w:t>
+      </w:r>
+      <w:r>
+        <w:t xml:space="preserve"> </w:t>
+      </w:r>
+      <w:r>
+        <w:t xml:space="preserve">Simulation made visible. A sample drawn from a skewed (exponential) parent is resampled with replacement by the Boot module, whose histogram (magenta) is the bootstrap sampling distribution of the mean, annotated with a bias-corrected and accelerated interval. The sampling distribution is</w:t>
+      </w:r>
+      <w:r>
+        <w:t xml:space="preserve"> </w:t>
+      </w:r>
+      <w:r>
+        <w:rPr>
+          <w:i/>
+          <w:iCs/>
+        </w:rPr>
+        <w:t xml:space="preserve">constructed</w:t>
+      </w:r>
+      <w:r>
+        <w:t xml:space="preserve"> </w:t>
+      </w:r>
+      <w:r>
+        <w:t xml:space="preserve">empirically and watched as it forms, before any closed-form expression is introduced.</w:t>
+      </w:r>
+    </w:p>
+    <w:bookmarkEnd w:id="31"/>
+    <w:bookmarkStart w:id="34" w:name="X0cab4394ba209c841fd4138ca62600fdd5bff89"/>
     <w:p>
       <w:pPr>
         <w:pStyle w:val="Heading1"/>
@@ -2061,6 +2753,15 @@
         <w:t xml:space="preserve">Numerical correctness and reproducibility</w:t>
       </w:r>
     </w:p>
+    <w:bookmarkStart w:id="32" w:name="verifying-the-numerics"/>
+    <w:p>
+      <w:pPr>
+        <w:pStyle w:val="Heading2"/>
+      </w:pPr>
+      <w:r>
+        <w:t xml:space="preserve">Verifying the numerics</w:t>
+      </w:r>
+    </w:p>
     <w:p>
       <w:pPr>
         <w:pStyle w:val="FirstParagraph"/>
@@ -2292,14 +2993,325 @@
         <w:t xml:space="preserve">export on any machine.</w:t>
       </w:r>
     </w:p>
-    <w:bookmarkEnd w:id="19"/>
-    <w:bookmarkStart w:id="21" w:name="availability"/>
+    <w:bookmarkEnd w:id="32"/>
+    <w:bookmarkStart w:id="33" w:name="development-with-ai-coding-assistance"/>
+    <w:p>
+      <w:pPr>
+        <w:pStyle w:val="Heading2"/>
+      </w:pPr>
+      <w:r>
+        <w:t xml:space="preserve">Development with AI coding assistance</w:t>
+      </w:r>
+    </w:p>
+    <w:p>
+      <w:pPr>
+        <w:pStyle w:val="FirstParagraph"/>
+      </w:pPr>
+      <w:r>
+        <w:t xml:space="preserve">Empiria’s implementation was carried out with the help of AI coding assistants</w:t>
+      </w:r>
+      <w:r>
+        <w:t xml:space="preserve"> </w:t>
+      </w:r>
+      <w:r>
+        <w:t xml:space="preserve">(large language models used as programming aids). We disclose this as a matter</w:t>
+      </w:r>
+      <w:r>
+        <w:t xml:space="preserve"> </w:t>
+      </w:r>
+      <w:r>
+        <w:t xml:space="preserve">of scholarly practice, and because it bears on a legitimate concern: software</w:t>
+      </w:r>
+      <w:r>
+        <w:t xml:space="preserve"> </w:t>
+      </w:r>
+      <w:r>
+        <w:t xml:space="preserve">produced with substantial machine assistance may contain plausible-looking but</w:t>
+      </w:r>
+      <w:r>
+        <w:t xml:space="preserve"> </w:t>
+      </w:r>
+      <w:r>
+        <w:t xml:space="preserve">incorrect numerical behavior, and a reader is right to ask whether the</w:t>
+      </w:r>
+      <w:r>
+        <w:t xml:space="preserve"> </w:t>
+      </w:r>
+      <w:r>
+        <w:t xml:space="preserve">displayed statistics can be trusted. The answer here is methodological rather</w:t>
+      </w:r>
+      <w:r>
+        <w:t xml:space="preserve"> </w:t>
+      </w:r>
+      <w:r>
+        <w:t xml:space="preserve">than rhetorical. The trustworthiness of Empiria’s outputs does not rest on the</w:t>
+      </w:r>
+      <w:r>
+        <w:t xml:space="preserve"> </w:t>
+      </w:r>
+      <w:r>
+        <w:t xml:space="preserve">provenance of the code that produces them; it rests on an external verification</w:t>
+      </w:r>
+      <w:r>
+        <w:t xml:space="preserve"> </w:t>
+      </w:r>
+      <w:r>
+        <w:t xml:space="preserve">regime that is independent of how the code was written.</w:t>
+      </w:r>
+    </w:p>
+    <w:p>
+      <w:pPr>
+        <w:pStyle w:val="BodyText"/>
+      </w:pPr>
+      <w:r>
+        <w:t xml:space="preserve">Concretely, every numerical routine is checked against an authoritative</w:t>
+      </w:r>
+      <w:r>
+        <w:t xml:space="preserve"> </w:t>
+      </w:r>
+      <w:r>
+        <w:t xml:space="preserve">reference implementation—R’s statistical functions (</w:t>
+      </w:r>
+      <w:r>
+        <w:rPr>
+          <w:rStyle w:val="VerbatimChar"/>
+        </w:rPr>
+        <w:t xml:space="preserve">pt</w:t>
+      </w:r>
+      <w:r>
+        <w:t xml:space="preserve">,</w:t>
+      </w:r>
+      <w:r>
+        <w:t xml:space="preserve"> </w:t>
+      </w:r>
+      <w:r>
+        <w:rPr>
+          <w:rStyle w:val="VerbatimChar"/>
+        </w:rPr>
+        <w:t xml:space="preserve">qt</w:t>
+      </w:r>
+      <w:r>
+        <w:t xml:space="preserve">,</w:t>
+      </w:r>
+      <w:r>
+        <w:t xml:space="preserve"> </w:t>
+      </w:r>
+      <w:r>
+        <w:rPr>
+          <w:rStyle w:val="VerbatimChar"/>
+        </w:rPr>
+        <w:t xml:space="preserve">pchisq</w:t>
+      </w:r>
+      <w:r>
+        <w:t xml:space="preserve">,</w:t>
+      </w:r>
+      <w:r>
+        <w:t xml:space="preserve"> </w:t>
+      </w:r>
+      <w:r>
+        <w:rPr>
+          <w:rStyle w:val="VerbatimChar"/>
+        </w:rPr>
+        <w:t xml:space="preserve">pnorm</w:t>
+      </w:r>
+      <w:r>
+        <w:t xml:space="preserve">,</w:t>
+      </w:r>
+      <w:r>
+        <w:t xml:space="preserve"> </w:t>
+      </w:r>
+      <w:r>
+        <w:rPr>
+          <w:rStyle w:val="VerbatimChar"/>
+        </w:rPr>
+        <w:t xml:space="preserve">qnorm</w:t>
+      </w:r>
+      <w:r>
+        <w:t xml:space="preserve">,</w:t>
+      </w:r>
+      <w:r>
+        <w:t xml:space="preserve"> </w:t>
+      </w:r>
+      <w:r>
+        <w:rPr>
+          <w:rStyle w:val="VerbatimChar"/>
+        </w:rPr>
+        <w:t xml:space="preserve">t.test</w:t>
+      </w:r>
+      <w:r>
+        <w:t xml:space="preserve">,</w:t>
+      </w:r>
+      <w:r>
+        <w:t xml:space="preserve"> </w:t>
+      </w:r>
+      <w:r>
+        <w:rPr>
+          <w:rStyle w:val="VerbatimChar"/>
+        </w:rPr>
+        <w:t xml:space="preserve">lm</w:t>
+      </w:r>
+      <w:r>
+        <w:t xml:space="preserve">,</w:t>
+      </w:r>
+      <w:r>
+        <w:t xml:space="preserve"> </w:t>
+      </w:r>
+      <w:r>
+        <w:rPr>
+          <w:rStyle w:val="VerbatimChar"/>
+        </w:rPr>
+        <w:t xml:space="preserve">chisq.test</w:t>
+      </w:r>
+      <w:r>
+        <w:t xml:space="preserve">,</w:t>
+      </w:r>
+      <w:r>
+        <w:t xml:space="preserve"> </w:t>
+      </w:r>
+      <w:r>
+        <w:rPr>
+          <w:rStyle w:val="VerbatimChar"/>
+        </w:rPr>
+        <w:t xml:space="preserve">acf</w:t>
+      </w:r>
+      <w:r>
+        <w:t xml:space="preserve">,</w:t>
+      </w:r>
+      <w:r>
+        <w:t xml:space="preserve"> </w:t>
+      </w:r>
+      <w:r>
+        <w:rPr>
+          <w:rStyle w:val="VerbatimChar"/>
+        </w:rPr>
+        <w:t xml:space="preserve">quantile</w:t>
+      </w:r>
+      <w:r>
+        <w:t xml:space="preserve">), the</w:t>
+      </w:r>
+      <w:r>
+        <w:t xml:space="preserve"> </w:t>
+      </w:r>
+      <w:r>
+        <w:rPr>
+          <w:rStyle w:val="VerbatimChar"/>
+        </w:rPr>
+        <w:t xml:space="preserve">boot</w:t>
+      </w:r>
+      <w:r>
+        <w:t xml:space="preserve"> </w:t>
+      </w:r>
+      <w:r>
+        <w:t xml:space="preserve">package for the BCa interval, and the canonical Mersenne-Twister test</w:t>
+      </w:r>
+      <w:r>
+        <w:t xml:space="preserve"> </w:t>
+      </w:r>
+      <w:r>
+        <w:t xml:space="preserve">vector—to machine precision, with Monte-Carlo tolerances stated explicitly</w:t>
+      </w:r>
+      <w:r>
+        <w:t xml:space="preserve"> </w:t>
+      </w:r>
+      <w:r>
+        <w:t xml:space="preserve">where resampling is involved. Those reference values are produced by an</w:t>
+      </w:r>
+      <w:r>
+        <w:t xml:space="preserve"> </w:t>
+      </w:r>
+      <w:r>
+        <w:t xml:space="preserve">independent R script that a reviewer can rerun and compare against the literals</w:t>
+      </w:r>
+      <w:r>
+        <w:t xml:space="preserve"> </w:t>
+      </w:r>
+      <w:r>
+        <w:t xml:space="preserve">asserted in the test suite, so the check confirms the reference values</w:t>
+      </w:r>
+      <w:r>
+        <w:t xml:space="preserve"> </w:t>
+      </w:r>
+      <w:r>
+        <w:t xml:space="preserve">themselves rather than only the tool’s internal self-consistency. A test that</w:t>
+      </w:r>
+      <w:r>
+        <w:t xml:space="preserve"> </w:t>
+      </w:r>
+      <w:r>
+        <w:t xml:space="preserve">compares to R cannot be satisfied by code that is merely persuasive: it passes</w:t>
+      </w:r>
+      <w:r>
+        <w:t xml:space="preserve"> </w:t>
+      </w:r>
+      <w:r>
+        <w:t xml:space="preserve">only if the number is right, whoever or whatever wrote the code.</w:t>
+      </w:r>
+    </w:p>
+    <w:p>
+      <w:pPr>
+        <w:pStyle w:val="BodyText"/>
+      </w:pPr>
+      <w:r>
+        <w:t xml:space="preserve">We also separate authorship from correctness. The statistical methods, the</w:t>
+      </w:r>
+      <w:r>
+        <w:t xml:space="preserve"> </w:t>
+      </w:r>
+      <w:r>
+        <w:t xml:space="preserve">choice of exact recipes over normal-theory approximations, the pedagogical</w:t>
+      </w:r>
+      <w:r>
+        <w:t xml:space="preserve"> </w:t>
+      </w:r>
+      <w:r>
+        <w:t xml:space="preserve">claims, and the interpretation of every result were specified, reviewed, and</w:t>
+      </w:r>
+      <w:r>
+        <w:t xml:space="preserve"> </w:t>
+      </w:r>
+      <w:r>
+        <w:t xml:space="preserve">are vouched for by the author; the AI tools accelerated implementation, they did</w:t>
+      </w:r>
+      <w:r>
+        <w:t xml:space="preserve"> </w:t>
+      </w:r>
+      <w:r>
+        <w:t xml:space="preserve">not make statistical decisions, and the author takes full responsibility for</w:t>
+      </w:r>
+      <w:r>
+        <w:t xml:space="preserve"> </w:t>
+      </w:r>
+      <w:r>
+        <w:t xml:space="preserve">the software and the manuscript. Because the full audit trail maps each routine</w:t>
+      </w:r>
+      <w:r>
+        <w:t xml:space="preserve"> </w:t>
+      </w:r>
+      <w:r>
+        <w:t xml:space="preserve">to its algorithm, citation, reference command, and test, and because the entire</w:t>
+      </w:r>
+      <w:r>
+        <w:t xml:space="preserve"> </w:t>
+      </w:r>
+      <w:r>
+        <w:t xml:space="preserve">suite runs from three commands, any reviewer can reproduce the verification in</w:t>
+      </w:r>
+      <w:r>
+        <w:t xml:space="preserve"> </w:t>
+      </w:r>
+      <w:r>
+        <w:t xml:space="preserve">minutes rather than taking our word for it.</w:t>
+      </w:r>
+    </w:p>
+    <w:bookmarkEnd w:id="33"/>
+    <w:bookmarkEnd w:id="34"/>
+    <w:bookmarkStart w:id="36" w:name="data-and-code-availability"/>
     <w:p>
       <w:pPr>
         <w:pStyle w:val="Heading1"/>
       </w:pPr>
       <w:r>
-        <w:t xml:space="preserve">Availability</w:t>
+        <w:t xml:space="preserve">Data and code availability</w:t>
       </w:r>
     </w:p>
     <w:p>
@@ -2307,19 +3319,13 @@
         <w:pStyle w:val="FirstParagraph"/>
       </w:pPr>
       <w:r>
-        <w:t xml:space="preserve">Empiria is released under the GPL-3.0 license. It runs in any modern browser</w:t>
-      </w:r>
-      <w:r>
-        <w:t xml:space="preserve"> </w:t>
-      </w:r>
-      <w:r>
-        <w:t xml:space="preserve">with no installation, on laptops, tablets, and Chromebooks alike, and builds to</w:t>
-      </w:r>
-      <w:r>
-        <w:t xml:space="preserve"> </w:t>
-      </w:r>
-      <w:r>
-        <w:t xml:space="preserve">a static site. The live application is at</w:t>
+        <w:t xml:space="preserve">Empiria is released under the GPL-3.0 license and runs in any modern browser</w:t>
+      </w:r>
+      <w:r>
+        <w:t xml:space="preserve"> </w:t>
+      </w:r>
+      <w:r>
+        <w:t xml:space="preserve">with no installation. The live application is at</w:t>
       </w:r>
       <w:r>
         <w:t xml:space="preserve"> </w:t>
@@ -2333,24 +3339,24 @@
         </w:r>
       </w:hyperlink>
       <w:r>
-        <w:t xml:space="preserve">;</w:t>
-      </w:r>
-      <w:r>
-        <w:t xml:space="preserve"> </w:t>
-      </w:r>
-      <w:r>
-        <w:t xml:space="preserve">the source code, the test suite, the verification materials, the bundled</w:t>
-      </w:r>
-      <w:r>
-        <w:t xml:space="preserve"> </w:t>
-      </w:r>
-      <w:r>
-        <w:t xml:space="preserve">lessons, and the documentation are in the public repository at</w:t>
-      </w:r>
-      <w:r>
-        <w:t xml:space="preserve"> </w:t>
-      </w:r>
-      <w:hyperlink r:id="rId20">
+        <w:t xml:space="preserve">; the source code, the automated test</w:t>
+      </w:r>
+      <w:r>
+        <w:t xml:space="preserve"> </w:t>
+      </w:r>
+      <w:r>
+        <w:t xml:space="preserve">suite, the verification materials, the bundled lessons, and the documentation</w:t>
+      </w:r>
+      <w:r>
+        <w:t xml:space="preserve"> </w:t>
+      </w:r>
+      <w:r>
+        <w:t xml:space="preserve">are in the public repository at</w:t>
+      </w:r>
+      <w:r>
+        <w:t xml:space="preserve"> </w:t>
+      </w:r>
+      <w:hyperlink r:id="rId35">
         <w:r>
           <w:rPr>
             <w:rStyle w:val="Hyperlink"/>
@@ -2359,11 +3365,41 @@
         </w:r>
       </w:hyperlink>
       <w:r>
-        <w:t xml:space="preserve">.</w:t>
-      </w:r>
-    </w:p>
-    <w:bookmarkEnd w:id="21"/>
-    <w:bookmarkStart w:id="22" w:name="limitations-and-future-work"/>
+        <w:t xml:space="preserve">. The exact</w:t>
+      </w:r>
+      <w:r>
+        <w:t xml:space="preserve"> </w:t>
+      </w:r>
+      <w:r>
+        <w:t xml:space="preserve">version described here is tagged in the repository, and a snapshot of that</w:t>
+      </w:r>
+      <w:r>
+        <w:t xml:space="preserve"> </w:t>
+      </w:r>
+      <w:r>
+        <w:t xml:space="preserve">version will be archived with a permanent DOI (Zenodo) upon acceptance, so that</w:t>
+      </w:r>
+      <w:r>
+        <w:t xml:space="preserve"> </w:t>
+      </w:r>
+      <w:r>
+        <w:t xml:space="preserve">the reviewed software remains citable independently of later development. The</w:t>
+      </w:r>
+      <w:r>
+        <w:t xml:space="preserve"> </w:t>
+      </w:r>
+      <w:r>
+        <w:t xml:space="preserve">figures in this article are screenshots of the running application; the patches</w:t>
+      </w:r>
+      <w:r>
+        <w:t xml:space="preserve"> </w:t>
+      </w:r>
+      <w:r>
+        <w:t xml:space="preserve">that generate them are included among the bundled lessons.</w:t>
+      </w:r>
+    </w:p>
+    <w:bookmarkEnd w:id="36"/>
+    <w:bookmarkStart w:id="37" w:name="limitations-and-future-work"/>
     <w:p>
       <w:pPr>
         <w:pStyle w:val="Heading1"/>
@@ -2389,49 +3425,37 @@
         <w:t xml:space="preserve"> </w:t>
       </w:r>
       <w:r>
-        <w:t xml:space="preserve">reasoning, paired with auditable numerics and frictionless, reproducible</w:t>
-      </w:r>
-      <w:r>
-        <w:t xml:space="preserve"> </w:t>
-      </w:r>
-      <w:r>
-        <w:t xml:space="preserve">sharing. Its defining affordances—visual, analog-computing-inspired, and</w:t>
-      </w:r>
-      <w:r>
-        <w:t xml:space="preserve"> </w:t>
-      </w:r>
-      <w:r>
-        <w:t xml:space="preserve">modular—are intended to support not only guided activities but also the kind of</w:t>
-      </w:r>
-      <w:r>
-        <w:t xml:space="preserve"> </w:t>
-      </w:r>
-      <w:r>
-        <w:t xml:space="preserve">open-ended, learner-directed exploration in which a student customizes a patch,</w:t>
-      </w:r>
-      <w:r>
-        <w:t xml:space="preserve"> </w:t>
-      </w:r>
-      <w:r>
-        <w:t xml:space="preserve">substitutes one component for another, and discovers a result by building and</w:t>
-      </w:r>
-      <w:r>
-        <w:t xml:space="preserve"> </w:t>
-      </w:r>
-      <w:r>
-        <w:t xml:space="preserve">tinkering rather than by following a script. These affordances are the basis on</w:t>
-      </w:r>
-      <w:r>
-        <w:t xml:space="preserve"> </w:t>
-      </w:r>
-      <w:r>
-        <w:t xml:space="preserve">which we expect the tool to be useful, and they are available to instructors</w:t>
-      </w:r>
-      <w:r>
-        <w:t xml:space="preserve"> </w:t>
-      </w:r>
-      <w:r>
-        <w:t xml:space="preserve">and students today.</w:t>
+        <w:t xml:space="preserve">reasoning, paired with auditable numerics and reproducible, shareable patches.</w:t>
+      </w:r>
+      <w:r>
+        <w:t xml:space="preserve"> </w:t>
+      </w:r>
+      <w:r>
+        <w:t xml:space="preserve">Its defining affordances are visual, analog-computing-inspired, and modular, and</w:t>
+      </w:r>
+      <w:r>
+        <w:t xml:space="preserve"> </w:t>
+      </w:r>
+      <w:r>
+        <w:t xml:space="preserve">they are intended to support guided activities as well as the open-ended,</w:t>
+      </w:r>
+      <w:r>
+        <w:t xml:space="preserve"> </w:t>
+      </w:r>
+      <w:r>
+        <w:t xml:space="preserve">learner-directed exploration in which a student customizes a patch, substitutes</w:t>
+      </w:r>
+      <w:r>
+        <w:t xml:space="preserve"> </w:t>
+      </w:r>
+      <w:r>
+        <w:t xml:space="preserve">one component for another, and reaches a result by building rather than by</w:t>
+      </w:r>
+      <w:r>
+        <w:t xml:space="preserve"> </w:t>
+      </w:r>
+      <w:r>
+        <w:t xml:space="preserve">following a script.</w:t>
       </w:r>
     </w:p>
     <w:p>
@@ -2439,6 +3463,68 @@
         <w:pStyle w:val="BodyText"/>
       </w:pPr>
       <w:r>
+        <w:t xml:space="preserve">We should be explicit about what this article does not establish. It offers no</w:t>
+      </w:r>
+      <w:r>
+        <w:t xml:space="preserve"> </w:t>
+      </w:r>
+      <w:r>
+        <w:t xml:space="preserve">evidence of learning gains from Empiria itself: the pedagogical claims above are</w:t>
+      </w:r>
+      <w:r>
+        <w:t xml:space="preserve"> </w:t>
+      </w:r>
+      <w:r>
+        <w:t xml:space="preserve">design rationale, grounded in prior findings about related tools, and whether</w:t>
+      </w:r>
+      <w:r>
+        <w:t xml:space="preserve"> </w:t>
+      </w:r>
+      <w:r>
+        <w:t xml:space="preserve">they translate into measurable outcomes is an open empirical question. Reviews</w:t>
+      </w:r>
+      <w:r>
+        <w:t xml:space="preserve"> </w:t>
+      </w:r>
+      <w:r>
+        <w:t xml:space="preserve">of simulation tools are a useful corrective here: interactive visualization</w:t>
+      </w:r>
+      <w:r>
+        <w:t xml:space="preserve"> </w:t>
+      </w:r>
+      <w:r>
+        <w:t xml:space="preserve">does not by itself guarantee understanding—students can watch a sampling</w:t>
+      </w:r>
+      <w:r>
+        <w:t xml:space="preserve"> </w:t>
+      </w:r>
+      <w:r>
+        <w:t xml:space="preserve">distribution narrow and still misread it as a distribution of individual</w:t>
+      </w:r>
+      <w:r>
+        <w:t xml:space="preserve"> </w:t>
+      </w:r>
+      <w:r>
+        <w:t xml:space="preserve">values—so the surrounding tasks and design details do much of the work (Gok &amp;</w:t>
+      </w:r>
+      <w:r>
+        <w:t xml:space="preserve"> </w:t>
+      </w:r>
+      <w:r>
+        <w:t xml:space="preserve">Goldstone, 2024). The affordances are available to instructors and students</w:t>
+      </w:r>
+      <w:r>
+        <w:t xml:space="preserve"> </w:t>
+      </w:r>
+      <w:r>
+        <w:t xml:space="preserve">today, but their educational value remains to be demonstrated.</w:t>
+      </w:r>
+    </w:p>
+    <w:p>
+      <w:pPr>
+        <w:pStyle w:val="BodyText"/>
+      </w:pPr>
+      <w:r>
         <w:t xml:space="preserve">A formal study of classroom learning outcomes is the natural next step, and one</w:t>
       </w:r>
       <w:r>
@@ -2475,7 +3561,19 @@
         <w:t xml:space="preserve"> </w:t>
       </w:r>
       <w:r>
-        <w:t xml:space="preserve">outcomes—to test whether these affordances translate into measurable gains.</w:t>
+        <w:t xml:space="preserve">outcomes, to test whether these affordances translate into measurable gains.</w:t>
+      </w:r>
+      <w:r>
+        <w:t xml:space="preserve"> </w:t>
+      </w:r>
+      <w:r>
+        <w:t xml:space="preserve">That study will be pre-registered, with its hypotheses and analysis plan</w:t>
+      </w:r>
+      <w:r>
+        <w:t xml:space="preserve"> </w:t>
+      </w:r>
+      <w:r>
+        <w:t xml:space="preserve">deposited before any data are collected.</w:t>
       </w:r>
     </w:p>
     <w:p>
@@ -2540,8 +3638,8 @@
         <w:t xml:space="preserve">implementation.</w:t>
       </w:r>
     </w:p>
-    <w:bookmarkEnd w:id="22"/>
-    <w:bookmarkStart w:id="23" w:name="conclusion"/>
+    <w:bookmarkEnd w:id="37"/>
+    <w:bookmarkStart w:id="38" w:name="conclusion"/>
     <w:p>
       <w:pPr>
         <w:pStyle w:val="Heading1"/>
@@ -2579,29 +3677,29 @@
         <w:t xml:space="preserve"> </w:t>
       </w:r>
       <w:r>
-        <w:t xml:space="preserve">model with exact, independently auditable numerics and frictionless,</w:t>
-      </w:r>
-      <w:r>
-        <w:t xml:space="preserve"> </w:t>
-      </w:r>
-      <w:r>
-        <w:t xml:space="preserve">reproducible sharing, it aims to be trustworthy as well as legible: a tool a</w:t>
-      </w:r>
-      <w:r>
-        <w:t xml:space="preserve"> </w:t>
-      </w:r>
-      <w:r>
-        <w:t xml:space="preserve">student can learn from and an instructor can verify.</w:t>
-      </w:r>
-    </w:p>
-    <w:bookmarkEnd w:id="23"/>
-    <w:bookmarkStart w:id="24" w:name="acknowledgements"/>
+        <w:t xml:space="preserve">model with exact, independently auditable numerics and reproducible, shareable</w:t>
+      </w:r>
+      <w:r>
+        <w:t xml:space="preserve"> </w:t>
+      </w:r>
+      <w:r>
+        <w:t xml:space="preserve">patches, it aims to be trustworthy as well as legible: a tool a student can</w:t>
+      </w:r>
+      <w:r>
+        <w:t xml:space="preserve"> </w:t>
+      </w:r>
+      <w:r>
+        <w:t xml:space="preserve">learn from and an instructor can verify.</w:t>
+      </w:r>
+    </w:p>
+    <w:bookmarkEnd w:id="38"/>
+    <w:bookmarkStart w:id="39" w:name="disclosure-statement"/>
     <w:p>
       <w:pPr>
         <w:pStyle w:val="Heading1"/>
       </w:pPr>
       <w:r>
-        <w:t xml:space="preserve">Acknowledgements</w:t>
+        <w:t xml:space="preserve">Disclosure statement</w:t>
       </w:r>
     </w:p>
     <w:p>
@@ -2609,67 +3707,95 @@
         <w:pStyle w:val="FirstParagraph"/>
       </w:pPr>
       <w:r>
-        <w:t xml:space="preserve">The author thanks the open-source scientific-computing and statistics-education</w:t>
-      </w:r>
-      <w:r>
-        <w:t xml:space="preserve"> </w:t>
-      </w:r>
-      <w:r>
-        <w:t xml:space="preserve">communities whose tools and findings shaped this work.</w:t>
-      </w:r>
-    </w:p>
-    <w:bookmarkEnd w:id="24"/>
-    <w:bookmarkStart w:id="25" w:name="disclosure-statement"/>
+        <w:t xml:space="preserve">The author reports no competing interests. No funding supported this work.</w:t>
+      </w:r>
+      <w:r>
+        <w:t xml:space="preserve"> </w:t>
+      </w:r>
+      <w:r>
+        <w:t xml:space="preserve">AI-based coding assistants (large language models) were used as programming</w:t>
+      </w:r>
+      <w:r>
+        <w:t xml:space="preserve"> </w:t>
+      </w:r>
+      <w:r>
+        <w:t xml:space="preserve">aids during development of the software. All statistical methods and numerical</w:t>
+      </w:r>
+      <w:r>
+        <w:t xml:space="preserve"> </w:t>
+      </w:r>
+      <w:r>
+        <w:t xml:space="preserve">results were specified by the author and verified against independent reference</w:t>
+      </w:r>
+      <w:r>
+        <w:t xml:space="preserve"> </w:t>
+      </w:r>
+      <w:r>
+        <w:t xml:space="preserve">implementations, as described in</w:t>
+      </w:r>
+      <w:r>
+        <w:t xml:space="preserve"> </w:t>
+      </w:r>
+      <w:r>
+        <w:rPr>
+          <w:i/>
+          <w:iCs/>
+        </w:rPr>
+        <w:t xml:space="preserve">Numerical correctness and reproducibility</w:t>
+      </w:r>
+      <w:r>
+        <w:t xml:space="preserve">;</w:t>
+      </w:r>
+      <w:r>
+        <w:t xml:space="preserve"> </w:t>
+      </w:r>
+      <w:r>
+        <w:t xml:space="preserve">the author takes full responsibility for the content of the software and the</w:t>
+      </w:r>
+      <w:r>
+        <w:t xml:space="preserve"> </w:t>
+      </w:r>
+      <w:r>
+        <w:t xml:space="preserve">manuscript.</w:t>
+      </w:r>
+    </w:p>
+    <w:bookmarkEnd w:id="39"/>
+    <w:bookmarkStart w:id="54" w:name="references"/>
     <w:p>
       <w:pPr>
         <w:pStyle w:val="Heading1"/>
       </w:pPr>
       <w:r>
-        <w:t xml:space="preserve">Disclosure statement</w:t>
-      </w:r>
-    </w:p>
-    <w:p>
-      <w:pPr>
-        <w:pStyle w:val="FirstParagraph"/>
-      </w:pPr>
-      <w:r>
-        <w:t xml:space="preserve">The author reports no competing interests. No funding supported this work.</w:t>
-      </w:r>
-    </w:p>
-    <w:bookmarkEnd w:id="25"/>
-    <w:bookmarkStart w:id="36" w:name="references"/>
-    <w:p>
-      <w:pPr>
-        <w:pStyle w:val="Heading1"/>
-      </w:pPr>
-      <w:r>
         <w:t xml:space="preserve">References</w:t>
       </w:r>
     </w:p>
     <w:p>
       <w:pPr>
-        <w:pStyle w:val="FirstParagraph"/>
-      </w:pPr>
-      <w:r>
-        <w:t xml:space="preserve">American Statistical Association. (2016).</w:t>
-      </w:r>
-      <w:r>
-        <w:t xml:space="preserve"> </w:t>
-      </w:r>
-      <w:r>
-        <w:rPr>
-          <w:i/>
-          <w:iCs/>
-        </w:rPr>
-        <w:t xml:space="preserve">Guidelines for Assessment and Instruction in Statistics Education (GAISE) College Report 2016</w:t>
-      </w:r>
-      <w:r>
-        <w:t xml:space="preserve">. American Statistical Association.</w:t>
-      </w:r>
-      <w:r>
-        <w:t xml:space="preserve"> </w:t>
-      </w:r>
-      <w:hyperlink r:id="rId26">
+        <w:numPr>
+          <w:ilvl w:val="0"/>
+          <w:numId w:val="1001"/>
+        </w:numPr>
+      </w:pPr>
+      <w:r>
+        <w:t xml:space="preserve">American Statistical Association, Guidelines for Assessment and Instruction in Statistics Education (GAISE) College Report 2016,</w:t>
+      </w:r>
+      <w:r>
+        <w:t xml:space="preserve"> </w:t>
+      </w:r>
+      <w:r>
+        <w:rPr>
+          <w:i/>
+          <w:iCs/>
+        </w:rPr>
+        <w:t xml:space="preserve">American Statistical Association</w:t>
+      </w:r>
+      <w:r>
+        <w:t xml:space="preserve">, 2016.</w:t>
+      </w:r>
+      <w:r>
+        <w:t xml:space="preserve"> </w:t>
+      </w:r>
+      <w:hyperlink r:id="rId40">
         <w:r>
           <w:rPr>
             <w:rStyle w:val="Hyperlink"/>
@@ -2680,10 +3806,13 @@
     </w:p>
     <w:p>
       <w:pPr>
-        <w:pStyle w:val="BodyText"/>
-      </w:pPr>
-      <w:r>
-        <w:t xml:space="preserve">Chance, B., delMas, R., &amp; Garfield, J. (2004). Reasoning about sampling distributions. In D. Ben-Zvi &amp; J. Garfield (Eds.),</w:t>
+        <w:numPr>
+          <w:ilvl w:val="0"/>
+          <w:numId w:val="1001"/>
+        </w:numPr>
+      </w:pPr>
+      <w:r>
+        <w:t xml:space="preserve">B. Chance, R. delMas, J. Garfield, Reasoning about sampling distributions, in: D. Ben-Zvi, J. Garfield (Eds.),</w:t>
       </w:r>
       <w:r>
         <w:t xml:space="preserve"> </w:t>
@@ -2696,15 +3825,12 @@
         <w:t xml:space="preserve">The Challenge of Developing Statistical Literacy, Reasoning, and Thinking</w:t>
       </w:r>
       <w:r>
-        <w:t xml:space="preserve"> </w:t>
-      </w:r>
-      <w:r>
-        <w:t xml:space="preserve">(pp. 295–323). Springer.</w:t>
-      </w:r>
-      <w:r>
-        <w:t xml:space="preserve"> </w:t>
-      </w:r>
-      <w:hyperlink r:id="rId27">
+        <w:t xml:space="preserve">, Springer, 2004, pp. 295–323.</w:t>
+      </w:r>
+      <w:r>
+        <w:t xml:space="preserve"> </w:t>
+      </w:r>
+      <w:hyperlink r:id="rId41">
         <w:r>
           <w:rPr>
             <w:rStyle w:val="Hyperlink"/>
@@ -2715,10 +3841,13 @@
     </w:p>
     <w:p>
       <w:pPr>
-        <w:pStyle w:val="BodyText"/>
-      </w:pPr>
-      <w:r>
-        <w:t xml:space="preserve">Cobb, G. W. (2007). The introductory statistics course: A Ptolemaic curriculum?</w:t>
+        <w:numPr>
+          <w:ilvl w:val="0"/>
+          <w:numId w:val="1001"/>
+        </w:numPr>
+      </w:pPr>
+      <w:r>
+        <w:t xml:space="preserve">G. W. Cobb, The introductory statistics course: A Ptolemaic curriculum?,</w:t>
       </w:r>
       <w:r>
         <w:t xml:space="preserve"> </w:t>
@@ -2731,12 +3860,12 @@
         <w:t xml:space="preserve">Technology Innovations in Statistics Education</w:t>
       </w:r>
       <w:r>
-        <w:t xml:space="preserve">, 1(1).</w:t>
-      </w:r>
-      <w:r>
-        <w:t xml:space="preserve"> </w:t>
-      </w:r>
-      <w:hyperlink r:id="rId28">
+        <w:t xml:space="preserve">, 1(2007).</w:t>
+      </w:r>
+      <w:r>
+        <w:t xml:space="preserve"> </w:t>
+      </w:r>
+      <w:hyperlink r:id="rId42">
         <w:r>
           <w:rPr>
             <w:rStyle w:val="Hyperlink"/>
@@ -2747,10 +3876,13 @@
     </w:p>
     <w:p>
       <w:pPr>
-        <w:pStyle w:val="BodyText"/>
-      </w:pPr>
-      <w:r>
-        <w:t xml:space="preserve">delMas, R., Garfield, J., Ooms, A., &amp; Chance, B. (2007). Assessing students’ conceptual understanding after a first course in statistics.</w:t>
+        <w:numPr>
+          <w:ilvl w:val="0"/>
+          <w:numId w:val="1001"/>
+        </w:numPr>
+      </w:pPr>
+      <w:r>
+        <w:t xml:space="preserve">R. delMas, J. Garfield, A. Ooms, B. Chance, Assessing students’ conceptual understanding after a first course in statistics,</w:t>
       </w:r>
       <w:r>
         <w:t xml:space="preserve"> </w:t>
@@ -2763,12 +3895,12 @@
         <w:t xml:space="preserve">Statistics Education Research Journal</w:t>
       </w:r>
       <w:r>
-        <w:t xml:space="preserve">, 6(2), 28–58.</w:t>
-      </w:r>
-      <w:r>
-        <w:t xml:space="preserve"> </w:t>
-      </w:r>
-      <w:hyperlink r:id="rId29">
+        <w:t xml:space="preserve">, 6(2007), 28–58.</w:t>
+      </w:r>
+      <w:r>
+        <w:t xml:space="preserve"> </w:t>
+      </w:r>
+      <w:hyperlink r:id="rId43">
         <w:r>
           <w:rPr>
             <w:rStyle w:val="Hyperlink"/>
@@ -2779,10 +3911,13 @@
     </w:p>
     <w:p>
       <w:pPr>
-        <w:pStyle w:val="BodyText"/>
-      </w:pPr>
-      <w:r>
-        <w:t xml:space="preserve">Efron, B. (1987). Better bootstrap confidence intervals.</w:t>
+        <w:numPr>
+          <w:ilvl w:val="0"/>
+          <w:numId w:val="1001"/>
+        </w:numPr>
+      </w:pPr>
+      <w:r>
+        <w:t xml:space="preserve">B. Efron, Better bootstrap confidence intervals,</w:t>
       </w:r>
       <w:r>
         <w:t xml:space="preserve"> </w:t>
@@ -2795,12 +3930,12 @@
         <w:t xml:space="preserve">Journal of the American Statistical Association</w:t>
       </w:r>
       <w:r>
-        <w:t xml:space="preserve">, 82(397), 171–185.</w:t>
-      </w:r>
-      <w:r>
-        <w:t xml:space="preserve"> </w:t>
-      </w:r>
-      <w:hyperlink r:id="rId30">
+        <w:t xml:space="preserve">, 82(1987), 171–185.</w:t>
+      </w:r>
+      <w:r>
+        <w:t xml:space="preserve"> </w:t>
+      </w:r>
+      <w:hyperlink r:id="rId44">
         <w:r>
           <w:rPr>
             <w:rStyle w:val="Hyperlink"/>
@@ -2811,10 +3946,13 @@
     </w:p>
     <w:p>
       <w:pPr>
-        <w:pStyle w:val="BodyText"/>
-      </w:pPr>
-      <w:r>
-        <w:t xml:space="preserve">Finzer, W. (2013). The data science education dilemma.</w:t>
+        <w:numPr>
+          <w:ilvl w:val="0"/>
+          <w:numId w:val="1001"/>
+        </w:numPr>
+      </w:pPr>
+      <w:r>
+        <w:t xml:space="preserve">W. Finzer, The data science education dilemma,</w:t>
       </w:r>
       <w:r>
         <w:t xml:space="preserve"> </w:t>
@@ -2827,12 +3965,12 @@
         <w:t xml:space="preserve">Technology Innovations in Statistics Education</w:t>
       </w:r>
       <w:r>
-        <w:t xml:space="preserve">, 7(2).</w:t>
-      </w:r>
-      <w:r>
-        <w:t xml:space="preserve"> </w:t>
-      </w:r>
-      <w:hyperlink r:id="rId31">
+        <w:t xml:space="preserve">, 7(2013).</w:t>
+      </w:r>
+      <w:r>
+        <w:t xml:space="preserve"> </w:t>
+      </w:r>
+      <w:hyperlink r:id="rId45">
         <w:r>
           <w:rPr>
             <w:rStyle w:val="Hyperlink"/>
@@ -2843,10 +3981,13 @@
     </w:p>
     <w:p>
       <w:pPr>
-        <w:pStyle w:val="BodyText"/>
-      </w:pPr>
-      <w:r>
-        <w:t xml:space="preserve">Garfield, J., &amp; Ben-Zvi, D. (2009). Helping students develop statistical reasoning: Implementing a statistical reasoning learning environment.</w:t>
+        <w:numPr>
+          <w:ilvl w:val="0"/>
+          <w:numId w:val="1001"/>
+        </w:numPr>
+      </w:pPr>
+      <w:r>
+        <w:t xml:space="preserve">J. Garfield, D. Ben-Zvi, Helping students develop statistical reasoning: Implementing a statistical reasoning learning environment,</w:t>
       </w:r>
       <w:r>
         <w:t xml:space="preserve"> </w:t>
@@ -2859,12 +4000,12 @@
         <w:t xml:space="preserve">Teaching Statistics</w:t>
       </w:r>
       <w:r>
-        <w:t xml:space="preserve">, 31(3), 72–77.</w:t>
-      </w:r>
-      <w:r>
-        <w:t xml:space="preserve"> </w:t>
-      </w:r>
-      <w:hyperlink r:id="rId32">
+        <w:t xml:space="preserve">, 31(2009), 72–77.</w:t>
+      </w:r>
+      <w:r>
+        <w:t xml:space="preserve"> </w:t>
+      </w:r>
+      <w:hyperlink r:id="rId46">
         <w:r>
           <w:rPr>
             <w:rStyle w:val="Hyperlink"/>
@@ -2875,10 +4016,83 @@
     </w:p>
     <w:p>
       <w:pPr>
-        <w:pStyle w:val="BodyText"/>
-      </w:pPr>
-      <w:r>
-        <w:t xml:space="preserve">Konold, C., &amp; Lehrer, R. (2008). Technology and mathematics education: An essay in honor of Jim Kaput. In L. D. English (Ed.),</w:t>
+        <w:numPr>
+          <w:ilvl w:val="0"/>
+          <w:numId w:val="1001"/>
+        </w:numPr>
+      </w:pPr>
+      <w:r>
+        <w:t xml:space="preserve">S. Gok, R. L. Goldstone, How do students reason about statistical sampling with computer simulations? An integrative review from a grounded cognition perspective,</w:t>
+      </w:r>
+      <w:r>
+        <w:t xml:space="preserve"> </w:t>
+      </w:r>
+      <w:r>
+        <w:rPr>
+          <w:i/>
+          <w:iCs/>
+        </w:rPr>
+        <w:t xml:space="preserve">Cognitive Research: Principles and Implications</w:t>
+      </w:r>
+      <w:r>
+        <w:t xml:space="preserve">, 9(2024), 33.</w:t>
+      </w:r>
+      <w:r>
+        <w:t xml:space="preserve"> </w:t>
+      </w:r>
+      <w:hyperlink r:id="rId47">
+        <w:r>
+          <w:rPr>
+            <w:rStyle w:val="Hyperlink"/>
+          </w:rPr>
+          <w:t xml:space="preserve">https://doi.org/10.1186/s41235-024-00561-x</w:t>
+        </w:r>
+      </w:hyperlink>
+    </w:p>
+    <w:p>
+      <w:pPr>
+        <w:numPr>
+          <w:ilvl w:val="0"/>
+          <w:numId w:val="1001"/>
+        </w:numPr>
+      </w:pPr>
+      <w:r>
+        <w:t xml:space="preserve">T. C. Hesterberg, What teachers should know about the bootstrap: Resampling in the undergraduate statistics curriculum,</w:t>
+      </w:r>
+      <w:r>
+        <w:t xml:space="preserve"> </w:t>
+      </w:r>
+      <w:r>
+        <w:rPr>
+          <w:i/>
+          <w:iCs/>
+        </w:rPr>
+        <w:t xml:space="preserve">The American Statistician</w:t>
+      </w:r>
+      <w:r>
+        <w:t xml:space="preserve">, 69(2015), 371–386.</w:t>
+      </w:r>
+      <w:r>
+        <w:t xml:space="preserve"> </w:t>
+      </w:r>
+      <w:hyperlink r:id="rId48">
+        <w:r>
+          <w:rPr>
+            <w:rStyle w:val="Hyperlink"/>
+          </w:rPr>
+          <w:t xml:space="preserve">https://doi.org/10.1080/00031305.2015.1089789</w:t>
+        </w:r>
+      </w:hyperlink>
+    </w:p>
+    <w:p>
+      <w:pPr>
+        <w:numPr>
+          <w:ilvl w:val="0"/>
+          <w:numId w:val="1001"/>
+        </w:numPr>
+      </w:pPr>
+      <w:r>
+        <w:t xml:space="preserve">C. Konold, R. Lehrer, Technology and mathematics education: An essay in honor of Jim Kaput, in: L. D. English (Ed.),</w:t>
       </w:r>
       <w:r>
         <w:t xml:space="preserve"> </w:t>
@@ -2891,18 +4105,56 @@
         <w:t xml:space="preserve">Handbook of International Research in Mathematics Education</w:t>
       </w:r>
       <w:r>
-        <w:t xml:space="preserve"> </w:t>
-      </w:r>
-      <w:r>
-        <w:t xml:space="preserve">(2nd ed.). Routledge.</w:t>
-      </w:r>
-    </w:p>
-    <w:p>
-      <w:pPr>
-        <w:pStyle w:val="BodyText"/>
-      </w:pPr>
-      <w:r>
-        <w:t xml:space="preserve">Matsumoto, M., &amp; Nishimura, T. (1998). Mersenne Twister: A 623-dimensionally equidistributed uniform pseudo-random number generator.</w:t>
+        <w:t xml:space="preserve">, 2nd ed., Routledge, 2008.</w:t>
+      </w:r>
+    </w:p>
+    <w:p>
+      <w:pPr>
+        <w:numPr>
+          <w:ilvl w:val="0"/>
+          <w:numId w:val="1001"/>
+        </w:numPr>
+      </w:pPr>
+      <w:r>
+        <w:t xml:space="preserve">R. H. Lock, P. F. Lock, K. Lock Morgan, E. F. Lock, D. F. Lock,</w:t>
+      </w:r>
+      <w:r>
+        <w:t xml:space="preserve"> </w:t>
+      </w:r>
+      <w:r>
+        <w:rPr>
+          <w:i/>
+          <w:iCs/>
+        </w:rPr>
+        <w:t xml:space="preserve">Statistics: Unlocking the Power of Data</w:t>
+      </w:r>
+      <w:r>
+        <w:t xml:space="preserve">, 3rd ed., Wiley, 2021. StatKey:</w:t>
+      </w:r>
+      <w:r>
+        <w:t xml:space="preserve"> </w:t>
+      </w:r>
+      <w:hyperlink r:id="rId49">
+        <w:r>
+          <w:rPr>
+            <w:rStyle w:val="Hyperlink"/>
+          </w:rPr>
+          <w:t xml:space="preserve">https://www.lock5stat.com/statkey</w:t>
+        </w:r>
+      </w:hyperlink>
+      <w:r>
+        <w:t xml:space="preserve">.</w:t>
+      </w:r>
+    </w:p>
+    <w:p>
+      <w:pPr>
+        <w:numPr>
+          <w:ilvl w:val="0"/>
+          <w:numId w:val="1001"/>
+        </w:numPr>
+      </w:pPr>
+      <w:r>
+        <w:t xml:space="preserve">M. Matsumoto, T. Nishimura, Mersenne Twister: A 623-dimensionally equidistributed uniform pseudo-random number generator,</w:t>
       </w:r>
       <w:r>
         <w:t xml:space="preserve"> </w:t>
@@ -2915,12 +4167,12 @@
         <w:t xml:space="preserve">ACM Transactions on Modeling and Computer Simulation</w:t>
       </w:r>
       <w:r>
-        <w:t xml:space="preserve">, 8(1), 3–30.</w:t>
-      </w:r>
-      <w:r>
-        <w:t xml:space="preserve"> </w:t>
-      </w:r>
-      <w:hyperlink r:id="rId33">
+        <w:t xml:space="preserve">, 8(1998), 3–30.</w:t>
+      </w:r>
+      <w:r>
+        <w:t xml:space="preserve"> </w:t>
+      </w:r>
+      <w:hyperlink r:id="rId50">
         <w:r>
           <w:rPr>
             <w:rStyle w:val="Hyperlink"/>
@@ -2931,10 +4183,13 @@
     </w:p>
     <w:p>
       <w:pPr>
-        <w:pStyle w:val="BodyText"/>
-      </w:pPr>
-      <w:r>
-        <w:t xml:space="preserve">Papert, S. (1980).</w:t>
+        <w:numPr>
+          <w:ilvl w:val="0"/>
+          <w:numId w:val="1001"/>
+        </w:numPr>
+      </w:pPr>
+      <w:r>
+        <w:t xml:space="preserve">S. Papert,</w:t>
       </w:r>
       <w:r>
         <w:t xml:space="preserve"> </w:t>
@@ -2947,15 +4202,18 @@
         <w:t xml:space="preserve">Mindstorms: Children, Computers, and Powerful Ideas</w:t>
       </w:r>
       <w:r>
-        <w:t xml:space="preserve">. Basic Books.</w:t>
-      </w:r>
-    </w:p>
-    <w:p>
-      <w:pPr>
-        <w:pStyle w:val="BodyText"/>
-      </w:pPr>
-      <w:r>
-        <w:t xml:space="preserve">Press, W. H., Teukolsky, S. A., Vetterling, W. T., &amp; Flannery, B. P. (2007).</w:t>
+        <w:t xml:space="preserve">, Basic Books, 1980.</w:t>
+      </w:r>
+    </w:p>
+    <w:p>
+      <w:pPr>
+        <w:numPr>
+          <w:ilvl w:val="0"/>
+          <w:numId w:val="1001"/>
+        </w:numPr>
+      </w:pPr>
+      <w:r>
+        <w:t xml:space="preserve">W. H. Press, S. A. Teukolsky, W. T. Vetterling, B. P. Flannery,</w:t>
       </w:r>
       <w:r>
         <w:t xml:space="preserve"> </w:t>
@@ -2968,18 +4226,53 @@
         <w:t xml:space="preserve">Numerical Recipes: The Art of Scientific Computing</w:t>
       </w:r>
       <w:r>
-        <w:t xml:space="preserve"> </w:t>
-      </w:r>
-      <w:r>
-        <w:t xml:space="preserve">(3rd ed.). Cambridge University Press.</w:t>
-      </w:r>
-    </w:p>
-    <w:p>
-      <w:pPr>
-        <w:pStyle w:val="BodyText"/>
-      </w:pPr>
-      <w:r>
-        <w:t xml:space="preserve">Tintle, N., Chance, B., Cobb, G., Roy, S., Swanson, T., &amp; VanderStoep, J. (2015). Combating anti-statistical thinking using simulation-based methods throughout the undergraduate curriculum.</w:t>
+        <w:t xml:space="preserve">, 3rd ed., Cambridge University Press, 2007.</w:t>
+      </w:r>
+    </w:p>
+    <w:p>
+      <w:pPr>
+        <w:numPr>
+          <w:ilvl w:val="0"/>
+          <w:numId w:val="1001"/>
+        </w:numPr>
+      </w:pPr>
+      <w:r>
+        <w:t xml:space="preserve">A. Rossman, B. Chance, Using simulation-based inference for learning introductory statistics,</w:t>
+      </w:r>
+      <w:r>
+        <w:t xml:space="preserve"> </w:t>
+      </w:r>
+      <w:r>
+        <w:rPr>
+          <w:i/>
+          <w:iCs/>
+        </w:rPr>
+        <w:t xml:space="preserve">WIREs Computational Statistics</w:t>
+      </w:r>
+      <w:r>
+        <w:t xml:space="preserve">, 6(2014), 211–221.</w:t>
+      </w:r>
+      <w:r>
+        <w:t xml:space="preserve"> </w:t>
+      </w:r>
+      <w:hyperlink r:id="rId51">
+        <w:r>
+          <w:rPr>
+            <w:rStyle w:val="Hyperlink"/>
+          </w:rPr>
+          <w:t xml:space="preserve">https://doi.org/10.1002/wics.1302</w:t>
+        </w:r>
+      </w:hyperlink>
+    </w:p>
+    <w:p>
+      <w:pPr>
+        <w:numPr>
+          <w:ilvl w:val="0"/>
+          <w:numId w:val="1001"/>
+        </w:numPr>
+      </w:pPr>
+      <w:r>
+        <w:t xml:space="preserve">N. Tintle, B. Chance, G. Cobb, S. Roy, T. Swanson, J. VanderStoep, Combating anti-statistical thinking using simulation-based methods throughout the undergraduate curriculum,</w:t>
       </w:r>
       <w:r>
         <w:t xml:space="preserve"> </w:t>
@@ -2992,12 +4285,12 @@
         <w:t xml:space="preserve">The American Statistician</w:t>
       </w:r>
       <w:r>
-        <w:t xml:space="preserve">, 69(4), 362–370.</w:t>
-      </w:r>
-      <w:r>
-        <w:t xml:space="preserve"> </w:t>
-      </w:r>
-      <w:hyperlink r:id="rId34">
+        <w:t xml:space="preserve">, 69(2015), 362–370.</w:t>
+      </w:r>
+      <w:r>
+        <w:t xml:space="preserve"> </w:t>
+      </w:r>
+      <w:hyperlink r:id="rId52">
         <w:r>
           <w:rPr>
             <w:rStyle w:val="Hyperlink"/>
@@ -3008,10 +4301,13 @@
     </w:p>
     <w:p>
       <w:pPr>
-        <w:pStyle w:val="BodyText"/>
-      </w:pPr>
-      <w:r>
-        <w:t xml:space="preserve">Wilensky, U. (1999).</w:t>
+        <w:numPr>
+          <w:ilvl w:val="0"/>
+          <w:numId w:val="1001"/>
+        </w:numPr>
+      </w:pPr>
+      <w:r>
+        <w:t xml:space="preserve">U. Wilensky,</w:t>
       </w:r>
       <w:r>
         <w:t xml:space="preserve"> </w:t>
@@ -3024,12 +4320,12 @@
         <w:t xml:space="preserve">NetLogo</w:t>
       </w:r>
       <w:r>
-        <w:t xml:space="preserve">. Center for Connected Learning and Computer-Based Modeling, Northwestern University.</w:t>
-      </w:r>
-      <w:r>
-        <w:t xml:space="preserve"> </w:t>
-      </w:r>
-      <w:hyperlink r:id="rId35">
+        <w:t xml:space="preserve">, Center for Connected Learning and Computer-Based Modeling, Northwestern University, 1999.</w:t>
+      </w:r>
+      <w:r>
+        <w:t xml:space="preserve"> </w:t>
+      </w:r>
+      <w:hyperlink r:id="rId53">
         <w:r>
           <w:rPr>
             <w:rStyle w:val="Hyperlink"/>
@@ -3038,7 +4334,7 @@
         </w:r>
       </w:hyperlink>
     </w:p>
-    <w:bookmarkEnd w:id="36"/>
+    <w:bookmarkEnd w:id="54"/>
     <w:sectPr>
       <w:footnotePr>
         <w:numRestart w:val="eachSect"/>
@@ -3149,8 +4445,123 @@
       </w:pPr>
     </w:lvl>
   </w:abstractNum>
+  <w:abstractNum w:abstractNumId="99411">
+    <w:nsid w:val="00A99411"/>
+    <w:multiLevelType w:val="multilevel"/>
+    <w:lvl w:ilvl="0">
+      <w:start w:val="1"/>
+      <w:numFmt w:val="decimal"/>
+      <w:lvlText w:val="%1."/>
+      <w:lvlJc w:val="left"/>
+      <w:pPr>
+        <w:ind w:left="720" w:hanging="360"/>
+      </w:pPr>
+    </w:lvl>
+    <w:lvl w:ilvl="1">
+      <w:start w:val="1"/>
+      <w:numFmt w:val="decimal"/>
+      <w:lvlText w:val="%2."/>
+      <w:lvlJc w:val="left"/>
+      <w:pPr>
+        <w:ind w:left="1440" w:hanging="360"/>
+      </w:pPr>
+    </w:lvl>
+    <w:lvl w:ilvl="2">
+      <w:start w:val="1"/>
+      <w:numFmt w:val="decimal"/>
+      <w:lvlText w:val="%3."/>
+      <w:lvlJc w:val="left"/>
+      <w:pPr>
+        <w:ind w:left="2160" w:hanging="360"/>
+      </w:pPr>
+    </w:lvl>
+    <w:lvl w:ilvl="3">
+      <w:start w:val="1"/>
+      <w:numFmt w:val="decimal"/>
+      <w:lvlText w:val="%4."/>
+      <w:lvlJc w:val="left"/>
+      <w:pPr>
+        <w:ind w:left="2880" w:hanging="360"/>
+      </w:pPr>
+    </w:lvl>
+    <w:lvl w:ilvl="4">
+      <w:start w:val="1"/>
+      <w:numFmt w:val="decimal"/>
+      <w:lvlText w:val="%5."/>
+      <w:lvlJc w:val="left"/>
+      <w:pPr>
+        <w:ind w:left="3600" w:hanging="360"/>
+      </w:pPr>
+    </w:lvl>
+    <w:lvl w:ilvl="5">
+      <w:start w:val="1"/>
+      <w:numFmt w:val="decimal"/>
+      <w:lvlText w:val="%6."/>
+      <w:lvlJc w:val="left"/>
+      <w:pPr>
+        <w:ind w:left="4320" w:hanging="360"/>
+      </w:pPr>
+    </w:lvl>
+    <w:lvl w:ilvl="6">
+      <w:start w:val="1"/>
+      <w:numFmt w:val="decimal"/>
+      <w:lvlText w:val="%7."/>
+      <w:lvlJc w:val="left"/>
+      <w:pPr>
+        <w:ind w:left="5040" w:hanging="360"/>
+      </w:pPr>
+    </w:lvl>
+    <w:lvl w:ilvl="7">
+      <w:start w:val="1"/>
+      <w:numFmt w:val="decimal"/>
+      <w:lvlText w:val="%8."/>
+      <w:lvlJc w:val="left"/>
+      <w:pPr>
+        <w:ind w:left="5760" w:hanging="360"/>
+      </w:pPr>
+    </w:lvl>
+    <w:lvl w:ilvl="8">
+      <w:start w:val="1"/>
+      <w:numFmt w:val="decimal"/>
+      <w:lvlText w:val="%9."/>
+      <w:lvlJc w:val="left"/>
+      <w:pPr>
+        <w:ind w:left="6480" w:hanging="360"/>
+      </w:pPr>
+    </w:lvl>
+  </w:abstractNum>
   <w:num w:numId="1000">
     <w:abstractNumId w:val="990"/>
+  </w:num>
+  <w:num w:numId="1001">
+    <w:abstractNumId w:val="99411"/>
+    <w:lvlOverride w:ilvl="0">
+      <w:startOverride w:val="1"/>
+    </w:lvlOverride>
+    <w:lvlOverride w:ilvl="1">
+      <w:startOverride w:val="1"/>
+    </w:lvlOverride>
+    <w:lvlOverride w:ilvl="2">
+      <w:startOverride w:val="1"/>
+    </w:lvlOverride>
+    <w:lvlOverride w:ilvl="3">
+      <w:startOverride w:val="1"/>
+    </w:lvlOverride>
+    <w:lvlOverride w:ilvl="4">
+      <w:startOverride w:val="1"/>
+    </w:lvlOverride>
+    <w:lvlOverride w:ilvl="5">
+      <w:startOverride w:val="1"/>
+    </w:lvlOverride>
+    <w:lvlOverride w:ilvl="6">
+      <w:startOverride w:val="1"/>
+    </w:lvlOverride>
+    <w:lvlOverride w:ilvl="7">
+      <w:startOverride w:val="1"/>
+    </w:lvlOverride>
+    <w:lvlOverride w:ilvl="8">
+      <w:startOverride w:val="1"/>
+    </w:lvlOverride>
   </w:num>
 </w:numbering>
 </file>

--- a/submission/manuscript.docx
+++ b/submission/manuscript.docx
@@ -3305,7 +3305,7 @@
     </w:p>
     <w:bookmarkEnd w:id="33"/>
     <w:bookmarkEnd w:id="34"/>
-    <w:bookmarkStart w:id="36" w:name="data-and-code-availability"/>
+    <w:bookmarkStart w:id="37" w:name="data-and-code-availability"/>
     <w:p>
       <w:pPr>
         <w:pStyle w:val="Heading1"/>
@@ -3371,35 +3371,49 @@
         <w:t xml:space="preserve"> </w:t>
       </w:r>
       <w:r>
-        <w:t xml:space="preserve">version described here is tagged in the repository, and a snapshot of that</w:t>
-      </w:r>
-      <w:r>
-        <w:t xml:space="preserve"> </w:t>
-      </w:r>
-      <w:r>
-        <w:t xml:space="preserve">version will be archived with a permanent DOI (Zenodo) upon acceptance, so that</w:t>
-      </w:r>
-      <w:r>
-        <w:t xml:space="preserve"> </w:t>
-      </w:r>
-      <w:r>
-        <w:t xml:space="preserve">the reviewed software remains citable independently of later development. The</w:t>
-      </w:r>
-      <w:r>
-        <w:t xml:space="preserve"> </w:t>
-      </w:r>
-      <w:r>
-        <w:t xml:space="preserve">figures in this article are screenshots of the running application; the patches</w:t>
-      </w:r>
-      <w:r>
-        <w:t xml:space="preserve"> </w:t>
-      </w:r>
-      <w:r>
-        <w:t xml:space="preserve">that generate them are included among the bundled lessons.</w:t>
-      </w:r>
-    </w:p>
-    <w:bookmarkEnd w:id="36"/>
-    <w:bookmarkStart w:id="37" w:name="limitations-and-future-work"/>
+        <w:t xml:space="preserve">version described here is tagged as v2.1.0 in the repository and archived on</w:t>
+      </w:r>
+      <w:r>
+        <w:t xml:space="preserve"> </w:t>
+      </w:r>
+      <w:r>
+        <w:t xml:space="preserve">Zenodo (DOI:</w:t>
+      </w:r>
+      <w:r>
+        <w:t xml:space="preserve"> </w:t>
+      </w:r>
+      <w:hyperlink r:id="rId36">
+        <w:r>
+          <w:rPr>
+            <w:rStyle w:val="Hyperlink"/>
+          </w:rPr>
+          <w:t xml:space="preserve">https://doi.org/10.5281/zenodo.20413213</w:t>
+        </w:r>
+      </w:hyperlink>
+      <w:r>
+        <w:t xml:space="preserve">), so that the reviewed</w:t>
+      </w:r>
+      <w:r>
+        <w:t xml:space="preserve"> </w:t>
+      </w:r>
+      <w:r>
+        <w:t xml:space="preserve">software remains citable independently of later development. The figures in this</w:t>
+      </w:r>
+      <w:r>
+        <w:t xml:space="preserve"> </w:t>
+      </w:r>
+      <w:r>
+        <w:t xml:space="preserve">article are screenshots of the running application; the patches that generate</w:t>
+      </w:r>
+      <w:r>
+        <w:t xml:space="preserve"> </w:t>
+      </w:r>
+      <w:r>
+        <w:t xml:space="preserve">them are included among the bundled lessons.</w:t>
+      </w:r>
+    </w:p>
+    <w:bookmarkEnd w:id="37"/>
+    <w:bookmarkStart w:id="38" w:name="limitations-and-future-work"/>
     <w:p>
       <w:pPr>
         <w:pStyle w:val="Heading1"/>
@@ -3638,8 +3652,8 @@
         <w:t xml:space="preserve">implementation.</w:t>
       </w:r>
     </w:p>
-    <w:bookmarkEnd w:id="37"/>
-    <w:bookmarkStart w:id="38" w:name="conclusion"/>
+    <w:bookmarkEnd w:id="38"/>
+    <w:bookmarkStart w:id="39" w:name="conclusion"/>
     <w:p>
       <w:pPr>
         <w:pStyle w:val="Heading1"/>
@@ -3692,8 +3706,8 @@
         <w:t xml:space="preserve">learn from and an instructor can verify.</w:t>
       </w:r>
     </w:p>
-    <w:bookmarkEnd w:id="38"/>
-    <w:bookmarkStart w:id="39" w:name="disclosure-statement"/>
+    <w:bookmarkEnd w:id="39"/>
+    <w:bookmarkStart w:id="40" w:name="disclosure-statement"/>
     <w:p>
       <w:pPr>
         <w:pStyle w:val="Heading1"/>
@@ -3759,8 +3773,8 @@
         <w:t xml:space="preserve">manuscript.</w:t>
       </w:r>
     </w:p>
-    <w:bookmarkEnd w:id="39"/>
-    <w:bookmarkStart w:id="54" w:name="references"/>
+    <w:bookmarkEnd w:id="40"/>
+    <w:bookmarkStart w:id="55" w:name="references"/>
     <w:p>
       <w:pPr>
         <w:pStyle w:val="Heading1"/>
@@ -3795,7 +3809,7 @@
       <w:r>
         <w:t xml:space="preserve"> </w:t>
       </w:r>
-      <w:hyperlink r:id="rId40">
+      <w:hyperlink r:id="rId41">
         <w:r>
           <w:rPr>
             <w:rStyle w:val="Hyperlink"/>
@@ -3830,7 +3844,7 @@
       <w:r>
         <w:t xml:space="preserve"> </w:t>
       </w:r>
-      <w:hyperlink r:id="rId41">
+      <w:hyperlink r:id="rId42">
         <w:r>
           <w:rPr>
             <w:rStyle w:val="Hyperlink"/>
@@ -3865,7 +3879,7 @@
       <w:r>
         <w:t xml:space="preserve"> </w:t>
       </w:r>
-      <w:hyperlink r:id="rId42">
+      <w:hyperlink r:id="rId43">
         <w:r>
           <w:rPr>
             <w:rStyle w:val="Hyperlink"/>
@@ -3900,7 +3914,7 @@
       <w:r>
         <w:t xml:space="preserve"> </w:t>
       </w:r>
-      <w:hyperlink r:id="rId43">
+      <w:hyperlink r:id="rId44">
         <w:r>
           <w:rPr>
             <w:rStyle w:val="Hyperlink"/>
@@ -3935,7 +3949,7 @@
       <w:r>
         <w:t xml:space="preserve"> </w:t>
       </w:r>
-      <w:hyperlink r:id="rId44">
+      <w:hyperlink r:id="rId45">
         <w:r>
           <w:rPr>
             <w:rStyle w:val="Hyperlink"/>
@@ -3970,7 +3984,7 @@
       <w:r>
         <w:t xml:space="preserve"> </w:t>
       </w:r>
-      <w:hyperlink r:id="rId45">
+      <w:hyperlink r:id="rId46">
         <w:r>
           <w:rPr>
             <w:rStyle w:val="Hyperlink"/>
@@ -4005,7 +4019,7 @@
       <w:r>
         <w:t xml:space="preserve"> </w:t>
       </w:r>
-      <w:hyperlink r:id="rId46">
+      <w:hyperlink r:id="rId47">
         <w:r>
           <w:rPr>
             <w:rStyle w:val="Hyperlink"/>
@@ -4040,7 +4054,7 @@
       <w:r>
         <w:t xml:space="preserve"> </w:t>
       </w:r>
-      <w:hyperlink r:id="rId47">
+      <w:hyperlink r:id="rId48">
         <w:r>
           <w:rPr>
             <w:rStyle w:val="Hyperlink"/>
@@ -4075,7 +4089,7 @@
       <w:r>
         <w:t xml:space="preserve"> </w:t>
       </w:r>
-      <w:hyperlink r:id="rId48">
+      <w:hyperlink r:id="rId49">
         <w:r>
           <w:rPr>
             <w:rStyle w:val="Hyperlink"/>
@@ -4134,7 +4148,7 @@
       <w:r>
         <w:t xml:space="preserve"> </w:t>
       </w:r>
-      <w:hyperlink r:id="rId49">
+      <w:hyperlink r:id="rId50">
         <w:r>
           <w:rPr>
             <w:rStyle w:val="Hyperlink"/>
@@ -4172,7 +4186,7 @@
       <w:r>
         <w:t xml:space="preserve"> </w:t>
       </w:r>
-      <w:hyperlink r:id="rId50">
+      <w:hyperlink r:id="rId51">
         <w:r>
           <w:rPr>
             <w:rStyle w:val="Hyperlink"/>
@@ -4255,7 +4269,7 @@
       <w:r>
         <w:t xml:space="preserve"> </w:t>
       </w:r>
-      <w:hyperlink r:id="rId51">
+      <w:hyperlink r:id="rId52">
         <w:r>
           <w:rPr>
             <w:rStyle w:val="Hyperlink"/>
@@ -4290,7 +4304,7 @@
       <w:r>
         <w:t xml:space="preserve"> </w:t>
       </w:r>
-      <w:hyperlink r:id="rId52">
+      <w:hyperlink r:id="rId53">
         <w:r>
           <w:rPr>
             <w:rStyle w:val="Hyperlink"/>
@@ -4325,7 +4339,7 @@
       <w:r>
         <w:t xml:space="preserve"> </w:t>
       </w:r>
-      <w:hyperlink r:id="rId53">
+      <w:hyperlink r:id="rId54">
         <w:r>
           <w:rPr>
             <w:rStyle w:val="Hyperlink"/>
@@ -4334,7 +4348,7 @@
         </w:r>
       </w:hyperlink>
     </w:p>
-    <w:bookmarkEnd w:id="54"/>
+    <w:bookmarkEnd w:id="55"/>
     <w:sectPr>
       <w:footnotePr>
         <w:numRestart w:val="eachSect"/>

--- a/submission/manuscript.docx
+++ b/submission/manuscript.docx
@@ -40,85 +40,7 @@
         <w:pStyle w:val="FirstParagraph"/>
       </w:pPr>
       <w:r>
-        <w:t xml:space="preserve">Simulation-based reasoning—building a sampling distribution empirically before</w:t>
-      </w:r>
-      <w:r>
-        <w:t xml:space="preserve"> </w:t>
-      </w:r>
-      <w:r>
-        <w:t xml:space="preserve">meeting it as a formula—is now central to statistics teaching, but the</w:t>
-      </w:r>
-      <w:r>
-        <w:t xml:space="preserve"> </w:t>
-      </w:r>
-      <w:r>
-        <w:t xml:space="preserve">supporting software is typically siloed: each applet addresses one concept and</w:t>
-      </w:r>
-      <w:r>
-        <w:t xml:space="preserve"> </w:t>
-      </w:r>
-      <w:r>
-        <w:t xml:space="preserve">its output cannot feed the next step, so the workflow students must internalize</w:t>
-      </w:r>
-      <w:r>
-        <w:t xml:space="preserve"> </w:t>
-      </w:r>
-      <w:r>
-        <w:t xml:space="preserve">stays implicit. This article describes Empiria, a free, open-source,</w:t>
-      </w:r>
-      <w:r>
-        <w:t xml:space="preserve"> </w:t>
-      </w:r>
-      <w:r>
-        <w:t xml:space="preserve">browser-based environment that makes that workflow explicit by representing it</w:t>
-      </w:r>
-      <w:r>
-        <w:t xml:space="preserve"> </w:t>
-      </w:r>
-      <w:r>
-        <w:t xml:space="preserve">as a composable dataflow graph: students wire small modules together with</w:t>
-      </w:r>
-      <w:r>
-        <w:t xml:space="preserve"> </w:t>
-      </w:r>
-      <w:r>
-        <w:t xml:space="preserve">cables and watch every intermediate quantity update in real time—optionally</w:t>
-      </w:r>
-      <w:r>
-        <w:t xml:space="preserve"> </w:t>
-      </w:r>
-      <w:r>
-        <w:t xml:space="preserve">beside the live mathematical formula each node computes. Empiria runs</w:t>
-      </w:r>
-      <w:r>
-        <w:t xml:space="preserve"> </w:t>
-      </w:r>
-      <w:r>
-        <w:t xml:space="preserve">with no installation on any modern device, ships sixteen guided lessons and a</w:t>
-      </w:r>
-      <w:r>
-        <w:t xml:space="preserve"> </w:t>
-      </w:r>
-      <w:r>
-        <w:t xml:space="preserve">short tour, and exports figures, data, and fully reproducible patches. Its</w:t>
-      </w:r>
-      <w:r>
-        <w:t xml:space="preserve"> </w:t>
-      </w:r>
-      <w:r>
-        <w:t xml:space="preserve">closed-form routines are verified against R to machine precision and its</w:t>
-      </w:r>
-      <w:r>
-        <w:t xml:space="preserve"> </w:t>
-      </w:r>
-      <w:r>
-        <w:t xml:space="preserve">randomised procedures against published reference values, so the tool is</w:t>
-      </w:r>
-      <w:r>
-        <w:t xml:space="preserve"> </w:t>
-      </w:r>
-      <w:r>
-        <w:t xml:space="preserve">auditable as well as legible. It is available at</w:t>
+        <w:t xml:space="preserve">Introductory statistics is often taught through static equations and definitions delivered before the underlying quantities can be manipulated. We present Empiria, a free, open-source, browser-based environment that inverts this sequence. Drawing on the older tradition of analog computing, Empiria represents a statistical analysis as a manipulable dataflow graph. Students wire small computational modules together with cables on a canvas, and on each tick of a global clock every intermediate quantity updates in real time. The formula each module computes can be displayed alongside its visualization. Because the canvas is modular and customizable, students can extend, rewire, and rebuild an analysis rather than read it off a page. Empiria requires no installation, ships sixteen guided lessons and a tour, and exports figures, data, and reproducible patches. Its closed-form routines are verified against R to machine precision, and its randomized procedures against published reference values. Empiria is available at</w:t>
       </w:r>
       <w:r>
         <w:t xml:space="preserve"> </w:t>
@@ -247,7 +169,7 @@
         <w:t xml:space="preserve"> </w:t>
       </w:r>
       <w:r>
-        <w:t xml:space="preserve">corresponding recommendations—foster active learning, use real data, integrate</w:t>
+        <w:t xml:space="preserve">corresponding recommendations: foster active learning, use real data, integrate</w:t>
       </w:r>
       <w:r>
         <w:t xml:space="preserve"> </w:t>
@@ -413,13 +335,13 @@
         <w:t xml:space="preserve"> </w:t>
       </w:r>
       <w:r>
-        <w:t xml:space="preserve">because the workflow students must internalize—data-generating process →</w:t>
-      </w:r>
-      <w:r>
-        <w:t xml:space="preserve"> </w:t>
-      </w:r>
-      <w:r>
-        <w:t xml:space="preserve">sampling → estimation → inference → diagnostics—is exactly a</w:t>
+        <w:t xml:space="preserve">because the workflow students must internalize (data-generating process →</w:t>
+      </w:r>
+      <w:r>
+        <w:t xml:space="preserve"> </w:t>
+      </w:r>
+      <w:r>
+        <w:t xml:space="preserve">sampling → estimation → inference → diagnostics) is exactly a</w:t>
       </w:r>
       <w:r>
         <w:t xml:space="preserve"> </w:t>
@@ -973,7 +895,7 @@
         <w:t xml:space="preserve"> </w:t>
       </w:r>
       <w:r>
-        <w:t xml:space="preserve">A two-sample comparison assembled on the Empiria canvas. Two independent samplers—each drawing from its own population and showing a live histogram—feed a single test node that overlays the</w:t>
+        <w:t xml:space="preserve">A two-sample comparison assembled on the Empiria canvas. Two independent samplers, each drawing from its own population and showing a live histogram, feed a single test node that overlays the</w:t>
       </w:r>
       <w:r>
         <w:t xml:space="preserve"> </w:t>
@@ -1013,13 +935,13 @@
         <w:pStyle w:val="BodyText"/>
       </w:pPr>
       <w:r>
-        <w:t xml:space="preserve">The clock speed is adjustable from roughly one tick per second—slow enough to</w:t>
-      </w:r>
-      <w:r>
-        <w:t xml:space="preserve"> </w:t>
-      </w:r>
-      <w:r>
-        <w:t xml:space="preserve">watch individual draws accumulate—to several thousand per second for rapid</w:t>
+        <w:t xml:space="preserve">The clock speed is adjustable from roughly one tick per second (slow enough to</w:t>
+      </w:r>
+      <w:r>
+        <w:t xml:space="preserve"> </w:t>
+      </w:r>
+      <w:r>
+        <w:t xml:space="preserve">watch individual draws accumulate) to several thousand per second for rapid</w:t>
       </w:r>
       <w:r>
         <w:t xml:space="preserve"> </w:t>
@@ -1118,7 +1040,7 @@
         <w:t xml:space="preserve"> </w:t>
       </w:r>
       <w:r>
-        <w:t xml:space="preserve">or removing a node does not perturb the others. A patch—the complete</w:t>
+        <w:t xml:space="preserve">or removing a node does not perturb the others. A patch (the complete</w:t>
       </w:r>
       <w:r>
         <w:t xml:space="preserve"> </w:t>
@@ -1130,7 +1052,7 @@
         <w:t xml:space="preserve"> </w:t>
       </w:r>
       <w:r>
-        <w:t xml:space="preserve">seed—serializes to a small JSON document that can be saved as a file or encoded</w:t>
+        <w:t xml:space="preserve">seed) serializes to a small JSON document that can be saved as a file or encoded</w:t>
       </w:r>
       <w:r>
         <w:t xml:space="preserve"> </w:t>
@@ -1172,79 +1094,49 @@
         <w:pStyle w:val="FirstParagraph"/>
       </w:pPr>
       <w:r>
-        <w:t xml:space="preserve">Because Empiria runs entirely in the browser, its only requirement is a current</w:t>
-      </w:r>
-      <w:r>
-        <w:t xml:space="preserve"> </w:t>
-      </w:r>
-      <w:r>
-        <w:t xml:space="preserve">browser: there is no server, and after the initial download—a single static</w:t>
-      </w:r>
-      <w:r>
-        <w:t xml:space="preserve"> </w:t>
-      </w:r>
-      <w:r>
-        <w:t xml:space="preserve">bundle of roughly 0.4 MB (about 130 KB gzipped)—it runs offline. The numerical</w:t>
-      </w:r>
-      <w:r>
-        <w:t xml:space="preserve"> </w:t>
-      </w:r>
-      <w:r>
-        <w:t xml:space="preserve">workload is light. On a contemporary laptop (Apple M4, single-threaded) the</w:t>
-      </w:r>
-      <w:r>
-        <w:t xml:space="preserve"> </w:t>
-      </w:r>
-      <w:r>
-        <w:t xml:space="preserve">engine sustains on the order of 2.6 million ticks per second for a typical</w:t>
-      </w:r>
-      <w:r>
-        <w:t xml:space="preserve"> </w:t>
-      </w:r>
-      <w:r>
-        <w:t xml:space="preserve">few-node patch and tens of thousands per second for a busy canvas of around</w:t>
-      </w:r>
-      <w:r>
-        <w:t xml:space="preserve"> </w:t>
-      </w:r>
-      <w:r>
-        <w:t xml:space="preserve">sixty nodes, with memory in the tens of megabytes; the per-node cost is well</w:t>
-      </w:r>
-      <w:r>
-        <w:t xml:space="preserve"> </w:t>
-      </w:r>
-      <w:r>
-        <w:t xml:space="preserve">under a microsecond and grows linearly with the number of nodes. Because the</w:t>
-      </w:r>
-      <w:r>
-        <w:t xml:space="preserve"> </w:t>
-      </w:r>
-      <w:r>
-        <w:t xml:space="preserve">interactive clock is capped at a few thousand ticks per second, the on-screen</w:t>
-      </w:r>
-      <w:r>
-        <w:t xml:space="preserve"> </w:t>
-      </w:r>
-      <w:r>
-        <w:t xml:space="preserve">frame rate—not the arithmetic—is the limiting factor, which leaves ample</w:t>
-      </w:r>
-      <w:r>
-        <w:t xml:space="preserve"> </w:t>
-      </w:r>
-      <w:r>
-        <w:t xml:space="preserve">headroom on the low-power hardware (Chromebooks, tablets) typical of</w:t>
-      </w:r>
-      <w:r>
-        <w:t xml:space="preserve"> </w:t>
-      </w:r>
-      <w:r>
-        <w:t xml:space="preserve">classrooms. The benchmark is a short script in the repository, so these figures</w:t>
-      </w:r>
-      <w:r>
-        <w:t xml:space="preserve"> </w:t>
-      </w:r>
-      <w:r>
-        <w:t xml:space="preserve">can be reproduced and checked on any machine.</w:t>
+        <w:t xml:space="preserve">Empiria runs entirely in the browser. There is no server, and after the</w:t>
+      </w:r>
+      <w:r>
+        <w:t xml:space="preserve"> </w:t>
+      </w:r>
+      <w:r>
+        <w:t xml:space="preserve">initial download (a static bundle of roughly 0.4 MB, about 130 KB gzipped) it</w:t>
+      </w:r>
+      <w:r>
+        <w:t xml:space="preserve"> </w:t>
+      </w:r>
+      <w:r>
+        <w:t xml:space="preserve">runs offline. The numerical workload is light: a typical patch ticks well</w:t>
+      </w:r>
+      <w:r>
+        <w:t xml:space="preserve"> </w:t>
+      </w:r>
+      <w:r>
+        <w:t xml:space="preserve">above the interactive clock cap of a few thousand updates per second, so on</w:t>
+      </w:r>
+      <w:r>
+        <w:t xml:space="preserve"> </w:t>
+      </w:r>
+      <w:r>
+        <w:t xml:space="preserve">the low-power hardware typical of classrooms (Chromebooks, tablets) the</w:t>
+      </w:r>
+      <w:r>
+        <w:t xml:space="preserve"> </w:t>
+      </w:r>
+      <w:r>
+        <w:t xml:space="preserve">on-screen frame rate, not the arithmetic, is the limiting factor. Full</w:t>
+      </w:r>
+      <w:r>
+        <w:t xml:space="preserve"> </w:t>
+      </w:r>
+      <w:r>
+        <w:t xml:space="preserve">benchmark figures and a reproducible script are in the Supplementary Materials</w:t>
+      </w:r>
+      <w:r>
+        <w:t xml:space="preserve"> </w:t>
+      </w:r>
+      <w:r>
+        <w:t xml:space="preserve">(Appendix B).</w:t>
       </w:r>
     </w:p>
     <w:bookmarkEnd w:id="18"/>
@@ -1733,13 +1625,13 @@
         <w:t xml:space="preserve"> </w:t>
       </w:r>
       <w:r>
-        <w:t xml:space="preserve">wires together—two samplers, a sampling-window estimator on each branch, and a</w:t>
-      </w:r>
-      <w:r>
-        <w:t xml:space="preserve"> </w:t>
-      </w:r>
-      <w:r>
-        <w:t xml:space="preserve">test module that consumes both—so that when the algebraic formula is later</w:t>
+        <w:t xml:space="preserve">wires together (two samplers, a sampling-window estimator on each branch, and a</w:t>
+      </w:r>
+      <w:r>
+        <w:t xml:space="preserve"> </w:t>
+      </w:r>
+      <w:r>
+        <w:t xml:space="preserve">test module that consumes both), so that when the algebraic formula is later</w:t>
       </w:r>
       <w:r>
         <w:t xml:space="preserve"> </w:t>
@@ -1803,19 +1695,19 @@
         <w:t xml:space="preserve"> </w:t>
       </w:r>
       <w:r>
-        <w:t xml:space="preserve">in standard mathematical notation, written as a chained equality—the symbolic</w:t>
-      </w:r>
-      <w:r>
-        <w:t xml:space="preserve"> </w:t>
-      </w:r>
-      <w:r>
-        <w:t xml:space="preserve">expression, the current values substituted into it, and the result—and updated</w:t>
-      </w:r>
-      <w:r>
-        <w:t xml:space="preserve"> </w:t>
-      </w:r>
-      <w:r>
-        <w:t xml:space="preserve">on every tick (Figure 2). Manipulating the patch is therefore reflected</w:t>
+        <w:t xml:space="preserve">in standard mathematical notation, written as a chained equality (the symbolic</w:t>
+      </w:r>
+      <w:r>
+        <w:t xml:space="preserve"> </w:t>
+      </w:r>
+      <w:r>
+        <w:t xml:space="preserve">expression, the current values substituted into it, and the result) that</w:t>
+      </w:r>
+      <w:r>
+        <w:t xml:space="preserve"> </w:t>
+      </w:r>
+      <w:r>
+        <w:t xml:space="preserve">updates on every tick (Figure 2). Manipulating the patch is therefore reflected</w:t>
       </w:r>
       <w:r>
         <w:t xml:space="preserve"> </w:t>
@@ -1917,19 +1809,19 @@
         <w:t xml:space="preserve"> </w:t>
       </w:r>
       <w:r>
-        <w:t xml:space="preserve">input to a specific output beside the scatter it produces. The same patch can</w:t>
-      </w:r>
-      <w:r>
-        <w:t xml:space="preserve"> </w:t>
-      </w:r>
-      <w:r>
-        <w:t xml:space="preserve">thus be read two ways at once—picture-first for intuition and notation-first for</w:t>
-      </w:r>
-      <w:r>
-        <w:t xml:space="preserve"> </w:t>
-      </w:r>
-      <w:r>
-        <w:t xml:space="preserve">formalism—so the symbolic layer becomes a manipulable object rather than a</w:t>
+        <w:t xml:space="preserve">input to a specific output beside the scatter it produces. The same patch can thus</w:t>
+      </w:r>
+      <w:r>
+        <w:t xml:space="preserve"> </w:t>
+      </w:r>
+      <w:r>
+        <w:t xml:space="preserve">be read two ways at once: picture-first for intuition, and notation-first for</w:t>
+      </w:r>
+      <w:r>
+        <w:t xml:space="preserve"> </w:t>
+      </w:r>
+      <w:r>
+        <w:t xml:space="preserve">formalism. The symbolic layer becomes a manipulable object rather than a</w:t>
       </w:r>
       <w:r>
         <w:t xml:space="preserve"> </w:t>
@@ -2205,7 +2097,13 @@
         <w:t xml:space="preserve"> </w:t>
       </w:r>
       <w:r>
-        <w:t xml:space="preserve">constructionist mode—understanding by building and tinkering (Papert, 1980)—is supported directly by the dataflow canvas and by the analog-computing</w:t>
+        <w:t xml:space="preserve">constructionist mode of understanding by building and tinkering (Papert, 1980)</w:t>
+      </w:r>
+      <w:r>
+        <w:t xml:space="preserve"> </w:t>
+      </w:r>
+      <w:r>
+        <w:t xml:space="preserve">is supported directly by the dataflow canvas and by the analog-computing</w:t>
       </w:r>
       <w:r>
         <w:t xml:space="preserve"> </w:t>
@@ -2339,7 +2237,7 @@
         <w:t xml:space="preserve"> </w:t>
       </w:r>
       <w:r>
-        <w:t xml:space="preserve">rather than scripted, a student can swap the transform, change the amount of noise, or rewire the graph and watch every downstream view update—the build-and-tinker, analog-computing mode of working the design is meant to invite.</w:t>
+        <w:t xml:space="preserve">rather than scripted, a student can swap the transform, change the amount of noise, or rewire the graph and watch every downstream view update. This is the build-and-tinker, analog-computing mode of working that the design is meant to invite.</w:t>
       </w:r>
     </w:p>
     <w:p>
@@ -2440,12 +2338,454 @@
       </w:r>
     </w:p>
     <w:bookmarkEnd w:id="27"/>
-    <w:bookmarkStart w:id="31" w:name="illustrative-classroom-use"/>
+    <w:bookmarkStart w:id="28" w:name="teaching-and-learning-context"/>
     <w:p>
       <w:pPr>
         <w:pStyle w:val="Heading1"/>
       </w:pPr>
       <w:r>
+        <w:t xml:space="preserve">Teaching and learning context</w:t>
+      </w:r>
+    </w:p>
+    <w:p>
+      <w:pPr>
+        <w:pStyle w:val="FirstParagraph"/>
+      </w:pPr>
+      <w:r>
+        <w:t xml:space="preserve">Empiria is designed for the practising teacher, not the developer. Because it</w:t>
+      </w:r>
+      <w:r>
+        <w:t xml:space="preserve"> </w:t>
+      </w:r>
+      <w:r>
+        <w:t xml:space="preserve">runs in the browser with no installation and ships with ready-to-use lesson</w:t>
+      </w:r>
+      <w:r>
+        <w:t xml:space="preserve"> </w:t>
+      </w:r>
+      <w:r>
+        <w:t xml:space="preserve">patches, the activation cost is low: opening a lesson from the menu and either</w:t>
+      </w:r>
+      <w:r>
+        <w:t xml:space="preserve"> </w:t>
+      </w:r>
+      <w:r>
+        <w:t xml:space="preserve">projecting it on a screen or sharing the link is enough to start using it.</w:t>
+      </w:r>
+    </w:p>
+    <w:p>
+      <w:pPr>
+        <w:pStyle w:val="BodyText"/>
+      </w:pPr>
+      <w:r>
+        <w:rPr>
+          <w:b/>
+          <w:bCs/>
+        </w:rPr>
+        <w:t xml:space="preserve">Audiences.</w:t>
+      </w:r>
+      <w:r>
+        <w:t xml:space="preserve"> </w:t>
+      </w:r>
+      <w:r>
+        <w:t xml:space="preserve">The tool serves three broad audiences with the same modules but</w:t>
+      </w:r>
+      <w:r>
+        <w:t xml:space="preserve"> </w:t>
+      </w:r>
+      <w:r>
+        <w:t xml:space="preserve">different depth of treatment.</w:t>
+      </w:r>
+      <w:r>
+        <w:t xml:space="preserve"> </w:t>
+      </w:r>
+      <w:r>
+        <w:rPr>
+          <w:i/>
+          <w:iCs/>
+        </w:rPr>
+        <w:t xml:space="preserve">General-education and first quantitative</w:t>
+      </w:r>
+      <w:r>
+        <w:rPr>
+          <w:i/>
+          <w:iCs/>
+        </w:rPr>
+        <w:t xml:space="preserve"> </w:t>
+      </w:r>
+      <w:r>
+        <w:rPr>
+          <w:i/>
+          <w:iCs/>
+        </w:rPr>
+        <w:t xml:space="preserve">courses</w:t>
+      </w:r>
+      <w:r>
+        <w:t xml:space="preserve"> </w:t>
+      </w:r>
+      <w:r>
+        <w:t xml:space="preserve">(a one-semester statistics requirement for non-majors, for example)</w:t>
+      </w:r>
+      <w:r>
+        <w:t xml:space="preserve"> </w:t>
+      </w:r>
+      <w:r>
+        <w:t xml:space="preserve">can use the sampling-distribution, law-of-large-numbers, and coverage</w:t>
+      </w:r>
+      <w:r>
+        <w:t xml:space="preserve"> </w:t>
+      </w:r>
+      <w:r>
+        <w:t xml:space="preserve">activities as concept-building demonstrations without dwelling on the algebra.</w:t>
+      </w:r>
+      <w:r>
+        <w:t xml:space="preserve"> </w:t>
+      </w:r>
+      <w:r>
+        <w:rPr>
+          <w:i/>
+          <w:iCs/>
+        </w:rPr>
+        <w:t xml:space="preserve">Introductory undergraduate statistics</w:t>
+      </w:r>
+      <w:r>
+        <w:t xml:space="preserve"> </w:t>
+      </w:r>
+      <w:r>
+        <w:t xml:space="preserve">across the social and life sciences</w:t>
+      </w:r>
+      <w:r>
+        <w:t xml:space="preserve"> </w:t>
+      </w:r>
+      <w:r>
+        <w:t xml:space="preserve">builds the inferential chain (sampling, estimation,</w:t>
+      </w:r>
+      <w:r>
+        <w:t xml:space="preserve"> </w:t>
+      </w:r>
+      <w:r>
+        <w:rPr>
+          <w:i/>
+          <w:iCs/>
+        </w:rPr>
+        <w:t xml:space="preserve">t</w:t>
+      </w:r>
+      <w:r>
+        <w:t xml:space="preserve">-tests, confidence</w:t>
+      </w:r>
+      <w:r>
+        <w:t xml:space="preserve"> </w:t>
+      </w:r>
+      <w:r>
+        <w:t xml:space="preserve">intervals, the bootstrap, regression) with the same modules students will</w:t>
+      </w:r>
+      <w:r>
+        <w:t xml:space="preserve"> </w:t>
+      </w:r>
+      <w:r>
+        <w:t xml:space="preserve">later use in R or Python; the live picture serves as the intuition that the</w:t>
+      </w:r>
+      <w:r>
+        <w:t xml:space="preserve"> </w:t>
+      </w:r>
+      <w:r>
+        <w:t xml:space="preserve">formal treatment then names.</w:t>
+      </w:r>
+      <w:r>
+        <w:t xml:space="preserve"> </w:t>
+      </w:r>
+      <w:r>
+        <w:rPr>
+          <w:i/>
+          <w:iCs/>
+        </w:rPr>
+        <w:t xml:space="preserve">Methods courses for advanced undergraduate and</w:t>
+      </w:r>
+      <w:r>
+        <w:rPr>
+          <w:i/>
+          <w:iCs/>
+        </w:rPr>
+        <w:t xml:space="preserve"> </w:t>
+      </w:r>
+      <w:r>
+        <w:rPr>
+          <w:i/>
+          <w:iCs/>
+        </w:rPr>
+        <w:t xml:space="preserve">postgraduate students</w:t>
+      </w:r>
+      <w:r>
+        <w:t xml:space="preserve"> </w:t>
+      </w:r>
+      <w:r>
+        <w:t xml:space="preserve">use the canvas to interrogate small-sample behaviour,</w:t>
+      </w:r>
+      <w:r>
+        <w:t xml:space="preserve"> </w:t>
+      </w:r>
+      <w:r>
+        <w:t xml:space="preserve">Type-I error and power, model misspecification through the Transform → Noise →</w:t>
+      </w:r>
+      <w:r>
+        <w:t xml:space="preserve"> </w:t>
+      </w:r>
+      <w:r>
+        <w:t xml:space="preserve">Regress chain, and the bootstrap’s coverage properties.</w:t>
+      </w:r>
+    </w:p>
+    <w:p>
+      <w:pPr>
+        <w:pStyle w:val="BodyText"/>
+      </w:pPr>
+      <w:r>
+        <w:rPr>
+          <w:b/>
+          <w:bCs/>
+        </w:rPr>
+        <w:t xml:space="preserve">Modes of use.</w:t>
+      </w:r>
+      <w:r>
+        <w:t xml:space="preserve"> </w:t>
+      </w:r>
+      <w:r>
+        <w:t xml:space="preserve">The lessons are short enough to drop into a 50–75-minute</w:t>
+      </w:r>
+      <w:r>
+        <w:t xml:space="preserve"> </w:t>
+      </w:r>
+      <w:r>
+        <w:t xml:space="preserve">class and flexible enough to support several formats:</w:t>
+      </w:r>
+    </w:p>
+    <w:p>
+      <w:pPr>
+        <w:pStyle w:val="Compact"/>
+        <w:numPr>
+          <w:ilvl w:val="0"/>
+          <w:numId w:val="1001"/>
+        </w:numPr>
+      </w:pPr>
+      <w:r>
+        <w:rPr>
+          <w:i/>
+          <w:iCs/>
+        </w:rPr>
+        <w:t xml:space="preserve">In-lecture demonstration</w:t>
+      </w:r>
+      <w:r>
+        <w:t xml:space="preserve"> </w:t>
+      </w:r>
+      <w:r>
+        <w:t xml:space="preserve">(5–15 min): the instructor opens a patch on a</w:t>
+      </w:r>
+      <w:r>
+        <w:t xml:space="preserve"> </w:t>
+      </w:r>
+      <w:r>
+        <w:t xml:space="preserve">projector and steers it through the concept; the built-in</w:t>
+      </w:r>
+      <w:r>
+        <w:t xml:space="preserve"> </w:t>
+      </w:r>
+      <w:r>
+        <w:rPr>
+          <w:i/>
+          <w:iCs/>
+        </w:rPr>
+        <w:t xml:space="preserve">projector</w:t>
+      </w:r>
+      <w:r>
+        <w:t xml:space="preserve"> </w:t>
+      </w:r>
+      <w:r>
+        <w:t xml:space="preserve">mode</w:t>
+      </w:r>
+      <w:r>
+        <w:t xml:space="preserve"> </w:t>
+      </w:r>
+      <w:r>
+        <w:t xml:space="preserve">enlarges the on-panel text for a lecture room.</w:t>
+      </w:r>
+    </w:p>
+    <w:p>
+      <w:pPr>
+        <w:pStyle w:val="Compact"/>
+        <w:numPr>
+          <w:ilvl w:val="0"/>
+          <w:numId w:val="1001"/>
+        </w:numPr>
+      </w:pPr>
+      <w:r>
+        <w:rPr>
+          <w:i/>
+          <w:iCs/>
+        </w:rPr>
+        <w:t xml:space="preserve">Computer-lab activity</w:t>
+      </w:r>
+      <w:r>
+        <w:t xml:space="preserve"> </w:t>
+      </w:r>
+      <w:r>
+        <w:t xml:space="preserve">(30–75 min): students each open the same lesson,</w:t>
+      </w:r>
+      <w:r>
+        <w:t xml:space="preserve"> </w:t>
+      </w:r>
+      <w:r>
+        <w:t xml:space="preserve">follow the prompts in the embedded Note, modify a parameter or two, and</w:t>
+      </w:r>
+      <w:r>
+        <w:t xml:space="preserve"> </w:t>
+      </w:r>
+      <w:r>
+        <w:t xml:space="preserve">report back.</w:t>
+      </w:r>
+    </w:p>
+    <w:p>
+      <w:pPr>
+        <w:pStyle w:val="Compact"/>
+        <w:numPr>
+          <w:ilvl w:val="0"/>
+          <w:numId w:val="1001"/>
+        </w:numPr>
+      </w:pPr>
+      <w:r>
+        <w:rPr>
+          <w:i/>
+          <w:iCs/>
+        </w:rPr>
+        <w:t xml:space="preserve">Pre-class warm-up or homework</w:t>
+      </w:r>
+      <w:r>
+        <w:t xml:space="preserve"> </w:t>
+      </w:r>
+      <w:r>
+        <w:t xml:space="preserve">(10–30 min): the instructor shares a patch</w:t>
+      </w:r>
+      <w:r>
+        <w:t xml:space="preserve"> </w:t>
+      </w:r>
+      <w:r>
+        <w:t xml:space="preserve">URL; students open it on a laptop, tablet, or Chromebook and bring a</w:t>
+      </w:r>
+      <w:r>
+        <w:t xml:space="preserve"> </w:t>
+      </w:r>
+      <w:r>
+        <w:t xml:space="preserve">screenshot or an answered prompt to class.</w:t>
+      </w:r>
+    </w:p>
+    <w:p>
+      <w:pPr>
+        <w:pStyle w:val="Compact"/>
+        <w:numPr>
+          <w:ilvl w:val="0"/>
+          <w:numId w:val="1001"/>
+        </w:numPr>
+      </w:pPr>
+      <w:r>
+        <w:rPr>
+          <w:i/>
+          <w:iCs/>
+        </w:rPr>
+        <w:t xml:space="preserve">Group exploration</w:t>
+      </w:r>
+      <w:r>
+        <w:t xml:space="preserve">: small groups assemble a patch from a specification</w:t>
+      </w:r>
+      <w:r>
+        <w:t xml:space="preserve"> </w:t>
+      </w:r>
+      <w:r>
+        <w:t xml:space="preserve">(</w:t>
+      </w:r>
+      <w:r>
+        <w:t xml:space="preserve">“build a data-generating process whose regression slope is hidden by the</w:t>
+      </w:r>
+      <w:r>
+        <w:t xml:space="preserve"> </w:t>
+      </w:r>
+      <w:r>
+        <w:t xml:space="preserve">noise”</w:t>
+      </w:r>
+      <w:r>
+        <w:t xml:space="preserve">) and compare their solutions.</w:t>
+      </w:r>
+    </w:p>
+    <w:p>
+      <w:pPr>
+        <w:pStyle w:val="FirstParagraph"/>
+      </w:pPr>
+      <w:r>
+        <w:rPr>
+          <w:b/>
+          <w:bCs/>
+        </w:rPr>
+        <w:t xml:space="preserve">Pacing and preparation.</w:t>
+      </w:r>
+      <w:r>
+        <w:t xml:space="preserve"> </w:t>
+      </w:r>
+      <w:r>
+        <w:t xml:space="preserve">A typical activity runs 10–45 minutes in class;</w:t>
+      </w:r>
+      <w:r>
+        <w:t xml:space="preserve"> </w:t>
+      </w:r>
+      <w:r>
+        <w:t xml:space="preserve">preparation for an instructor familiar with the tool is on the order of ten</w:t>
+      </w:r>
+      <w:r>
+        <w:t xml:space="preserve"> </w:t>
+      </w:r>
+      <w:r>
+        <w:t xml:space="preserve">minutes per lesson, because lesson patches load with explanatory Notes and</w:t>
+      </w:r>
+      <w:r>
+        <w:t xml:space="preserve"> </w:t>
+      </w:r>
+      <w:r>
+        <w:t xml:space="preserve">sensible defaults. No software installation is required on lab machines, and</w:t>
+      </w:r>
+      <w:r>
+        <w:t xml:space="preserve"> </w:t>
+      </w:r>
+      <w:r>
+        <w:t xml:space="preserve">patches saved as shareable links travel as ordinary URLs. The development</w:t>
+      </w:r>
+      <w:r>
+        <w:t xml:space="preserve"> </w:t>
+      </w:r>
+      <w:r>
+        <w:t xml:space="preserve">context of this article is a methods-teaching role in the social sciences (the</w:t>
+      </w:r>
+      <w:r>
+        <w:t xml:space="preserve"> </w:t>
+      </w:r>
+      <w:r>
+        <w:t xml:space="preserve">author is a postdoctoral researcher at the Institute of Communication and</w:t>
+      </w:r>
+      <w:r>
+        <w:t xml:space="preserve"> </w:t>
+      </w:r>
+      <w:r>
+        <w:t xml:space="preserve">Public Policy at USI), but the tool is discipline-agnostic: the same lessons</w:t>
+      </w:r>
+      <w:r>
+        <w:t xml:space="preserve"> </w:t>
+      </w:r>
+      <w:r>
+        <w:t xml:space="preserve">serve any course in which sampling, inference, and regression are introduced.</w:t>
+      </w:r>
+    </w:p>
+    <w:bookmarkEnd w:id="28"/>
+    <w:bookmarkStart w:id="32" w:name="illustrative-classroom-use"/>
+    <w:p>
+      <w:pPr>
+        <w:pStyle w:val="Heading1"/>
+      </w:pPr>
+      <w:r>
         <w:t xml:space="preserve">Illustrative classroom use</w:t>
       </w:r>
     </w:p>
@@ -2454,79 +2794,227 @@
         <w:pStyle w:val="FirstParagraph"/>
       </w:pPr>
       <w:r>
-        <w:t xml:space="preserve">Several bundled lessons illustrate the range. A</w:t>
-      </w:r>
-      <w:r>
-        <w:t xml:space="preserve"> </w:t>
-      </w:r>
-      <w:r>
-        <w:rPr>
-          <w:i/>
-          <w:iCs/>
-        </w:rPr>
-        <w:t xml:space="preserve">Law of Large Numbers</w:t>
-      </w:r>
-      <w:r>
-        <w:t xml:space="preserve"> </w:t>
-      </w:r>
-      <w:r>
-        <w:t xml:space="preserve">activity</w:t>
-      </w:r>
-      <w:r>
-        <w:t xml:space="preserve"> </w:t>
-      </w:r>
-      <w:r>
-        <w:t xml:space="preserve">wires a sampler into a growing sampling window; as the clock runs, the mean</w:t>
-      </w:r>
-      <w:r>
-        <w:t xml:space="preserve"> </w:t>
-      </w:r>
-      <w:r>
-        <w:t xml:space="preserve">settles on the population value and the standard error contracts visibly. A</w:t>
-      </w:r>
-      <w:r>
-        <w:t xml:space="preserve"> </w:t>
-      </w:r>
-      <w:r>
-        <w:rPr>
-          <w:i/>
-          <w:iCs/>
-        </w:rPr>
-        <w:t xml:space="preserve">bootstrap</w:t>
-      </w:r>
-      <w:r>
-        <w:t xml:space="preserve"> </w:t>
-      </w:r>
-      <w:r>
-        <w:t xml:space="preserve">activity resamples a fixed dataset and draws the bootstrap</w:t>
-      </w:r>
-      <w:r>
-        <w:t xml:space="preserve"> </w:t>
-      </w:r>
-      <w:r>
-        <w:t xml:space="preserve">distribution of a statistic—making the sampling distribution explicit without a</w:t>
-      </w:r>
-      <w:r>
-        <w:t xml:space="preserve"> </w:t>
-      </w:r>
-      <w:r>
-        <w:t xml:space="preserve">formula—and reports a bias-corrected and accelerated interval (Efron, 1987; Hesterberg, 2015) (Figure 4). A</w:t>
-      </w:r>
-      <w:r>
-        <w:t xml:space="preserve"> </w:t>
-      </w:r>
-      <w:r>
-        <w:rPr>
-          <w:i/>
-          <w:iCs/>
-        </w:rPr>
-        <w:t xml:space="preserve">small-sample t-test</w:t>
-      </w:r>
-      <w:r>
-        <w:t xml:space="preserve"> </w:t>
-      </w:r>
-      <w:r>
-        <w:t xml:space="preserve">activity overlays the exact Student-</w:t>
+        <w:t xml:space="preserve">Each bundled lesson loads as a self-contained worksheet: a patch wired on the</w:t>
+      </w:r>
+      <w:r>
+        <w:t xml:space="preserve"> </w:t>
+      </w:r>
+      <w:r>
+        <w:t xml:space="preserve">canvas plus an explanatory Note that states the goal, what to look at, and</w:t>
+      </w:r>
+      <w:r>
+        <w:t xml:space="preserve"> </w:t>
+      </w:r>
+      <w:r>
+        <w:t xml:space="preserve">what to try. The six lessons below show the range; for each we give the</w:t>
+      </w:r>
+      <w:r>
+        <w:t xml:space="preserve"> </w:t>
+      </w:r>
+      <w:r>
+        <w:t xml:space="preserve">typical audience, the mode of use, an approximate duration, what the student</w:t>
+      </w:r>
+      <w:r>
+        <w:t xml:space="preserve"> </w:t>
+      </w:r>
+      <w:r>
+        <w:t xml:space="preserve">does and observes, and the misconception or learning objective it targets.</w:t>
+      </w:r>
+    </w:p>
+    <w:p>
+      <w:pPr>
+        <w:pStyle w:val="BodyText"/>
+      </w:pPr>
+      <w:r>
+        <w:rPr>
+          <w:b/>
+          <w:bCs/>
+        </w:rPr>
+        <w:t xml:space="preserve">Sampling-distribution and the law of large numbers</w:t>
+      </w:r>
+      <w:r>
+        <w:t xml:space="preserve"> </w:t>
+      </w:r>
+      <w:r>
+        <w:t xml:space="preserve">(general-education or</w:t>
+      </w:r>
+      <w:r>
+        <w:t xml:space="preserve"> </w:t>
+      </w:r>
+      <w:r>
+        <w:t xml:space="preserve">introductory undergraduate; in-lecture demonstration or pre-class warm-up;</w:t>
+      </w:r>
+      <w:r>
+        <w:t xml:space="preserve"> </w:t>
+      </w:r>
+      <w:r>
+        <w:t xml:space="preserve">10–15 minutes). A Seed feeds a Sample drawing from a Normal population into a</w:t>
+      </w:r>
+      <w:r>
+        <w:t xml:space="preserve"> </w:t>
+      </w:r>
+      <w:r>
+        <w:t xml:space="preserve">Frame in growing mode, which displays the running mean and standard error. As</w:t>
+      </w:r>
+      <w:r>
+        <w:t xml:space="preserve"> </w:t>
+      </w:r>
+      <w:r>
+        <w:t xml:space="preserve">the clock runs, the mean settles onto the true value and the standard error</w:t>
+      </w:r>
+      <w:r>
+        <w:t xml:space="preserve"> </w:t>
+      </w:r>
+      <w:r>
+        <w:t xml:space="preserve">contracts as 1/√</w:t>
+      </w:r>
+      <w:r>
+        <w:rPr>
+          <w:i/>
+          <w:iCs/>
+        </w:rPr>
+        <w:t xml:space="preserve">n</w:t>
+      </w:r>
+      <w:r>
+        <w:t xml:space="preserve">. Students then lower the population SD or change the seed</w:t>
+      </w:r>
+      <w:r>
+        <w:t xml:space="preserve"> </w:t>
+      </w:r>
+      <w:r>
+        <w:t xml:space="preserve">and re-run: the</w:t>
+      </w:r>
+      <w:r>
+        <w:t xml:space="preserve"> </w:t>
+      </w:r>
+      <w:r>
+        <w:rPr>
+          <w:i/>
+          <w:iCs/>
+        </w:rPr>
+        <w:t xml:space="preserve">shape</w:t>
+      </w:r>
+      <w:r>
+        <w:t xml:space="preserve"> </w:t>
+      </w:r>
+      <w:r>
+        <w:t xml:space="preserve">of the convergence is the same, the specific path</w:t>
+      </w:r>
+      <w:r>
+        <w:t xml:space="preserve"> </w:t>
+      </w:r>
+      <w:r>
+        <w:t xml:space="preserve">differs. The activity targets the common misconception that one sample’s mean</w:t>
+      </w:r>
+      <w:r>
+        <w:t xml:space="preserve"> </w:t>
+      </w:r>
+      <w:r>
+        <w:t xml:space="preserve">either</w:t>
+      </w:r>
+      <w:r>
+        <w:t xml:space="preserve"> </w:t>
+      </w:r>
+      <w:r>
+        <w:t xml:space="preserve">“is”</w:t>
+      </w:r>
+      <w:r>
+        <w:t xml:space="preserve"> </w:t>
+      </w:r>
+      <w:r>
+        <w:t xml:space="preserve">or</w:t>
+      </w:r>
+      <w:r>
+        <w:t xml:space="preserve"> </w:t>
+      </w:r>
+      <w:r>
+        <w:t xml:space="preserve">“is not”</w:t>
+      </w:r>
+      <w:r>
+        <w:t xml:space="preserve"> </w:t>
+      </w:r>
+      <w:r>
+        <w:t xml:space="preserve">close to the truth, and gives students an embodied</w:t>
+      </w:r>
+      <w:r>
+        <w:t xml:space="preserve"> </w:t>
+      </w:r>
+      <w:r>
+        <w:t xml:space="preserve">feel for sampling variability and the role of</w:t>
+      </w:r>
+      <w:r>
+        <w:t xml:space="preserve"> </w:t>
+      </w:r>
+      <w:r>
+        <w:rPr>
+          <w:i/>
+          <w:iCs/>
+        </w:rPr>
+        <w:t xml:space="preserve">n</w:t>
+      </w:r>
+      <w:r>
+        <w:t xml:space="preserve">.</w:t>
+      </w:r>
+    </w:p>
+    <w:p>
+      <w:pPr>
+        <w:pStyle w:val="BodyText"/>
+      </w:pPr>
+      <w:r>
+        <w:rPr>
+          <w:b/>
+          <w:bCs/>
+        </w:rPr>
+        <w:t xml:space="preserve">What</w:t>
+      </w:r>
+      <w:r>
+        <w:rPr>
+          <w:b/>
+          <w:bCs/>
+        </w:rPr>
+        <w:t xml:space="preserve"> </w:t>
+      </w:r>
+      <w:r>
+        <w:rPr>
+          <w:b/>
+          <w:bCs/>
+        </w:rPr>
+        <w:t xml:space="preserve">“95% confidence”</w:t>
+      </w:r>
+      <w:r>
+        <w:rPr>
+          <w:b/>
+          <w:bCs/>
+        </w:rPr>
+        <w:t xml:space="preserve"> </w:t>
+      </w:r>
+      <w:r>
+        <w:rPr>
+          <w:b/>
+          <w:bCs/>
+        </w:rPr>
+        <w:t xml:space="preserve">really means</w:t>
+      </w:r>
+      <w:r>
+        <w:t xml:space="preserve"> </w:t>
+      </w:r>
+      <w:r>
+        <w:t xml:space="preserve">(introductory undergraduate or methods;</w:t>
+      </w:r>
+      <w:r>
+        <w:t xml:space="preserve"> </w:t>
+      </w:r>
+      <w:r>
+        <w:t xml:space="preserve">lab or homework; 15–25 minutes). A Coverage node repeats the same experiment</w:t>
+      </w:r>
+      <w:r>
+        <w:t xml:space="preserve"> </w:t>
+      </w:r>
+      <w:r>
+        <w:t xml:space="preserve">again and again: each repetition draws a fresh sample, builds a</w:t>
+      </w:r>
+      <w:r>
+        <w:t xml:space="preserve"> </w:t>
       </w:r>
       <w:r>
         <w:rPr>
@@ -2536,130 +3024,552 @@
         <w:t xml:space="preserve">t</w:t>
       </w:r>
       <w:r>
-        <w:t xml:space="preserve"> </w:t>
-      </w:r>
-      <w:r>
-        <w:t xml:space="preserve">null distribution</w:t>
-      </w:r>
-      <w:r>
-        <w:t xml:space="preserve"> </w:t>
-      </w:r>
-      <w:r>
-        <w:t xml:space="preserve">against the normal approximation, so that students see the normal mislead at</w:t>
-      </w:r>
-      <w:r>
-        <w:t xml:space="preserve"> </w:t>
-      </w:r>
-      <w:r>
-        <w:t xml:space="preserve">low degrees of freedom and watch the reject/retain decision flip from sample to</w:t>
-      </w:r>
-      <w:r>
-        <w:t xml:space="preserve"> </w:t>
-      </w:r>
-      <w:r>
-        <w:t xml:space="preserve">sample. A</w:t>
-      </w:r>
-      <w:r>
-        <w:t xml:space="preserve"> </w:t>
-      </w:r>
-      <w:r>
-        <w:rPr>
-          <w:i/>
-          <w:iCs/>
-        </w:rPr>
-        <w:t xml:space="preserve">confidence-interval coverage</w:t>
-      </w:r>
-      <w:r>
-        <w:t xml:space="preserve"> </w:t>
-      </w:r>
-      <w:r>
-        <w:t xml:space="preserve">activity repeats the whole experiment</w:t>
-      </w:r>
-      <w:r>
-        <w:t xml:space="preserve"> </w:t>
-      </w:r>
-      <w:r>
-        <w:t xml:space="preserve">and tallies how often the interval covers the true mean, giving an operational</w:t>
-      </w:r>
-      <w:r>
-        <w:t xml:space="preserve"> </w:t>
-      </w:r>
-      <w:r>
-        <w:t xml:space="preserve">meaning to</w:t>
-      </w:r>
-      <w:r>
-        <w:t xml:space="preserve"> </w:t>
-      </w:r>
-      <w:r>
-        <w:t xml:space="preserve">“95% confidence.”</w:t>
-      </w:r>
-      <w:r>
-        <w:t xml:space="preserve"> </w:t>
-      </w:r>
-      <w:r>
-        <w:t xml:space="preserve">A</w:t>
-      </w:r>
-      <w:r>
-        <w:t xml:space="preserve"> </w:t>
-      </w:r>
-      <w:r>
-        <w:rPr>
-          <w:i/>
-          <w:iCs/>
-        </w:rPr>
-        <w:t xml:space="preserve">central-limit</w:t>
-      </w:r>
-      <w:r>
-        <w:t xml:space="preserve"> </w:t>
-      </w:r>
-      <w:r>
-        <w:t xml:space="preserve">activity shows that the means of</w:t>
-      </w:r>
-      <w:r>
-        <w:t xml:space="preserve"> </w:t>
-      </w:r>
-      <w:r>
-        <w:t xml:space="preserve">batches drawn from a skewed population are themselves approximately normal. An</w:t>
-      </w:r>
-      <w:r>
-        <w:t xml:space="preserve"> </w:t>
-      </w:r>
-      <w:r>
-        <w:rPr>
-          <w:i/>
-          <w:iCs/>
-        </w:rPr>
-        <w:t xml:space="preserve">exploratory-data-analysis</w:t>
-      </w:r>
-      <w:r>
-        <w:t xml:space="preserve"> </w:t>
-      </w:r>
-      <w:r>
-        <w:t xml:space="preserve">activity fans one imported dataset into a summary</w:t>
-      </w:r>
-      <w:r>
-        <w:t xml:space="preserve"> </w:t>
-      </w:r>
-      <w:r>
-        <w:t xml:space="preserve">table, a box plot, an empirical CDF, and a normal quantile–quantile plot, so</w:t>
-      </w:r>
-      <w:r>
-        <w:t xml:space="preserve"> </w:t>
-      </w:r>
-      <w:r>
-        <w:t xml:space="preserve">that the same data are seen four ways at once. In each case the patch is</w:t>
-      </w:r>
-      <w:r>
-        <w:t xml:space="preserve"> </w:t>
-      </w:r>
-      <w:r>
-        <w:t xml:space="preserve">seeded, so an instructor can distribute it, have students run it, and be</w:t>
-      </w:r>
-      <w:r>
-        <w:t xml:space="preserve"> </w:t>
-      </w:r>
-      <w:r>
-        <w:t xml:space="preserve">confident that every result reproduces.</w:t>
+        <w:t xml:space="preserve">-interval</w:t>
+      </w:r>
+      <w:r>
+        <w:t xml:space="preserve"> </w:t>
+      </w:r>
+      <w:r>
+        <w:t xml:space="preserve">for the mean, and asks whether the true value falls inside. The display stacks</w:t>
+      </w:r>
+      <w:r>
+        <w:t xml:space="preserve"> </w:t>
+      </w:r>
+      <w:r>
+        <w:t xml:space="preserve">the intervals and colours those that miss. After a few hundred repetitions the</w:t>
+      </w:r>
+      <w:r>
+        <w:t xml:space="preserve"> </w:t>
+      </w:r>
+      <w:r>
+        <w:t xml:space="preserve">empirical coverage approaches the nominal 95%. The activity gives an</w:t>
+      </w:r>
+      <w:r>
+        <w:t xml:space="preserve"> </w:t>
+      </w:r>
+      <w:r>
+        <w:t xml:space="preserve">operational meaning to the confidence guarantee, a property of the</w:t>
+      </w:r>
+      <w:r>
+        <w:t xml:space="preserve"> </w:t>
+      </w:r>
+      <w:r>
+        <w:rPr>
+          <w:i/>
+          <w:iCs/>
+        </w:rPr>
+        <w:t xml:space="preserve">procedure</w:t>
+      </w:r>
+      <w:r>
+        <w:t xml:space="preserve"> </w:t>
+      </w:r>
+      <w:r>
+        <w:t xml:space="preserve">rather than of any one interval, and directly confronts the textbook</w:t>
+      </w:r>
+      <w:r>
+        <w:t xml:space="preserve"> </w:t>
+      </w:r>
+      <w:r>
+        <w:t xml:space="preserve">misreading that</w:t>
+      </w:r>
+      <w:r>
+        <w:t xml:space="preserve"> </w:t>
+      </w:r>
+      <w:r>
+        <w:t xml:space="preserve">“there is a 95% chance the true mean is in</w:t>
+      </w:r>
+      <w:r>
+        <w:t xml:space="preserve"> </w:t>
+      </w:r>
+      <w:r>
+        <w:rPr>
+          <w:i/>
+          <w:iCs/>
+        </w:rPr>
+        <w:t xml:space="preserve">this</w:t>
+      </w:r>
+      <w:r>
+        <w:t xml:space="preserve"> </w:t>
+      </w:r>
+      <w:r>
+        <w:t xml:space="preserve">interval.”</w:t>
+      </w:r>
+    </w:p>
+    <w:p>
+      <w:pPr>
+        <w:pStyle w:val="BodyText"/>
+      </w:pPr>
+      <w:r>
+        <w:rPr>
+          <w:b/>
+          <w:bCs/>
+        </w:rPr>
+        <w:t xml:space="preserve">Bootstrap sampling distribution</w:t>
+      </w:r>
+      <w:r>
+        <w:t xml:space="preserve"> </w:t>
+      </w:r>
+      <w:r>
+        <w:t xml:space="preserve">(introductory undergraduate or methods;</w:t>
+      </w:r>
+      <w:r>
+        <w:t xml:space="preserve"> </w:t>
+      </w:r>
+      <w:r>
+        <w:t xml:space="preserve">lab or homework; 20–30 minutes). A Sample drawn from a skewed (exponential)</w:t>
+      </w:r>
+      <w:r>
+        <w:t xml:space="preserve"> </w:t>
+      </w:r>
+      <w:r>
+        <w:t xml:space="preserve">parent feeds a Boot node that resamples with replacement and shows the</w:t>
+      </w:r>
+      <w:r>
+        <w:t xml:space="preserve"> </w:t>
+      </w:r>
+      <w:r>
+        <w:t xml:space="preserve">bootstrap distribution of the chosen statistic, annotated with its</w:t>
+      </w:r>
+      <w:r>
+        <w:t xml:space="preserve"> </w:t>
+      </w:r>
+      <w:r>
+        <w:t xml:space="preserve">bias-corrected and accelerated interval (Figure 4) (Efron, 1987; Hesterberg,</w:t>
+      </w:r>
+      <w:r>
+        <w:t xml:space="preserve"> </w:t>
+      </w:r>
+      <w:r>
+        <w:t xml:space="preserve">2015). Students change the statistic from mean to median to standard</w:t>
+      </w:r>
+      <w:r>
+        <w:t xml:space="preserve"> </w:t>
+      </w:r>
+      <w:r>
+        <w:t xml:space="preserve">deviation, change</w:t>
+      </w:r>
+      <w:r>
+        <w:t xml:space="preserve"> </w:t>
+      </w:r>
+      <w:r>
+        <w:rPr>
+          <w:i/>
+          <w:iCs/>
+        </w:rPr>
+        <w:t xml:space="preserve">n</w:t>
+      </w:r>
+      <w:r>
+        <w:t xml:space="preserve"> </w:t>
+      </w:r>
+      <w:r>
+        <w:t xml:space="preserve">and</w:t>
+      </w:r>
+      <w:r>
+        <w:t xml:space="preserve"> </w:t>
+      </w:r>
+      <w:r>
+        <w:rPr>
+          <w:i/>
+          <w:iCs/>
+        </w:rPr>
+        <w:t xml:space="preserve">B</w:t>
+      </w:r>
+      <w:r>
+        <w:t xml:space="preserve">, and discuss how the bootstrap distribution</w:t>
+      </w:r>
+      <w:r>
+        <w:t xml:space="preserve"> </w:t>
+      </w:r>
+      <w:r>
+        <w:t xml:space="preserve">narrows. The sampling distribution is now something a student constructed and</w:t>
+      </w:r>
+      <w:r>
+        <w:t xml:space="preserve"> </w:t>
+      </w:r>
+      <w:r>
+        <w:t xml:space="preserve">watched form, rather than something a textbook names without showing.</w:t>
+      </w:r>
+    </w:p>
+    <w:p>
+      <w:pPr>
+        <w:pStyle w:val="BodyText"/>
+      </w:pPr>
+      <w:r>
+        <w:rPr>
+          <w:b/>
+          <w:bCs/>
+        </w:rPr>
+        <w:t xml:space="preserve">Comparing two groups with Welch’s</w:t>
+      </w:r>
+      <w:r>
+        <w:rPr>
+          <w:b/>
+          <w:bCs/>
+        </w:rPr>
+        <w:t xml:space="preserve"> </w:t>
+      </w:r>
+      <w:r>
+        <w:rPr>
+          <w:b/>
+          <w:bCs/>
+          <w:i/>
+          <w:iCs/>
+        </w:rPr>
+        <w:t xml:space="preserve">t</w:t>
+      </w:r>
+      <w:r>
+        <w:t xml:space="preserve"> </w:t>
+      </w:r>
+      <w:r>
+        <w:t xml:space="preserve">(introductory undergraduate or</w:t>
+      </w:r>
+      <w:r>
+        <w:t xml:space="preserve"> </w:t>
+      </w:r>
+      <w:r>
+        <w:t xml:space="preserve">methods; lab or homework; 25–40 minutes). Two independent Sample nodes draw</w:t>
+      </w:r>
+      <w:r>
+        <w:t xml:space="preserve"> </w:t>
+      </w:r>
+      <w:r>
+        <w:t xml:space="preserve">from Normal populations with potentially different means and spreads; each</w:t>
+      </w:r>
+      <w:r>
+        <w:t xml:space="preserve"> </w:t>
+      </w:r>
+      <w:r>
+        <w:t xml:space="preserve">feeds a histogram and a Test node configured for Welch’s two-sample</w:t>
+      </w:r>
+      <w:r>
+        <w:t xml:space="preserve"> </w:t>
+      </w:r>
+      <w:r>
+        <w:rPr>
+          <w:i/>
+          <w:iCs/>
+        </w:rPr>
+        <w:t xml:space="preserve">t</w:t>
+      </w:r>
+      <w:r>
+        <w:t xml:space="preserve"> </w:t>
+      </w:r>
+      <w:r>
+        <w:t xml:space="preserve">(Figure 1). Students manipulate the group means and spreads and watch the</w:t>
+      </w:r>
+      <w:r>
+        <w:t xml:space="preserve"> </w:t>
+      </w:r>
+      <w:r>
+        <w:rPr>
+          <w:i/>
+          <w:iCs/>
+        </w:rPr>
+        <w:t xml:space="preserve">t</w:t>
+      </w:r>
+      <w:r>
+        <w:t xml:space="preserve"> </w:t>
+      </w:r>
+      <w:r>
+        <w:t xml:space="preserve">statistic, the</w:t>
+      </w:r>
+      <w:r>
+        <w:t xml:space="preserve"> </w:t>
+      </w:r>
+      <w:r>
+        <w:rPr>
+          <w:i/>
+          <w:iCs/>
+        </w:rPr>
+        <w:t xml:space="preserve">p</w:t>
+      </w:r>
+      <w:r>
+        <w:t xml:space="preserve">-value, and the reject/retain decision update. The activity</w:t>
+      </w:r>
+      <w:r>
+        <w:t xml:space="preserve"> </w:t>
+      </w:r>
+      <w:r>
+        <w:t xml:space="preserve">makes the link between effect size, sample size, and decision concrete, and</w:t>
+      </w:r>
+      <w:r>
+        <w:t xml:space="preserve"> </w:t>
+      </w:r>
+      <w:r>
+        <w:t xml:space="preserve">sets up a follow-up discussion of false-positive and false-negative risks.</w:t>
+      </w:r>
+    </w:p>
+    <w:p>
+      <w:pPr>
+        <w:pStyle w:val="BodyText"/>
+      </w:pPr>
+      <w:r>
+        <w:rPr>
+          <w:b/>
+          <w:bCs/>
+        </w:rPr>
+        <w:t xml:space="preserve">Building a data-generating process from interchangeable parts</w:t>
+      </w:r>
+      <w:r>
+        <w:t xml:space="preserve"> </w:t>
+      </w:r>
+      <w:r>
+        <w:t xml:space="preserve">(methods</w:t>
+      </w:r>
+      <w:r>
+        <w:t xml:space="preserve"> </w:t>
+      </w:r>
+      <w:r>
+        <w:t xml:space="preserve">seminar or advanced undergraduate; lab; 30–45 minutes). A uniform Sample is</w:t>
+      </w:r>
+      <w:r>
+        <w:t xml:space="preserve"> </w:t>
+      </w:r>
+      <w:r>
+        <w:t xml:space="preserve">passed through a Transform applying</w:t>
+      </w:r>
+      <w:r>
+        <w:t xml:space="preserve"> </w:t>
+      </w:r>
+      <w:r>
+        <w:rPr>
+          <w:i/>
+          <w:iCs/>
+        </w:rPr>
+        <w:t xml:space="preserve">y</w:t>
+      </w:r>
+      <w:r>
+        <w:t xml:space="preserve"> </w:t>
+      </w:r>
+      <w:r>
+        <w:t xml:space="preserve">=</w:t>
+      </w:r>
+      <w:r>
+        <w:t xml:space="preserve"> </w:t>
+      </w:r>
+      <w:r>
+        <w:rPr>
+          <w:i/>
+          <w:iCs/>
+        </w:rPr>
+        <w:t xml:space="preserve">a</w:t>
+      </w:r>
+      <w:r>
+        <w:t xml:space="preserve">·</w:t>
+      </w:r>
+      <w:r>
+        <w:rPr>
+          <w:i/>
+          <w:iCs/>
+        </w:rPr>
+        <w:t xml:space="preserve">x</w:t>
+      </w:r>
+      <w:r>
+        <w:t xml:space="preserve"> </w:t>
+      </w:r>
+      <w:r>
+        <w:t xml:space="preserve">+</w:t>
+      </w:r>
+      <w:r>
+        <w:t xml:space="preserve"> </w:t>
+      </w:r>
+      <w:r>
+        <w:rPr>
+          <w:i/>
+          <w:iCs/>
+        </w:rPr>
+        <w:t xml:space="preserve">b</w:t>
+      </w:r>
+      <w:r>
+        <w:t xml:space="preserve">, then through a Noise</w:t>
+      </w:r>
+      <w:r>
+        <w:t xml:space="preserve"> </w:t>
+      </w:r>
+      <w:r>
+        <w:t xml:space="preserve">module that adds normal measurement error, and finally into a Regress node</w:t>
+      </w:r>
+      <w:r>
+        <w:t xml:space="preserve"> </w:t>
+      </w:r>
+      <w:r>
+        <w:t xml:space="preserve">that fits OLS online (Figure 3). Students vary</w:t>
+      </w:r>
+      <w:r>
+        <w:t xml:space="preserve"> </w:t>
+      </w:r>
+      <w:r>
+        <w:rPr>
+          <w:i/>
+          <w:iCs/>
+        </w:rPr>
+        <w:t xml:space="preserve">a</w:t>
+      </w:r>
+      <w:r>
+        <w:t xml:space="preserve">,</w:t>
+      </w:r>
+      <w:r>
+        <w:t xml:space="preserve"> </w:t>
+      </w:r>
+      <w:r>
+        <w:rPr>
+          <w:i/>
+          <w:iCs/>
+        </w:rPr>
+        <w:t xml:space="preserve">b</w:t>
+      </w:r>
+      <w:r>
+        <w:t xml:space="preserve">, and σ and watch the</w:t>
+      </w:r>
+      <w:r>
+        <w:t xml:space="preserve"> </w:t>
+      </w:r>
+      <w:r>
+        <w:t xml:space="preserve">recovered slope and intercept hover near the truth while R² rises and falls.</w:t>
+      </w:r>
+      <w:r>
+        <w:t xml:space="preserve"> </w:t>
+      </w:r>
+      <w:r>
+        <w:t xml:space="preserve">They then swap the Transform for a square or a sigmoid and discuss how a</w:t>
+      </w:r>
+      <w:r>
+        <w:t xml:space="preserve"> </w:t>
+      </w:r>
+      <w:r>
+        <w:t xml:space="preserve">linear model behaves when the generating process is not, providing an early,</w:t>
+      </w:r>
+      <w:r>
+        <w:t xml:space="preserve"> </w:t>
+      </w:r>
+      <w:r>
+        <w:t xml:space="preserve">visual introduction to the modelling assumptions students will later read about</w:t>
+      </w:r>
+      <w:r>
+        <w:t xml:space="preserve"> </w:t>
+      </w:r>
+      <w:r>
+        <w:t xml:space="preserve">formally.</w:t>
+      </w:r>
+    </w:p>
+    <w:p>
+      <w:pPr>
+        <w:pStyle w:val="BodyText"/>
+      </w:pPr>
+      <w:r>
+        <w:rPr>
+          <w:b/>
+          <w:bCs/>
+        </w:rPr>
+        <w:t xml:space="preserve">False positives when nothing is going on</w:t>
+      </w:r>
+      <w:r>
+        <w:t xml:space="preserve"> </w:t>
+      </w:r>
+      <w:r>
+        <w:t xml:space="preserve">(methods seminar or postgraduate;</w:t>
+      </w:r>
+      <w:r>
+        <w:t xml:space="preserve"> </w:t>
+      </w:r>
+      <w:r>
+        <w:t xml:space="preserve">lab or homework; 15–25 minutes). Two identical Sample nodes feed a Power node</w:t>
+      </w:r>
+      <w:r>
+        <w:t xml:space="preserve"> </w:t>
+      </w:r>
+      <w:r>
+        <w:t xml:space="preserve">that repeatedly runs a Welch</w:t>
+      </w:r>
+      <w:r>
+        <w:t xml:space="preserve"> </w:t>
+      </w:r>
+      <w:r>
+        <w:rPr>
+          <w:i/>
+          <w:iCs/>
+        </w:rPr>
+        <w:t xml:space="preserve">t</w:t>
+      </w:r>
+      <w:r>
+        <w:t xml:space="preserve"> </w:t>
+      </w:r>
+      <w:r>
+        <w:t xml:space="preserve">and tallies the rejection rate. With both</w:t>
+      </w:r>
+      <w:r>
+        <w:t xml:space="preserve"> </w:t>
+      </w:r>
+      <w:r>
+        <w:t xml:space="preserve">populations identical, the rejection rate sits near α. Students then change α</w:t>
+      </w:r>
+      <w:r>
+        <w:t xml:space="preserve"> </w:t>
+      </w:r>
+      <w:r>
+        <w:t xml:space="preserve">from 0.01 to 0.10 and watch the false-positive rate track it. The activity</w:t>
+      </w:r>
+      <w:r>
+        <w:t xml:space="preserve"> </w:t>
+      </w:r>
+      <w:r>
+        <w:t xml:space="preserve">makes the meaning of</w:t>
+      </w:r>
+      <w:r>
+        <w:t xml:space="preserve"> </w:t>
+      </w:r>
+      <w:r>
+        <w:t xml:space="preserve">“Type-I error rate”</w:t>
+      </w:r>
+      <w:r>
+        <w:t xml:space="preserve"> </w:t>
+      </w:r>
+      <w:r>
+        <w:t xml:space="preserve">something watched rather than asserted,</w:t>
+      </w:r>
+      <w:r>
+        <w:t xml:space="preserve"> </w:t>
+      </w:r>
+      <w:r>
+        <w:t xml:space="preserve">and provides natural setup for a later session on multiple-testing corrections.</w:t>
+      </w:r>
+    </w:p>
+    <w:p>
+      <w:pPr>
+        <w:pStyle w:val="BodyText"/>
+      </w:pPr>
+      <w:r>
+        <w:t xml:space="preserve">In each case the patch is seeded, so an instructor can distribute it, have</w:t>
+      </w:r>
+      <w:r>
+        <w:t xml:space="preserve"> </w:t>
+      </w:r>
+      <w:r>
+        <w:t xml:space="preserve">students run it, and be confident that every result reproduces across</w:t>
+      </w:r>
+      <w:r>
+        <w:t xml:space="preserve"> </w:t>
+      </w:r>
+      <w:r>
+        <w:t xml:space="preserve">machines. Ten further lessons in the same format cover Likert-coding, a</w:t>
+      </w:r>
+      <w:r>
+        <w:t xml:space="preserve"> </w:t>
+      </w:r>
+      <w:r>
+        <w:t xml:space="preserve">mixture of two distributions, the central limit theorem from a skewed parent,</w:t>
+      </w:r>
+      <w:r>
+        <w:t xml:space="preserve"> </w:t>
+      </w:r>
+      <w:r>
+        <w:t xml:space="preserve">QQ plots, exploratory data analysis on an imported CSV, and others; the full</w:t>
+      </w:r>
+      <w:r>
+        <w:t xml:space="preserve"> </w:t>
+      </w:r>
+      <w:r>
+        <w:t xml:space="preserve">list is in the Supplementary Materials (Appendix F).</w:t>
       </w:r>
     </w:p>
     <w:p>
@@ -2671,18 +3581,18 @@
           <wp:inline>
             <wp:extent cx="5334000" cy="3294529"/>
             <wp:effectExtent b="0" l="0" r="0" t="0"/>
-            <wp:docPr descr="Simulation made visible: a bootstrap sampling distribution" title="" id="29" name="Picture"/>
+            <wp:docPr descr="Simulation made visible: a bootstrap sampling distribution" title="" id="30" name="Picture"/>
             <a:graphic>
               <a:graphicData uri="http://schemas.openxmlformats.org/drawingml/2006/picture">
                 <pic:pic>
                   <pic:nvPicPr>
-                    <pic:cNvPr descr="submission/figures/bootstrap.png" id="30" name="Picture"/>
+                    <pic:cNvPr descr="submission/figures/bootstrap.png" id="31" name="Picture"/>
                     <pic:cNvPicPr>
                       <a:picLocks noChangeArrowheads="1" noChangeAspect="1"/>
                     </pic:cNvPicPr>
                   </pic:nvPicPr>
                   <pic:blipFill>
-                    <a:blip r:embed="rId28"/>
+                    <a:blip r:embed="rId29"/>
                     <a:stretch>
                       <a:fillRect/>
                     </a:stretch>
@@ -2743,17 +3653,333 @@
         <w:t xml:space="preserve">empirically and watched as it forms, before any closed-form expression is introduced.</w:t>
       </w:r>
     </w:p>
-    <w:bookmarkEnd w:id="31"/>
-    <w:bookmarkStart w:id="34" w:name="X0cab4394ba209c841fd4138ca62600fdd5bff89"/>
+    <w:bookmarkEnd w:id="32"/>
+    <w:bookmarkStart w:id="33" w:name="informal-feedback-and-design-evolution"/>
     <w:p>
       <w:pPr>
         <w:pStyle w:val="Heading1"/>
       </w:pPr>
       <w:r>
+        <w:t xml:space="preserve">Informal feedback and design evolution</w:t>
+      </w:r>
+    </w:p>
+    <w:p>
+      <w:pPr>
+        <w:pStyle w:val="FirstParagraph"/>
+      </w:pPr>
+      <w:r>
+        <w:t xml:space="preserve">The design has been shaped by informal practitioner input gathered during</w:t>
+      </w:r>
+      <w:r>
+        <w:t xml:space="preserve"> </w:t>
+      </w:r>
+      <w:r>
+        <w:t xml:space="preserve">development. Students who tried the running application, and a small set of</w:t>
+      </w:r>
+      <w:r>
+        <w:t xml:space="preserve"> </w:t>
+      </w:r>
+      <w:r>
+        <w:t xml:space="preserve">colleagues teaching introductory statistics who responded to an open call for</w:t>
+      </w:r>
+      <w:r>
+        <w:t xml:space="preserve"> </w:t>
+      </w:r>
+      <w:r>
+        <w:t xml:space="preserve">impressions on the tool, raised two recurring themes that influenced both the</w:t>
+      </w:r>
+      <w:r>
+        <w:t xml:space="preserve"> </w:t>
+      </w:r>
+      <w:r>
+        <w:t xml:space="preserve">manuscript and the tool itself.</w:t>
+      </w:r>
+    </w:p>
+    <w:p>
+      <w:pPr>
+        <w:pStyle w:val="BodyText"/>
+      </w:pPr>
+      <w:r>
+        <w:t xml:space="preserve">The first theme was</w:t>
+      </w:r>
+      <w:r>
+        <w:t xml:space="preserve"> </w:t>
+      </w:r>
+      <w:r>
+        <w:rPr>
+          <w:i/>
+          <w:iCs/>
+        </w:rPr>
+        <w:t xml:space="preserve">applicability</w:t>
+      </w:r>
+      <w:r>
+        <w:t xml:space="preserve">: how the tool maps onto a specific</w:t>
+      </w:r>
+      <w:r>
+        <w:t xml:space="preserve"> </w:t>
+      </w:r>
+      <w:r>
+        <w:t xml:space="preserve">course’s teaching goals, where the example use cases sit, and how an</w:t>
+      </w:r>
+      <w:r>
+        <w:t xml:space="preserve"> </w:t>
+      </w:r>
+      <w:r>
+        <w:t xml:space="preserve">instructor would weave a lesson into existing teaching. In response, the</w:t>
+      </w:r>
+      <w:r>
+        <w:t xml:space="preserve"> </w:t>
+      </w:r>
+      <w:r>
+        <w:t xml:space="preserve">manuscript was rewritten to foreground a</w:t>
+      </w:r>
+      <w:r>
+        <w:t xml:space="preserve"> </w:t>
+      </w:r>
+      <w:r>
+        <w:rPr>
+          <w:i/>
+          <w:iCs/>
+        </w:rPr>
+        <w:t xml:space="preserve">Teaching and learning context</w:t>
+      </w:r>
+      <w:r>
+        <w:t xml:space="preserve"> </w:t>
+      </w:r>
+      <w:r>
+        <w:t xml:space="preserve">section (audiences, modes of use, pacing, preparation) and to expand</w:t>
+      </w:r>
+      <w:r>
+        <w:t xml:space="preserve"> </w:t>
+      </w:r>
+      <w:r>
+        <w:rPr>
+          <w:i/>
+          <w:iCs/>
+        </w:rPr>
+        <w:t xml:space="preserve">Illustrative classroom use</w:t>
+      </w:r>
+      <w:r>
+        <w:t xml:space="preserve"> </w:t>
+      </w:r>
+      <w:r>
+        <w:t xml:space="preserve">into the six detailed lesson walkthroughs above,</w:t>
+      </w:r>
+      <w:r>
+        <w:t xml:space="preserve"> </w:t>
+      </w:r>
+      <w:r>
+        <w:t xml:space="preserve">each stating its intended audience, the kind of session it suits, an</w:t>
+      </w:r>
+      <w:r>
+        <w:t xml:space="preserve"> </w:t>
+      </w:r>
+      <w:r>
+        <w:t xml:space="preserve">approximate duration, and the misconception or learning objective it targets.</w:t>
+      </w:r>
+    </w:p>
+    <w:p>
+      <w:pPr>
+        <w:pStyle w:val="BodyText"/>
+      </w:pPr>
+      <w:r>
+        <w:t xml:space="preserve">The second theme was the</w:t>
+      </w:r>
+      <w:r>
+        <w:t xml:space="preserve"> </w:t>
+      </w:r>
+      <w:r>
+        <w:rPr>
+          <w:i/>
+          <w:iCs/>
+        </w:rPr>
+        <w:t xml:space="preserve">activation cost</w:t>
+      </w:r>
+      <w:r>
+        <w:t xml:space="preserve"> </w:t>
+      </w:r>
+      <w:r>
+        <w:t xml:space="preserve">of a node-and-cable interface for</w:t>
+      </w:r>
+      <w:r>
+        <w:t xml:space="preserve"> </w:t>
+      </w:r>
+      <w:r>
+        <w:t xml:space="preserve">first-time users: how to get started, where to look, what to try first. In</w:t>
+      </w:r>
+      <w:r>
+        <w:t xml:space="preserve"> </w:t>
+      </w:r>
+      <w:r>
+        <w:t xml:space="preserve">response, the application gained a short</w:t>
+      </w:r>
+      <w:r>
+        <w:t xml:space="preserve"> </w:t>
+      </w:r>
+      <w:r>
+        <w:rPr>
+          <w:i/>
+          <w:iCs/>
+        </w:rPr>
+        <w:t xml:space="preserve">guided tour</w:t>
+      </w:r>
+      <w:r>
+        <w:t xml:space="preserve"> </w:t>
+      </w:r>
+      <w:r>
+        <w:t xml:space="preserve">that walks a new user</w:t>
+      </w:r>
+      <w:r>
+        <w:t xml:space="preserve"> </w:t>
+      </w:r>
+      <w:r>
+        <w:t xml:space="preserve">through the Law of Large Numbers, the bootstrap, the</w:t>
+      </w:r>
+      <w:r>
+        <w:t xml:space="preserve"> </w:t>
+      </w:r>
+      <w:r>
+        <w:rPr>
+          <w:i/>
+          <w:iCs/>
+        </w:rPr>
+        <w:t xml:space="preserve">t</w:t>
+      </w:r>
+      <w:r>
+        <w:t xml:space="preserve">-test, and</w:t>
+      </w:r>
+      <w:r>
+        <w:t xml:space="preserve"> </w:t>
+      </w:r>
+      <w:r>
+        <w:t xml:space="preserve">confidence-interval coverage in four steps, lowering the cost of engagement</w:t>
+      </w:r>
+      <w:r>
+        <w:t xml:space="preserve"> </w:t>
+      </w:r>
+      <w:r>
+        <w:t xml:space="preserve">for instructors and students encountering the canvas for the first time.</w:t>
+      </w:r>
+      <w:r>
+        <w:t xml:space="preserve"> </w:t>
+      </w:r>
+      <w:r>
+        <w:t xml:space="preserve">Other recurring observations included appreciation for the live visual</w:t>
+      </w:r>
+      <w:r>
+        <w:t xml:space="preserve"> </w:t>
+      </w:r>
+      <w:r>
+        <w:t xml:space="preserve">feedback as an alternative pathway into statistical ideas, and for the live</w:t>
+      </w:r>
+      <w:r>
+        <w:t xml:space="preserve"> </w:t>
+      </w:r>
+      <w:r>
+        <w:t xml:space="preserve">mathematical-notation view (Figure 2) for its balance of mathematical rigor</w:t>
+      </w:r>
+      <w:r>
+        <w:t xml:space="preserve"> </w:t>
+      </w:r>
+      <w:r>
+        <w:t xml:space="preserve">and a playful, manipulable mode of working.</w:t>
+      </w:r>
+    </w:p>
+    <w:p>
+      <w:pPr>
+        <w:pStyle w:val="BodyText"/>
+      </w:pPr>
+      <w:r>
+        <w:t xml:space="preserve">We treat this informal input as</w:t>
+      </w:r>
+      <w:r>
+        <w:t xml:space="preserve"> </w:t>
+      </w:r>
+      <w:r>
+        <w:rPr>
+          <w:i/>
+          <w:iCs/>
+        </w:rPr>
+        <w:t xml:space="preserve">design evidence</w:t>
+      </w:r>
+      <w:r>
+        <w:t xml:space="preserve">: it has shaped the tool and</w:t>
+      </w:r>
+      <w:r>
+        <w:t xml:space="preserve"> </w:t>
+      </w:r>
+      <w:r>
+        <w:t xml:space="preserve">the manuscript, and explaining how is part of the article’s transparency.</w:t>
+      </w:r>
+      <w:r>
+        <w:t xml:space="preserve"> </w:t>
+      </w:r>
+      <w:r>
+        <w:t xml:space="preserve">Because the feedback was solicited as service-improvement input on the tool</w:t>
+      </w:r>
+      <w:r>
+        <w:t xml:space="preserve"> </w:t>
+      </w:r>
+      <w:r>
+        <w:t xml:space="preserve">rather than as human-subjects research, no identifying or quantified data are</w:t>
+      </w:r>
+      <w:r>
+        <w:t xml:space="preserve"> </w:t>
+      </w:r>
+      <w:r>
+        <w:t xml:space="preserve">collected or reported here, and observations are presented in aggregate,</w:t>
+      </w:r>
+      <w:r>
+        <w:t xml:space="preserve"> </w:t>
+      </w:r>
+      <w:r>
+        <w:t xml:space="preserve">thematic form only. We do not present these themes as evidence of learning</w:t>
+      </w:r>
+      <w:r>
+        <w:t xml:space="preserve"> </w:t>
+      </w:r>
+      <w:r>
+        <w:t xml:space="preserve">outcomes; that is a separate question, taken up in</w:t>
+      </w:r>
+      <w:r>
+        <w:t xml:space="preserve"> </w:t>
+      </w:r>
+      <w:r>
+        <w:rPr>
+          <w:i/>
+          <w:iCs/>
+        </w:rPr>
+        <w:t xml:space="preserve">Limitations and future</w:t>
+      </w:r>
+      <w:r>
+        <w:rPr>
+          <w:i/>
+          <w:iCs/>
+        </w:rPr>
+        <w:t xml:space="preserve"> </w:t>
+      </w:r>
+      <w:r>
+        <w:rPr>
+          <w:i/>
+          <w:iCs/>
+        </w:rPr>
+        <w:t xml:space="preserve">work</w:t>
+      </w:r>
+      <w:r>
+        <w:t xml:space="preserve">.</w:t>
+      </w:r>
+    </w:p>
+    <w:bookmarkEnd w:id="33"/>
+    <w:bookmarkStart w:id="36" w:name="X0cab4394ba209c841fd4138ca62600fdd5bff89"/>
+    <w:p>
+      <w:pPr>
+        <w:pStyle w:val="Heading1"/>
+      </w:pPr>
+      <w:r>
         <w:t xml:space="preserve">Numerical correctness and reproducibility</w:t>
       </w:r>
     </w:p>
-    <w:bookmarkStart w:id="32" w:name="verifying-the-numerics"/>
+    <w:bookmarkStart w:id="34" w:name="verifying-the-numerics"/>
     <w:p>
       <w:pPr>
         <w:pStyle w:val="Heading2"/>
@@ -2874,7 +4100,7 @@
         <w:t xml:space="preserve"> </w:t>
       </w:r>
       <w:r>
-        <w:t xml:space="preserve">against R to machine precision—covering the incomplete beta and gamma</w:t>
+        <w:t xml:space="preserve">against R to machine precision, covering the incomplete beta and gamma</w:t>
       </w:r>
       <w:r>
         <w:t xml:space="preserve"> </w:t>
@@ -2924,13 +4150,13 @@
         <w:t xml:space="preserve"> </w:t>
       </w:r>
       <w:r>
-        <w:t xml:space="preserve">moments—and against the canonical Mersenne-Twister test vector for the</w:t>
-      </w:r>
-      <w:r>
-        <w:t xml:space="preserve"> </w:t>
-      </w:r>
-      <w:r>
-        <w:t xml:space="preserve">generator. The suite also verifies system-level properties: byte-identical</w:t>
+        <w:t xml:space="preserve">moments. The Mersenne-Twister generator is checked against its canonical test</w:t>
+      </w:r>
+      <w:r>
+        <w:t xml:space="preserve"> </w:t>
+      </w:r>
+      <w:r>
+        <w:t xml:space="preserve">vector. The suite also verifies system-level properties: byte-identical</w:t>
       </w:r>
       <w:r>
         <w:t xml:space="preserve"> </w:t>
@@ -2993,8 +4219,8 @@
         <w:t xml:space="preserve">export on any machine.</w:t>
       </w:r>
     </w:p>
-    <w:bookmarkEnd w:id="32"/>
-    <w:bookmarkStart w:id="33" w:name="development-with-ai-coding-assistance"/>
+    <w:bookmarkEnd w:id="34"/>
+    <w:bookmarkStart w:id="35" w:name="development-with-ai-coding-assistance"/>
     <w:p>
       <w:pPr>
         <w:pStyle w:val="Heading2"/>
@@ -3070,7 +4296,7 @@
         <w:t xml:space="preserve"> </w:t>
       </w:r>
       <w:r>
-        <w:t xml:space="preserve">reference implementation—R’s statistical functions (</w:t>
+        <w:t xml:space="preserve">reference implementation: R’s statistical functions (</w:t>
       </w:r>
       <w:r>
         <w:rPr>
@@ -3202,19 +4428,19 @@
         <w:t xml:space="preserve"> </w:t>
       </w:r>
       <w:r>
-        <w:t xml:space="preserve">package for the BCa interval, and the canonical Mersenne-Twister test</w:t>
-      </w:r>
-      <w:r>
-        <w:t xml:space="preserve"> </w:t>
-      </w:r>
-      <w:r>
-        <w:t xml:space="preserve">vector—to machine precision, with Monte-Carlo tolerances stated explicitly</w:t>
-      </w:r>
-      <w:r>
-        <w:t xml:space="preserve"> </w:t>
-      </w:r>
-      <w:r>
-        <w:t xml:space="preserve">where resampling is involved. Those reference values are produced by an</w:t>
+        <w:t xml:space="preserve">package for the BCa interval, and the canonical Mersenne-Twister test vector.</w:t>
+      </w:r>
+      <w:r>
+        <w:t xml:space="preserve"> </w:t>
+      </w:r>
+      <w:r>
+        <w:t xml:space="preserve">Agreement is to machine precision, with Monte-Carlo tolerances stated</w:t>
+      </w:r>
+      <w:r>
+        <w:t xml:space="preserve"> </w:t>
+      </w:r>
+      <w:r>
+        <w:t xml:space="preserve">explicitly where resampling is involved. Those reference values are produced by an</w:t>
       </w:r>
       <w:r>
         <w:t xml:space="preserve"> </w:t>
@@ -3303,9 +4529,9 @@
         <w:t xml:space="preserve">minutes rather than taking our word for it.</w:t>
       </w:r>
     </w:p>
-    <w:bookmarkEnd w:id="33"/>
-    <w:bookmarkEnd w:id="34"/>
-    <w:bookmarkStart w:id="37" w:name="data-and-code-availability"/>
+    <w:bookmarkEnd w:id="35"/>
+    <w:bookmarkEnd w:id="36"/>
+    <w:bookmarkStart w:id="39" w:name="data-and-code-availability"/>
     <w:p>
       <w:pPr>
         <w:pStyle w:val="Heading1"/>
@@ -3356,7 +4582,7 @@
       <w:r>
         <w:t xml:space="preserve"> </w:t>
       </w:r>
-      <w:hyperlink r:id="rId35">
+      <w:hyperlink r:id="rId37">
         <w:r>
           <w:rPr>
             <w:rStyle w:val="Hyperlink"/>
@@ -3382,7 +4608,7 @@
       <w:r>
         <w:t xml:space="preserve"> </w:t>
       </w:r>
-      <w:hyperlink r:id="rId36">
+      <w:hyperlink r:id="rId38">
         <w:r>
           <w:rPr>
             <w:rStyle w:val="Hyperlink"/>
@@ -3412,8 +4638,8 @@
         <w:t xml:space="preserve">them are included among the bundled lessons.</w:t>
       </w:r>
     </w:p>
-    <w:bookmarkEnd w:id="37"/>
-    <w:bookmarkStart w:id="38" w:name="limitations-and-future-work"/>
+    <w:bookmarkEnd w:id="39"/>
+    <w:bookmarkStart w:id="40" w:name="limitations-and-future-work"/>
     <w:p>
       <w:pPr>
         <w:pStyle w:val="Heading1"/>
@@ -3507,7 +4733,7 @@
         <w:t xml:space="preserve"> </w:t>
       </w:r>
       <w:r>
-        <w:t xml:space="preserve">does not by itself guarantee understanding—students can watch a sampling</w:t>
+        <w:t xml:space="preserve">does not by itself guarantee understanding: students can watch a sampling</w:t>
       </w:r>
       <w:r>
         <w:t xml:space="preserve"> </w:t>
@@ -3519,7 +4745,7 @@
         <w:t xml:space="preserve"> </w:t>
       </w:r>
       <w:r>
-        <w:t xml:space="preserve">values—so the surrounding tasks and design details do much of the work (Gok &amp;</w:t>
+        <w:t xml:space="preserve">values. The surrounding tasks and design details do much of the work (Gok &amp;</w:t>
       </w:r>
       <w:r>
         <w:t xml:space="preserve"> </w:t>
@@ -3539,55 +4765,120 @@
         <w:pStyle w:val="BodyText"/>
       </w:pPr>
       <w:r>
-        <w:t xml:space="preserve">A formal study of classroom learning outcomes is the natural next step, and one</w:t>
-      </w:r>
-      <w:r>
-        <w:t xml:space="preserve"> </w:t>
-      </w:r>
-      <w:r>
-        <w:t xml:space="preserve">we have not yet carried out. We are designing a within-instructor,</w:t>
-      </w:r>
-      <w:r>
-        <w:t xml:space="preserve"> </w:t>
-      </w:r>
-      <w:r>
-        <w:t xml:space="preserve">between-section comparison in an introductory course—contrasting an</w:t>
-      </w:r>
-      <w:r>
-        <w:t xml:space="preserve"> </w:t>
-      </w:r>
-      <w:r>
-        <w:t xml:space="preserve">Empiria-augmented condition against a matched condition that uses comparable</w:t>
-      </w:r>
-      <w:r>
-        <w:t xml:space="preserve"> </w:t>
-      </w:r>
-      <w:r>
-        <w:t xml:space="preserve">static and applet-based visualizations, with sampling-variability and inference</w:t>
-      </w:r>
-      <w:r>
-        <w:t xml:space="preserve"> </w:t>
-      </w:r>
-      <w:r>
-        <w:t xml:space="preserve">subscales of a validated assessment, together with a transfer task, as</w:t>
-      </w:r>
-      <w:r>
-        <w:t xml:space="preserve"> </w:t>
-      </w:r>
-      <w:r>
-        <w:t xml:space="preserve">outcomes, to test whether these affordances translate into measurable gains.</w:t>
-      </w:r>
-      <w:r>
-        <w:t xml:space="preserve"> </w:t>
-      </w:r>
-      <w:r>
-        <w:t xml:space="preserve">That study will be pre-registered, with its hypotheses and analysis plan</w:t>
-      </w:r>
-      <w:r>
-        <w:t xml:space="preserve"> </w:t>
-      </w:r>
-      <w:r>
-        <w:t xml:space="preserve">deposited before any data are collected.</w:t>
+        <w:t xml:space="preserve">A formal evaluation of learning outcomes is a possible future extension, but</w:t>
+      </w:r>
+      <w:r>
+        <w:t xml:space="preserve"> </w:t>
+      </w:r>
+      <w:r>
+        <w:t xml:space="preserve">we have not undertaken one. Empiria has not been studied in a classroom or</w:t>
+      </w:r>
+      <w:r>
+        <w:t xml:space="preserve"> </w:t>
+      </w:r>
+      <w:r>
+        <w:t xml:space="preserve">experimental setting, and we therefore make no claim about its effect on</w:t>
+      </w:r>
+      <w:r>
+        <w:t xml:space="preserve"> </w:t>
+      </w:r>
+      <w:r>
+        <w:t xml:space="preserve">student understanding, retention, or transfer. What we can claim, and what we</w:t>
+      </w:r>
+      <w:r>
+        <w:t xml:space="preserve"> </w:t>
+      </w:r>
+      <w:r>
+        <w:t xml:space="preserve">have tried to ensure, is that the tool has been shaped toward concrete</w:t>
+      </w:r>
+      <w:r>
+        <w:t xml:space="preserve"> </w:t>
+      </w:r>
+      <w:r>
+        <w:t xml:space="preserve">learning goals and the practitioner needs articulated during its development</w:t>
+      </w:r>
+      <w:r>
+        <w:t xml:space="preserve"> </w:t>
+      </w:r>
+      <w:r>
+        <w:t xml:space="preserve">(reported above in</w:t>
+      </w:r>
+      <w:r>
+        <w:t xml:space="preserve"> </w:t>
+      </w:r>
+      <w:r>
+        <w:rPr>
+          <w:i/>
+          <w:iCs/>
+        </w:rPr>
+        <w:t xml:space="preserve">Informal feedback and design evolution</w:t>
+      </w:r>
+      <w:r>
+        <w:t xml:space="preserve">), and that its</w:t>
+      </w:r>
+      <w:r>
+        <w:t xml:space="preserve"> </w:t>
+      </w:r>
+      <w:r>
+        <w:t xml:space="preserve">numerical outputs are correct and independently verifiable: closed-form</w:t>
+      </w:r>
+      <w:r>
+        <w:t xml:space="preserve"> </w:t>
+      </w:r>
+      <w:r>
+        <w:t xml:space="preserve">routines checked against R to machine precision, the bootstrap validated by</w:t>
+      </w:r>
+      <w:r>
+        <w:t xml:space="preserve"> </w:t>
+      </w:r>
+      <w:r>
+        <w:t xml:space="preserve">its coverage behavior, and an automated test suite that any reviewer can</w:t>
+      </w:r>
+      <w:r>
+        <w:t xml:space="preserve"> </w:t>
+      </w:r>
+      <w:r>
+        <w:t xml:space="preserve">rerun in minutes (full detail in</w:t>
+      </w:r>
+      <w:r>
+        <w:t xml:space="preserve"> </w:t>
+      </w:r>
+      <w:r>
+        <w:rPr>
+          <w:i/>
+          <w:iCs/>
+        </w:rPr>
+        <w:t xml:space="preserve">Numerical correctness and reproducibility</w:t>
+      </w:r>
+      <w:r>
+        <w:t xml:space="preserve"> </w:t>
+      </w:r>
+      <w:r>
+        <w:t xml:space="preserve">and the</w:t>
+      </w:r>
+      <w:r>
+        <w:t xml:space="preserve"> </w:t>
+      </w:r>
+      <w:r>
+        <w:t xml:space="preserve">Supplementary Materials). What an instructor needs in order to trust the</w:t>
+      </w:r>
+      <w:r>
+        <w:t xml:space="preserve"> </w:t>
+      </w:r>
+      <w:r>
+        <w:t xml:space="preserve">numbers Empiria displays is therefore on offer; what would be needed to claim</w:t>
+      </w:r>
+      <w:r>
+        <w:t xml:space="preserve"> </w:t>
+      </w:r>
+      <w:r>
+        <w:t xml:space="preserve">that an Empiria-augmented lesson moves a learning-outcome measure is a</w:t>
+      </w:r>
+      <w:r>
+        <w:t xml:space="preserve"> </w:t>
+      </w:r>
+      <w:r>
+        <w:t xml:space="preserve">controlled study, which we leave to future work.</w:t>
       </w:r>
     </w:p>
     <w:p>
@@ -3652,8 +4943,8 @@
         <w:t xml:space="preserve">implementation.</w:t>
       </w:r>
     </w:p>
-    <w:bookmarkEnd w:id="38"/>
-    <w:bookmarkStart w:id="39" w:name="conclusion"/>
+    <w:bookmarkEnd w:id="40"/>
+    <w:bookmarkStart w:id="41" w:name="conclusion"/>
     <w:p>
       <w:pPr>
         <w:pStyle w:val="Heading1"/>
@@ -3673,13 +4964,13 @@
         <w:t xml:space="preserve"> </w:t>
       </w:r>
       <w:r>
-        <w:t xml:space="preserve">reform literature—that students build the sampling distribution before they</w:t>
-      </w:r>
-      <w:r>
-        <w:t xml:space="preserve"> </w:t>
-      </w:r>
-      <w:r>
-        <w:t xml:space="preserve">name it—by making the inferential workflow a composable, manipulable object</w:t>
+        <w:t xml:space="preserve">reform literature (that students build the sampling distribution before they</w:t>
+      </w:r>
+      <w:r>
+        <w:t xml:space="preserve"> </w:t>
+      </w:r>
+      <w:r>
+        <w:t xml:space="preserve">name it) by making the inferential workflow a composable, manipulable object</w:t>
       </w:r>
       <w:r>
         <w:t xml:space="preserve"> </w:t>
@@ -3706,8 +4997,8 @@
         <w:t xml:space="preserve">learn from and an instructor can verify.</w:t>
       </w:r>
     </w:p>
-    <w:bookmarkEnd w:id="39"/>
-    <w:bookmarkStart w:id="40" w:name="disclosure-statement"/>
+    <w:bookmarkEnd w:id="41"/>
+    <w:bookmarkStart w:id="42" w:name="disclosure-statement"/>
     <w:p>
       <w:pPr>
         <w:pStyle w:val="Heading1"/>
@@ -3727,13 +5018,31 @@
         <w:t xml:space="preserve"> </w:t>
       </w:r>
       <w:r>
-        <w:t xml:space="preserve">AI-based coding assistants (large language models) were used as programming</w:t>
-      </w:r>
-      <w:r>
-        <w:t xml:space="preserve"> </w:t>
-      </w:r>
-      <w:r>
-        <w:t xml:space="preserve">aids during development of the software. All statistical methods and numerical</w:t>
+        <w:t xml:space="preserve">The informal practitioner feedback referenced in this article was solicited as</w:t>
+      </w:r>
+      <w:r>
+        <w:t xml:space="preserve"> </w:t>
+      </w:r>
+      <w:r>
+        <w:t xml:space="preserve">service-improvement input on the tool rather than as human-subjects research;</w:t>
+      </w:r>
+      <w:r>
+        <w:t xml:space="preserve"> </w:t>
+      </w:r>
+      <w:r>
+        <w:t xml:space="preserve">no identifying information was collected, and observations are reported in</w:t>
+      </w:r>
+      <w:r>
+        <w:t xml:space="preserve"> </w:t>
+      </w:r>
+      <w:r>
+        <w:t xml:space="preserve">aggregate, thematic form only. AI-based coding assistants (large language</w:t>
+      </w:r>
+      <w:r>
+        <w:t xml:space="preserve"> </w:t>
+      </w:r>
+      <w:r>
+        <w:t xml:space="preserve">models) were used as programming aids during development of the software. All statistical methods and numerical</w:t>
       </w:r>
       <w:r>
         <w:t xml:space="preserve"> </w:t>
@@ -3773,8 +5082,8 @@
         <w:t xml:space="preserve">manuscript.</w:t>
       </w:r>
     </w:p>
-    <w:bookmarkEnd w:id="40"/>
-    <w:bookmarkStart w:id="55" w:name="references"/>
+    <w:bookmarkEnd w:id="42"/>
+    <w:bookmarkStart w:id="57" w:name="references"/>
     <w:p>
       <w:pPr>
         <w:pStyle w:val="Heading1"/>
@@ -3787,7 +5096,7 @@
       <w:pPr>
         <w:numPr>
           <w:ilvl w:val="0"/>
-          <w:numId w:val="1001"/>
+          <w:numId w:val="1002"/>
         </w:numPr>
       </w:pPr>
       <w:r>
@@ -3809,7 +5118,7 @@
       <w:r>
         <w:t xml:space="preserve"> </w:t>
       </w:r>
-      <w:hyperlink r:id="rId41">
+      <w:hyperlink r:id="rId43">
         <w:r>
           <w:rPr>
             <w:rStyle w:val="Hyperlink"/>
@@ -3822,7 +5131,7 @@
       <w:pPr>
         <w:numPr>
           <w:ilvl w:val="0"/>
-          <w:numId w:val="1001"/>
+          <w:numId w:val="1002"/>
         </w:numPr>
       </w:pPr>
       <w:r>
@@ -3844,7 +5153,7 @@
       <w:r>
         <w:t xml:space="preserve"> </w:t>
       </w:r>
-      <w:hyperlink r:id="rId42">
+      <w:hyperlink r:id="rId44">
         <w:r>
           <w:rPr>
             <w:rStyle w:val="Hyperlink"/>
@@ -3857,7 +5166,7 @@
       <w:pPr>
         <w:numPr>
           <w:ilvl w:val="0"/>
-          <w:numId w:val="1001"/>
+          <w:numId w:val="1002"/>
         </w:numPr>
       </w:pPr>
       <w:r>
@@ -3879,7 +5188,7 @@
       <w:r>
         <w:t xml:space="preserve"> </w:t>
       </w:r>
-      <w:hyperlink r:id="rId43">
+      <w:hyperlink r:id="rId45">
         <w:r>
           <w:rPr>
             <w:rStyle w:val="Hyperlink"/>
@@ -3892,7 +5201,7 @@
       <w:pPr>
         <w:numPr>
           <w:ilvl w:val="0"/>
-          <w:numId w:val="1001"/>
+          <w:numId w:val="1002"/>
         </w:numPr>
       </w:pPr>
       <w:r>
@@ -3914,7 +5223,7 @@
       <w:r>
         <w:t xml:space="preserve"> </w:t>
       </w:r>
-      <w:hyperlink r:id="rId44">
+      <w:hyperlink r:id="rId46">
         <w:r>
           <w:rPr>
             <w:rStyle w:val="Hyperlink"/>
@@ -3927,7 +5236,7 @@
       <w:pPr>
         <w:numPr>
           <w:ilvl w:val="0"/>
-          <w:numId w:val="1001"/>
+          <w:numId w:val="1002"/>
         </w:numPr>
       </w:pPr>
       <w:r>
@@ -3949,7 +5258,7 @@
       <w:r>
         <w:t xml:space="preserve"> </w:t>
       </w:r>
-      <w:hyperlink r:id="rId45">
+      <w:hyperlink r:id="rId47">
         <w:r>
           <w:rPr>
             <w:rStyle w:val="Hyperlink"/>
@@ -3962,7 +5271,7 @@
       <w:pPr>
         <w:numPr>
           <w:ilvl w:val="0"/>
-          <w:numId w:val="1001"/>
+          <w:numId w:val="1002"/>
         </w:numPr>
       </w:pPr>
       <w:r>
@@ -3984,7 +5293,7 @@
       <w:r>
         <w:t xml:space="preserve"> </w:t>
       </w:r>
-      <w:hyperlink r:id="rId46">
+      <w:hyperlink r:id="rId48">
         <w:r>
           <w:rPr>
             <w:rStyle w:val="Hyperlink"/>
@@ -3997,7 +5306,7 @@
       <w:pPr>
         <w:numPr>
           <w:ilvl w:val="0"/>
-          <w:numId w:val="1001"/>
+          <w:numId w:val="1002"/>
         </w:numPr>
       </w:pPr>
       <w:r>
@@ -4019,7 +5328,7 @@
       <w:r>
         <w:t xml:space="preserve"> </w:t>
       </w:r>
-      <w:hyperlink r:id="rId47">
+      <w:hyperlink r:id="rId49">
         <w:r>
           <w:rPr>
             <w:rStyle w:val="Hyperlink"/>
@@ -4032,7 +5341,7 @@
       <w:pPr>
         <w:numPr>
           <w:ilvl w:val="0"/>
-          <w:numId w:val="1001"/>
+          <w:numId w:val="1002"/>
         </w:numPr>
       </w:pPr>
       <w:r>
@@ -4054,7 +5363,7 @@
       <w:r>
         <w:t xml:space="preserve"> </w:t>
       </w:r>
-      <w:hyperlink r:id="rId48">
+      <w:hyperlink r:id="rId50">
         <w:r>
           <w:rPr>
             <w:rStyle w:val="Hyperlink"/>
@@ -4067,7 +5376,7 @@
       <w:pPr>
         <w:numPr>
           <w:ilvl w:val="0"/>
-          <w:numId w:val="1001"/>
+          <w:numId w:val="1002"/>
         </w:numPr>
       </w:pPr>
       <w:r>
@@ -4089,7 +5398,7 @@
       <w:r>
         <w:t xml:space="preserve"> </w:t>
       </w:r>
-      <w:hyperlink r:id="rId49">
+      <w:hyperlink r:id="rId51">
         <w:r>
           <w:rPr>
             <w:rStyle w:val="Hyperlink"/>
@@ -4102,7 +5411,7 @@
       <w:pPr>
         <w:numPr>
           <w:ilvl w:val="0"/>
-          <w:numId w:val="1001"/>
+          <w:numId w:val="1002"/>
         </w:numPr>
       </w:pPr>
       <w:r>
@@ -4126,7 +5435,7 @@
       <w:pPr>
         <w:numPr>
           <w:ilvl w:val="0"/>
-          <w:numId w:val="1001"/>
+          <w:numId w:val="1002"/>
         </w:numPr>
       </w:pPr>
       <w:r>
@@ -4148,7 +5457,7 @@
       <w:r>
         <w:t xml:space="preserve"> </w:t>
       </w:r>
-      <w:hyperlink r:id="rId50">
+      <w:hyperlink r:id="rId52">
         <w:r>
           <w:rPr>
             <w:rStyle w:val="Hyperlink"/>
@@ -4164,7 +5473,7 @@
       <w:pPr>
         <w:numPr>
           <w:ilvl w:val="0"/>
-          <w:numId w:val="1001"/>
+          <w:numId w:val="1002"/>
         </w:numPr>
       </w:pPr>
       <w:r>
@@ -4186,7 +5495,7 @@
       <w:r>
         <w:t xml:space="preserve"> </w:t>
       </w:r>
-      <w:hyperlink r:id="rId51">
+      <w:hyperlink r:id="rId53">
         <w:r>
           <w:rPr>
             <w:rStyle w:val="Hyperlink"/>
@@ -4199,7 +5508,7 @@
       <w:pPr>
         <w:numPr>
           <w:ilvl w:val="0"/>
-          <w:numId w:val="1001"/>
+          <w:numId w:val="1002"/>
         </w:numPr>
       </w:pPr>
       <w:r>
@@ -4223,7 +5532,7 @@
       <w:pPr>
         <w:numPr>
           <w:ilvl w:val="0"/>
-          <w:numId w:val="1001"/>
+          <w:numId w:val="1002"/>
         </w:numPr>
       </w:pPr>
       <w:r>
@@ -4247,7 +5556,7 @@
       <w:pPr>
         <w:numPr>
           <w:ilvl w:val="0"/>
-          <w:numId w:val="1001"/>
+          <w:numId w:val="1002"/>
         </w:numPr>
       </w:pPr>
       <w:r>
@@ -4269,7 +5578,7 @@
       <w:r>
         <w:t xml:space="preserve"> </w:t>
       </w:r>
-      <w:hyperlink r:id="rId52">
+      <w:hyperlink r:id="rId54">
         <w:r>
           <w:rPr>
             <w:rStyle w:val="Hyperlink"/>
@@ -4282,7 +5591,7 @@
       <w:pPr>
         <w:numPr>
           <w:ilvl w:val="0"/>
-          <w:numId w:val="1001"/>
+          <w:numId w:val="1002"/>
         </w:numPr>
       </w:pPr>
       <w:r>
@@ -4304,7 +5613,7 @@
       <w:r>
         <w:t xml:space="preserve"> </w:t>
       </w:r>
-      <w:hyperlink r:id="rId53">
+      <w:hyperlink r:id="rId55">
         <w:r>
           <w:rPr>
             <w:rStyle w:val="Hyperlink"/>
@@ -4317,7 +5626,7 @@
       <w:pPr>
         <w:numPr>
           <w:ilvl w:val="0"/>
-          <w:numId w:val="1001"/>
+          <w:numId w:val="1002"/>
         </w:numPr>
       </w:pPr>
       <w:r>
@@ -4339,7 +5648,7 @@
       <w:r>
         <w:t xml:space="preserve"> </w:t>
       </w:r>
-      <w:hyperlink r:id="rId54">
+      <w:hyperlink r:id="rId56">
         <w:r>
           <w:rPr>
             <w:rStyle w:val="Hyperlink"/>
@@ -4348,7 +5657,7 @@
         </w:r>
       </w:hyperlink>
     </w:p>
-    <w:bookmarkEnd w:id="55"/>
+    <w:bookmarkEnd w:id="57"/>
     <w:sectPr>
       <w:footnotePr>
         <w:numRestart w:val="eachSect"/>
@@ -4459,6 +5768,109 @@
       </w:pPr>
     </w:lvl>
   </w:abstractNum>
+  <w:abstractNum w:abstractNumId="991">
+    <w:nsid w:val="0000A991"/>
+    <w:multiLevelType w:val="multilevel"/>
+    <w:lvl w:ilvl="0">
+      <w:numFmt w:val="bullet"/>
+      <w:lvlText w:val=""/>
+      <w:lvlJc w:val="left"/>
+      <w:pPr>
+        <w:ind w:left="720" w:hanging="360"/>
+      </w:pPr>
+      <w:rPr>
+        <w:rFonts w:ascii="Symbol" w:hAnsi="Symbol" w:cs="Symbol" w:hint="default"/>
+      </w:rPr>
+    </w:lvl>
+    <w:lvl w:ilvl="1">
+      <w:numFmt w:val="bullet"/>
+      <w:lvlText w:val="o"/>
+      <w:lvlJc w:val="left"/>
+      <w:pPr>
+        <w:ind w:left="1440" w:hanging="360"/>
+      </w:pPr>
+      <w:rPr>
+        <w:rFonts w:ascii="Courier New" w:hAnsi="Courier New" w:cs="Courier New" w:hint="default"/>
+      </w:rPr>
+    </w:lvl>
+    <w:lvl w:ilvl="2">
+      <w:numFmt w:val="bullet"/>
+      <w:lvlText w:val=""/>
+      <w:lvlJc w:val="left"/>
+      <w:pPr>
+        <w:ind w:left="2160" w:hanging="360"/>
+      </w:pPr>
+      <w:rPr>
+        <w:rFonts w:ascii="Wingdings" w:hAnsi="Wingdings" w:cs="Wingdings" w:hint="default"/>
+      </w:rPr>
+    </w:lvl>
+    <w:lvl w:ilvl="3">
+      <w:numFmt w:val="bullet"/>
+      <w:lvlText w:val=""/>
+      <w:lvlJc w:val="left"/>
+      <w:pPr>
+        <w:ind w:left="2880" w:hanging="360"/>
+      </w:pPr>
+      <w:rPr>
+        <w:rFonts w:ascii="Symbol" w:hAnsi="Symbol" w:cs="Symbol" w:hint="default"/>
+      </w:rPr>
+    </w:lvl>
+    <w:lvl w:ilvl="4">
+      <w:numFmt w:val="bullet"/>
+      <w:lvlText w:val="o"/>
+      <w:lvlJc w:val="left"/>
+      <w:pPr>
+        <w:ind w:left="3600" w:hanging="360"/>
+      </w:pPr>
+      <w:rPr>
+        <w:rFonts w:ascii="Courier New" w:hAnsi="Courier New" w:cs="Courier New" w:hint="default"/>
+      </w:rPr>
+    </w:lvl>
+    <w:lvl w:ilvl="5">
+      <w:numFmt w:val="bullet"/>
+      <w:lvlText w:val=""/>
+      <w:lvlJc w:val="left"/>
+      <w:pPr>
+        <w:ind w:left="4320" w:hanging="360"/>
+      </w:pPr>
+      <w:rPr>
+        <w:rFonts w:ascii="Wingdings" w:hAnsi="Wingdings" w:cs="Wingdings" w:hint="default"/>
+      </w:rPr>
+    </w:lvl>
+    <w:lvl w:ilvl="6">
+      <w:numFmt w:val="bullet"/>
+      <w:lvlText w:val=""/>
+      <w:lvlJc w:val="left"/>
+      <w:pPr>
+        <w:ind w:left="5040" w:hanging="360"/>
+      </w:pPr>
+      <w:rPr>
+        <w:rFonts w:ascii="Symbol" w:hAnsi="Symbol" w:cs="Symbol" w:hint="default"/>
+      </w:rPr>
+    </w:lvl>
+    <w:lvl w:ilvl="7">
+      <w:numFmt w:val="bullet"/>
+      <w:lvlText w:val="o"/>
+      <w:lvlJc w:val="left"/>
+      <w:pPr>
+        <w:ind w:left="5760" w:hanging="360"/>
+      </w:pPr>
+      <w:rPr>
+        <w:rFonts w:ascii="Courier New" w:hAnsi="Courier New" w:cs="Courier New" w:hint="default"/>
+      </w:rPr>
+    </w:lvl>
+    <w:lvl w:ilvl="8">
+      <w:numFmt w:val="bullet"/>
+      <w:lvlText w:val=""/>
+      <w:lvlJc w:val="left"/>
+      <w:pPr>
+        <w:ind w:left="6480" w:hanging="360"/>
+      </w:pPr>
+      <w:rPr>
+        <w:rFonts w:ascii="Wingdings" w:hAnsi="Wingdings" w:cs="Wingdings" w:hint="default"/>
+      </w:rPr>
+    </w:lvl>
+  </w:abstractNum>
   <w:abstractNum w:abstractNumId="99411">
     <w:nsid w:val="00A99411"/>
     <w:multiLevelType w:val="multilevel"/>
@@ -4548,6 +5960,9 @@
     <w:abstractNumId w:val="990"/>
   </w:num>
   <w:num w:numId="1001">
+    <w:abstractNumId w:val="991"/>
+  </w:num>
+  <w:num w:numId="1002">
     <w:abstractNumId w:val="99411"/>
     <w:lvlOverride w:ilvl="0">
       <w:startOverride w:val="1"/>
